--- a/Editing Your First Super Mario Bros 3 Level in Super Mario All-Stars.docx
+++ b/Editing Your First Super Mario Bros 3 Level in Super Mario All-Stars.docx
@@ -47,7 +47,7 @@
           <w:sz w:val="24"/>
           <w:szCs w:val="24"/>
         </w:rPr>
-        <w:t>By DrAnas</w:t>
+        <w:t>By DrAnas2002</w:t>
       </w:r>
     </w:p>
     <w:p>
@@ -79,20 +79,230 @@
         <w:bidi w:val="0"/>
         <w:jc w:val="left"/>
         <w:rPr>
-          <w:rFonts w:ascii="Arial" w:hAnsi="Arial"/>
-          <w:b w:val="false"/>
-          <w:bCs w:val="false"/>
-          <w:sz w:val="24"/>
-          <w:szCs w:val="24"/>
-        </w:rPr>
-      </w:pPr>
-      <w:r>
-        <w:rPr>
-          <w:rFonts w:ascii="Arial" w:hAnsi="Arial"/>
-          <w:b w:val="false"/>
-          <w:bCs w:val="false"/>
-          <w:sz w:val="24"/>
-          <w:szCs w:val="24"/>
+          <w:rFonts w:ascii="Arial Black" w:hAnsi="Arial Black"/>
+          <w:b w:val="false"/>
+          <w:bCs w:val="false"/>
+          <w:sz w:val="32"/>
+          <w:szCs w:val="32"/>
+          <w:u w:val="single"/>
+        </w:rPr>
+      </w:pPr>
+      <w:r>
+        <w:rPr>
+          <w:rFonts w:ascii="Arial Black" w:hAnsi="Arial Black"/>
+          <w:b w:val="false"/>
+          <w:bCs w:val="false"/>
+          <w:sz w:val="32"/>
+          <w:szCs w:val="32"/>
+          <w:u w:val="single"/>
+        </w:rPr>
+        <w:t>Table of Contents</w:t>
+      </w:r>
+    </w:p>
+    <w:p>
+      <w:pPr>
+        <w:pStyle w:val="Normal"/>
+        <w:bidi w:val="0"/>
+        <w:jc w:val="left"/>
+        <w:rPr>
+          <w:rFonts w:ascii="Arial" w:hAnsi="Arial"/>
+          <w:b/>
+          <w:bCs/>
+          <w:sz w:val="24"/>
+          <w:szCs w:val="24"/>
+          <w:u w:val="single"/>
+        </w:rPr>
+      </w:pPr>
+      <w:r>
+        <w:rPr>
+          <w:rFonts w:ascii="Arial" w:hAnsi="Arial"/>
+          <w:b/>
+          <w:bCs/>
+          <w:sz w:val="24"/>
+          <w:szCs w:val="24"/>
+          <w:u w:val="single"/>
+        </w:rPr>
+        <w:t>1. Introduction</w:t>
+      </w:r>
+    </w:p>
+    <w:p>
+      <w:pPr>
+        <w:pStyle w:val="Normal"/>
+        <w:bidi w:val="0"/>
+        <w:jc w:val="left"/>
+        <w:rPr>
+          <w:rFonts w:ascii="Arial" w:hAnsi="Arial"/>
+          <w:b/>
+          <w:bCs/>
+          <w:sz w:val="24"/>
+          <w:szCs w:val="24"/>
+          <w:u w:val="single"/>
+        </w:rPr>
+      </w:pPr>
+      <w:r>
+        <w:rPr>
+          <w:rFonts w:ascii="Arial" w:hAnsi="Arial"/>
+          <w:b/>
+          <w:bCs/>
+          <w:sz w:val="24"/>
+          <w:szCs w:val="24"/>
+          <w:u w:val="single"/>
+        </w:rPr>
+        <w:t>2. Tools Required</w:t>
+      </w:r>
+    </w:p>
+    <w:p>
+      <w:pPr>
+        <w:pStyle w:val="Normal"/>
+        <w:bidi w:val="0"/>
+        <w:jc w:val="left"/>
+        <w:rPr>
+          <w:rFonts w:ascii="Arial" w:hAnsi="Arial"/>
+          <w:b/>
+          <w:bCs/>
+          <w:sz w:val="24"/>
+          <w:szCs w:val="24"/>
+          <w:u w:val="single"/>
+        </w:rPr>
+      </w:pPr>
+      <w:r>
+        <w:rPr>
+          <w:rFonts w:ascii="Arial" w:hAnsi="Arial"/>
+          <w:b/>
+          <w:bCs/>
+          <w:sz w:val="24"/>
+          <w:szCs w:val="24"/>
+          <w:u w:val="single"/>
+        </w:rPr>
+        <w:t>3. Preparing Your Standalone SMAS SMB3 ROM</w:t>
+      </w:r>
+    </w:p>
+    <w:p>
+      <w:pPr>
+        <w:pStyle w:val="Normal"/>
+        <w:bidi w:val="0"/>
+        <w:jc w:val="left"/>
+        <w:rPr>
+          <w:rFonts w:ascii="Arial" w:hAnsi="Arial"/>
+          <w:b/>
+          <w:bCs/>
+          <w:sz w:val="24"/>
+          <w:szCs w:val="24"/>
+          <w:u w:val="single"/>
+        </w:rPr>
+      </w:pPr>
+      <w:r>
+        <w:rPr>
+          <w:rFonts w:ascii="Arial" w:hAnsi="Arial"/>
+          <w:b/>
+          <w:bCs/>
+          <w:sz w:val="24"/>
+          <w:szCs w:val="24"/>
+          <w:u w:val="single"/>
+        </w:rPr>
+        <w:t>4. Editing Your NES SMB3 Level</w:t>
+      </w:r>
+    </w:p>
+    <w:p>
+      <w:pPr>
+        <w:pStyle w:val="Normal"/>
+        <w:bidi w:val="0"/>
+        <w:jc w:val="left"/>
+        <w:rPr>
+          <w:rFonts w:ascii="Arial" w:hAnsi="Arial"/>
+          <w:b/>
+          <w:bCs/>
+          <w:sz w:val="24"/>
+          <w:szCs w:val="24"/>
+          <w:u w:val="single"/>
+        </w:rPr>
+      </w:pPr>
+      <w:r>
+        <w:rPr>
+          <w:rFonts w:ascii="Arial" w:hAnsi="Arial"/>
+          <w:b/>
+          <w:bCs/>
+          <w:sz w:val="24"/>
+          <w:szCs w:val="24"/>
+          <w:u w:val="single"/>
+        </w:rPr>
+        <w:t>5. The SMAS Fun Begins</w:t>
+      </w:r>
+    </w:p>
+    <w:p>
+      <w:pPr>
+        <w:pStyle w:val="Normal"/>
+        <w:bidi w:val="0"/>
+        <w:jc w:val="left"/>
+        <w:rPr>
+          <w:rFonts w:ascii="Arial" w:hAnsi="Arial"/>
+          <w:b/>
+          <w:bCs/>
+          <w:sz w:val="24"/>
+          <w:szCs w:val="24"/>
+          <w:u w:val="single"/>
+        </w:rPr>
+      </w:pPr>
+      <w:r>
+        <w:rPr>
+          <w:rFonts w:ascii="Arial" w:hAnsi="Arial"/>
+          <w:b/>
+          <w:bCs/>
+          <w:sz w:val="24"/>
+          <w:szCs w:val="24"/>
+          <w:u w:val="single"/>
+        </w:rPr>
+        <w:t>6. The Level Header</w:t>
+      </w:r>
+    </w:p>
+    <w:p>
+      <w:pPr>
+        <w:pStyle w:val="Normal"/>
+        <w:bidi w:val="0"/>
+        <w:jc w:val="left"/>
+        <w:rPr>
+          <w:rFonts w:ascii="Arial" w:hAnsi="Arial"/>
+          <w:b/>
+          <w:bCs/>
+          <w:sz w:val="24"/>
+          <w:szCs w:val="24"/>
+          <w:u w:val="single"/>
+        </w:rPr>
+      </w:pPr>
+      <w:r>
+        <w:rPr>
+          <w:rFonts w:ascii="Arial" w:hAnsi="Arial"/>
+          <w:b/>
+          <w:bCs/>
+          <w:sz w:val="24"/>
+          <w:szCs w:val="24"/>
+          <w:u w:val="single"/>
+        </w:rPr>
+        <w:t>7. To Be Continued…</w:t>
+      </w:r>
+    </w:p>
+    <w:p>
+      <w:pPr>
+        <w:pStyle w:val="Normal"/>
+        <w:bidi w:val="0"/>
+        <w:jc w:val="left"/>
+        <w:rPr>
+          <w:rFonts w:ascii="Arial" w:hAnsi="Arial"/>
+          <w:b/>
+          <w:bCs/>
+          <w:sz w:val="24"/>
+          <w:szCs w:val="24"/>
+          <w:u w:val="single"/>
+        </w:rPr>
+      </w:pPr>
+      <w:r>
+        <w:rPr>
+          <w:rFonts w:ascii="Arial" w:hAnsi="Arial"/>
+          <w:b/>
+          <w:bCs/>
+          <w:sz w:val="24"/>
+          <w:szCs w:val="24"/>
+          <w:u w:val="single"/>
         </w:rPr>
       </w:r>
     </w:p>
@@ -278,9 +488,137 @@
         <w:br/>
         <w:br/>
         <w:t>Unfortunately, despite all of these efforts, there’s no direct editor for SMAS SMB3 in the slightest! So far, virtually all of the levels &amp; hacks that you can see on the internet were painstakingly hex-edited, and normally this would put many beginners off because of how much data must be manually tracked down within the static ROM, but where there’s a will, there’s a way, and right now, it’ll become far easier than before! Until a new editor surfaces out of the horizon, these are the tools we will need to efficiently edit your levels…</w:t>
-        <w:br/>
-        <w:br/>
-      </w:r>
+      </w:r>
+    </w:p>
+    <w:p>
+      <w:pPr>
+        <w:pStyle w:val="Normal"/>
+        <w:bidi w:val="0"/>
+        <w:jc w:val="left"/>
+        <w:rPr>
+          <w:rFonts w:ascii="Arial" w:hAnsi="Arial"/>
+        </w:rPr>
+      </w:pPr>
+      <w:r>
+        <w:rPr>
+          <w:rFonts w:ascii="Arial" w:hAnsi="Arial"/>
+        </w:rPr>
+      </w:r>
+    </w:p>
+    <w:p>
+      <w:pPr>
+        <w:pStyle w:val="Normal"/>
+        <w:bidi w:val="0"/>
+        <w:jc w:val="left"/>
+        <w:rPr>
+          <w:rFonts w:ascii="Arial" w:hAnsi="Arial"/>
+        </w:rPr>
+      </w:pPr>
+      <w:r>
+        <w:rPr>
+          <w:rFonts w:ascii="Arial" w:hAnsi="Arial"/>
+        </w:rPr>
+      </w:r>
+    </w:p>
+    <w:p>
+      <w:pPr>
+        <w:pStyle w:val="Normal"/>
+        <w:bidi w:val="0"/>
+        <w:jc w:val="left"/>
+        <w:rPr>
+          <w:rFonts w:ascii="Arial" w:hAnsi="Arial"/>
+        </w:rPr>
+      </w:pPr>
+      <w:r>
+        <w:rPr>
+          <w:rFonts w:ascii="Arial" w:hAnsi="Arial"/>
+        </w:rPr>
+      </w:r>
+    </w:p>
+    <w:p>
+      <w:pPr>
+        <w:pStyle w:val="Normal"/>
+        <w:bidi w:val="0"/>
+        <w:jc w:val="left"/>
+        <w:rPr>
+          <w:rFonts w:ascii="Arial" w:hAnsi="Arial"/>
+        </w:rPr>
+      </w:pPr>
+      <w:r>
+        <w:rPr>
+          <w:rFonts w:ascii="Arial" w:hAnsi="Arial"/>
+        </w:rPr>
+      </w:r>
+    </w:p>
+    <w:p>
+      <w:pPr>
+        <w:pStyle w:val="Normal"/>
+        <w:bidi w:val="0"/>
+        <w:jc w:val="left"/>
+        <w:rPr>
+          <w:rFonts w:ascii="Arial" w:hAnsi="Arial"/>
+        </w:rPr>
+      </w:pPr>
+      <w:r>
+        <w:rPr>
+          <w:rFonts w:ascii="Arial" w:hAnsi="Arial"/>
+        </w:rPr>
+      </w:r>
+    </w:p>
+    <w:p>
+      <w:pPr>
+        <w:pStyle w:val="Normal"/>
+        <w:bidi w:val="0"/>
+        <w:jc w:val="left"/>
+        <w:rPr>
+          <w:rFonts w:ascii="Arial" w:hAnsi="Arial"/>
+        </w:rPr>
+      </w:pPr>
+      <w:r>
+        <w:rPr>
+          <w:rFonts w:ascii="Arial" w:hAnsi="Arial"/>
+        </w:rPr>
+      </w:r>
+    </w:p>
+    <w:p>
+      <w:pPr>
+        <w:pStyle w:val="Normal"/>
+        <w:bidi w:val="0"/>
+        <w:jc w:val="left"/>
+        <w:rPr>
+          <w:rFonts w:ascii="Arial" w:hAnsi="Arial"/>
+        </w:rPr>
+      </w:pPr>
+      <w:r>
+        <w:rPr>
+          <w:rFonts w:ascii="Arial" w:hAnsi="Arial"/>
+        </w:rPr>
+      </w:r>
+    </w:p>
+    <w:p>
+      <w:pPr>
+        <w:pStyle w:val="Normal"/>
+        <w:bidi w:val="0"/>
+        <w:jc w:val="left"/>
+        <w:rPr>
+          <w:rFonts w:ascii="Arial" w:hAnsi="Arial"/>
+        </w:rPr>
+      </w:pPr>
+      <w:r>
+        <w:rPr>
+          <w:rFonts w:ascii="Arial" w:hAnsi="Arial"/>
+        </w:rPr>
+      </w:r>
+    </w:p>
+    <w:p>
+      <w:pPr>
+        <w:pStyle w:val="Normal"/>
+        <w:bidi w:val="0"/>
+        <w:jc w:val="left"/>
+        <w:rPr>
+          <w:rFonts w:ascii="Arial" w:hAnsi="Arial"/>
+        </w:rPr>
+      </w:pPr>
       <w:r>
         <w:rPr>
           <w:rFonts w:ascii="Arial Black" w:hAnsi="Arial Black"/>
@@ -606,139 +944,6 @@
         <w:bidi w:val="0"/>
         <w:jc w:val="left"/>
         <w:rPr>
-          <w:rFonts w:ascii="Arial" w:hAnsi="Arial"/>
-          <w:b w:val="false"/>
-          <w:bCs w:val="false"/>
-          <w:i w:val="false"/>
-          <w:iCs w:val="false"/>
-          <w:sz w:val="24"/>
-          <w:szCs w:val="24"/>
-          <w:u w:val="none"/>
-        </w:rPr>
-      </w:pPr>
-      <w:r>
-        <w:rPr>
-          <w:rFonts w:ascii="Arial" w:hAnsi="Arial"/>
-          <w:b w:val="false"/>
-          <w:bCs w:val="false"/>
-          <w:i w:val="false"/>
-          <w:iCs w:val="false"/>
-          <w:sz w:val="24"/>
-          <w:szCs w:val="24"/>
-          <w:u w:val="none"/>
-        </w:rPr>
-      </w:r>
-    </w:p>
-    <w:p>
-      <w:pPr>
-        <w:pStyle w:val="Normal"/>
-        <w:bidi w:val="0"/>
-        <w:jc w:val="left"/>
-        <w:rPr>
-          <w:rFonts w:ascii="Arial" w:hAnsi="Arial"/>
-          <w:b w:val="false"/>
-          <w:bCs w:val="false"/>
-          <w:sz w:val="24"/>
-          <w:szCs w:val="24"/>
-          <w:u w:val="none"/>
-        </w:rPr>
-      </w:pPr>
-      <w:r>
-        <w:rPr>
-          <w:rFonts w:ascii="Arial" w:hAnsi="Arial"/>
-          <w:b w:val="false"/>
-          <w:bCs w:val="false"/>
-          <w:sz w:val="24"/>
-          <w:szCs w:val="24"/>
-          <w:u w:val="none"/>
-        </w:rPr>
-      </w:r>
-    </w:p>
-    <w:p>
-      <w:pPr>
-        <w:pStyle w:val="Normal"/>
-        <w:bidi w:val="0"/>
-        <w:jc w:val="left"/>
-        <w:rPr>
-          <w:rFonts w:ascii="Arial" w:hAnsi="Arial"/>
-          <w:b w:val="false"/>
-          <w:bCs w:val="false"/>
-          <w:sz w:val="24"/>
-          <w:szCs w:val="24"/>
-          <w:u w:val="none"/>
-        </w:rPr>
-      </w:pPr>
-      <w:r>
-        <w:rPr>
-          <w:rFonts w:ascii="Arial" w:hAnsi="Arial"/>
-          <w:b w:val="false"/>
-          <w:bCs w:val="false"/>
-          <w:sz w:val="24"/>
-          <w:szCs w:val="24"/>
-          <w:u w:val="none"/>
-        </w:rPr>
-      </w:r>
-    </w:p>
-    <w:p>
-      <w:pPr>
-        <w:pStyle w:val="Normal"/>
-        <w:bidi w:val="0"/>
-        <w:jc w:val="left"/>
-        <w:rPr>
-          <w:rFonts w:ascii="Arial" w:hAnsi="Arial"/>
-          <w:b w:val="false"/>
-          <w:bCs w:val="false"/>
-          <w:i w:val="false"/>
-          <w:iCs w:val="false"/>
-          <w:sz w:val="24"/>
-          <w:szCs w:val="24"/>
-          <w:u w:val="none"/>
-        </w:rPr>
-      </w:pPr>
-      <w:r>
-        <w:rPr>
-          <w:rFonts w:ascii="Arial" w:hAnsi="Arial"/>
-          <w:b w:val="false"/>
-          <w:bCs w:val="false"/>
-          <w:i w:val="false"/>
-          <w:iCs w:val="false"/>
-          <w:sz w:val="24"/>
-          <w:szCs w:val="24"/>
-          <w:u w:val="none"/>
-        </w:rPr>
-      </w:r>
-    </w:p>
-    <w:p>
-      <w:pPr>
-        <w:pStyle w:val="Normal"/>
-        <w:bidi w:val="0"/>
-        <w:jc w:val="left"/>
-        <w:rPr>
-          <w:rFonts w:ascii="Arial" w:hAnsi="Arial"/>
-          <w:b w:val="false"/>
-          <w:bCs w:val="false"/>
-          <w:sz w:val="24"/>
-          <w:szCs w:val="24"/>
-          <w:u w:val="none"/>
-        </w:rPr>
-      </w:pPr>
-      <w:r>
-        <w:rPr>
-          <w:rFonts w:ascii="Arial" w:hAnsi="Arial"/>
-          <w:b w:val="false"/>
-          <w:bCs w:val="false"/>
-          <w:sz w:val="24"/>
-          <w:szCs w:val="24"/>
-          <w:u w:val="none"/>
-        </w:rPr>
-      </w:r>
-    </w:p>
-    <w:p>
-      <w:pPr>
-        <w:pStyle w:val="Normal"/>
-        <w:bidi w:val="0"/>
-        <w:jc w:val="left"/>
-        <w:rPr>
           <w:rFonts w:ascii="Arial Black" w:hAnsi="Arial Black"/>
           <w:b/>
           <w:bCs/>
@@ -760,43 +965,52 @@
           <w:szCs w:val="32"/>
           <w:u w:val="single"/>
         </w:rPr>
-      </w:r>
-    </w:p>
-    <w:p>
-      <w:pPr>
-        <w:pStyle w:val="Normal"/>
-        <w:bidi w:val="0"/>
-        <w:jc w:val="left"/>
-        <w:rPr>
-          <w:rFonts w:ascii="Arial Black" w:hAnsi="Arial Black"/>
-          <w:b/>
-          <w:bCs/>
+        <w:t>3. Preparing Your Standalone SMAS SMB3 ROM</w:t>
+      </w:r>
+    </w:p>
+    <w:p>
+      <w:pPr>
+        <w:pStyle w:val="Normal"/>
+        <w:bidi w:val="0"/>
+        <w:jc w:val="left"/>
+        <w:rPr>
+          <w:rFonts w:ascii="Arial" w:hAnsi="Arial"/>
+          <w:b w:val="false"/>
+          <w:bCs w:val="false"/>
           <w:i w:val="false"/>
           <w:iCs w:val="false"/>
-          <w:sz w:val="32"/>
-          <w:szCs w:val="32"/>
-          <w:u w:val="single"/>
-        </w:rPr>
-      </w:pPr>
-      <w:r>
-        <w:rPr>
-          <w:rFonts w:ascii="Arial Black" w:hAnsi="Arial Black"/>
-          <w:b/>
-          <w:bCs/>
+          <w:sz w:val="24"/>
+          <w:szCs w:val="24"/>
+          <w:u w:val="none"/>
+        </w:rPr>
+      </w:pPr>
+      <w:r>
+        <w:rPr>
+          <w:rFonts w:ascii="Arial" w:hAnsi="Arial"/>
+          <w:b w:val="false"/>
+          <w:bCs w:val="false"/>
           <w:i w:val="false"/>
           <w:iCs w:val="false"/>
-          <w:sz w:val="32"/>
-          <w:szCs w:val="32"/>
-          <w:u w:val="single"/>
-        </w:rPr>
-        <w:t>3. Preparing Your Standalone SMAS SMB3 ROM</w:t>
-      </w:r>
-    </w:p>
-    <w:p>
-      <w:pPr>
-        <w:pStyle w:val="Normal"/>
-        <w:bidi w:val="0"/>
-        <w:jc w:val="left"/>
+          <w:sz w:val="24"/>
+          <w:szCs w:val="24"/>
+          <w:u w:val="none"/>
+        </w:rPr>
+        <w:t xml:space="preserve">Did you know that thanks to YF’s disassembly, you can compile a </w:t>
+      </w:r>
+      <w:r>
+        <w:rPr>
+          <w:rFonts w:ascii="Arial" w:hAnsi="Arial"/>
+          <w:b w:val="false"/>
+          <w:bCs w:val="false"/>
+          <w:i/>
+          <w:iCs/>
+          <w:sz w:val="24"/>
+          <w:szCs w:val="24"/>
+          <w:u w:val="none"/>
+        </w:rPr>
+        <w:t>standalone</w:t>
+      </w:r>
+      <w:r>
         <w:rPr>
           <w:rFonts w:ascii="Arial" w:hAnsi="Arial"/>
           <w:b w:val="false"/>
@@ -807,8 +1021,14 @@
           <w:szCs w:val="24"/>
           <w:u w:val="none"/>
         </w:rPr>
-      </w:pPr>
-      <w:r>
+        <w:t xml:space="preserve"> SMAS SMB3 ROM from scratch? This is excellent, especially since most of you might only care about hacking SMB3 and not the other games. Here’s the steps…</w:t>
+      </w:r>
+    </w:p>
+    <w:p>
+      <w:pPr>
+        <w:pStyle w:val="Normal"/>
+        <w:bidi w:val="0"/>
+        <w:jc w:val="left"/>
         <w:rPr>
           <w:rFonts w:ascii="Arial" w:hAnsi="Arial"/>
           <w:b w:val="false"/>
@@ -819,21 +1039,7 @@
           <w:szCs w:val="24"/>
           <w:u w:val="none"/>
         </w:rPr>
-        <w:t xml:space="preserve">Did you know that thanks to YF’s disassembly, you can compile a </w:t>
-      </w:r>
-      <w:r>
-        <w:rPr>
-          <w:rFonts w:ascii="Arial" w:hAnsi="Arial"/>
-          <w:b w:val="false"/>
-          <w:bCs w:val="false"/>
-          <w:i/>
-          <w:iCs/>
-          <w:sz w:val="24"/>
-          <w:szCs w:val="24"/>
-          <w:u w:val="none"/>
-        </w:rPr>
-        <w:t>standalone</w:t>
-      </w:r>
+      </w:pPr>
       <w:r>
         <w:rPr>
           <w:rFonts w:ascii="Arial" w:hAnsi="Arial"/>
@@ -845,25 +1051,28 @@
           <w:szCs w:val="24"/>
           <w:u w:val="none"/>
         </w:rPr>
-        <w:t xml:space="preserve"> SMAS SMB3 ROM from scratch? This is excellent, especially since most of you might only care about hacking SMB3 and not the other games. Here’s the steps…</w:t>
-      </w:r>
-    </w:p>
-    <w:p>
-      <w:pPr>
-        <w:pStyle w:val="Normal"/>
-        <w:bidi w:val="0"/>
-        <w:jc w:val="left"/>
-        <w:rPr>
-          <w:rFonts w:ascii="Arial" w:hAnsi="Arial"/>
-          <w:b w:val="false"/>
-          <w:bCs w:val="false"/>
+      </w:r>
+    </w:p>
+    <w:p>
+      <w:pPr>
+        <w:pStyle w:val="Normal"/>
+        <w:bidi w:val="0"/>
+        <w:jc w:val="left"/>
+        <w:rPr/>
+      </w:pPr>
+      <w:r>
+        <w:rPr>
+          <w:rFonts w:ascii="Arial" w:hAnsi="Arial"/>
+          <w:b/>
+          <w:bCs/>
           <w:i w:val="false"/>
           <w:iCs w:val="false"/>
           <w:sz w:val="24"/>
           <w:szCs w:val="24"/>
           <w:u w:val="none"/>
         </w:rPr>
-      </w:pPr>
+        <w:t>1.</w:t>
+      </w:r>
       <w:r>
         <w:rPr>
           <w:rFonts w:ascii="Arial" w:hAnsi="Arial"/>
@@ -875,15 +1084,28 @@
           <w:szCs w:val="24"/>
           <w:u w:val="none"/>
         </w:rPr>
-      </w:r>
-    </w:p>
-    <w:p>
-      <w:pPr>
-        <w:pStyle w:val="Normal"/>
-        <w:bidi w:val="0"/>
-        <w:jc w:val="left"/>
-        <w:rPr/>
-      </w:pPr>
+        <w:t xml:space="preserve"> </w:t>
+      </w:r>
+      <w:r>
+        <w:rPr>
+          <w:rFonts w:ascii="Arial" w:hAnsi="Arial"/>
+        </w:rPr>
+        <w:t xml:space="preserve">First, download my fork &amp; drag the whole </w:t>
+      </w:r>
+      <w:r>
+        <w:rPr>
+          <w:rFonts w:ascii="Arial" w:hAnsi="Arial"/>
+          <w:b/>
+          <w:bCs/>
+        </w:rPr>
+        <w:t>'SMW-SMAS-SMASW-Disassembly-main'</w:t>
+      </w:r>
+      <w:r>
+        <w:rPr>
+          <w:rFonts w:ascii="Arial" w:hAnsi="Arial"/>
+        </w:rPr>
+        <w:t xml:space="preserve"> folder somewhere you like.</w:t>
+      </w:r>
       <w:r>
         <w:rPr>
           <w:rFonts w:ascii="Arial" w:hAnsi="Arial"/>
@@ -895,49 +1117,29 @@
           <w:szCs w:val="24"/>
           <w:u w:val="none"/>
         </w:rPr>
-        <w:t xml:space="preserve">1. </w:t>
-      </w:r>
-      <w:r>
-        <w:rPr>
-          <w:rFonts w:ascii="Arial" w:hAnsi="Arial"/>
-        </w:rPr>
-        <w:t xml:space="preserve">First, download my fork &amp; drag the whole </w:t>
-      </w:r>
-      <w:r>
-        <w:rPr>
-          <w:rFonts w:ascii="Arial" w:hAnsi="Arial"/>
-          <w:b/>
-          <w:bCs/>
-        </w:rPr>
-        <w:t>'SMW-SMAS-SMASW-Disassembly-main'</w:t>
-      </w:r>
-      <w:r>
-        <w:rPr>
-          <w:rFonts w:ascii="Arial" w:hAnsi="Arial"/>
-        </w:rPr>
-        <w:t xml:space="preserve"> folder somewhere you like.</w:t>
-      </w:r>
-      <w:r>
-        <w:rPr>
-          <w:rFonts w:ascii="Arial" w:hAnsi="Arial"/>
-          <w:b w:val="false"/>
-          <w:bCs w:val="false"/>
+        <w:t xml:space="preserve"> </w:t>
+      </w:r>
+    </w:p>
+    <w:p>
+      <w:pPr>
+        <w:pStyle w:val="Normal"/>
+        <w:bidi w:val="0"/>
+        <w:jc w:val="left"/>
+        <w:rPr/>
+      </w:pPr>
+      <w:r>
+        <w:rPr>
+          <w:rFonts w:ascii="Arial" w:hAnsi="Arial"/>
+          <w:b/>
+          <w:bCs/>
           <w:i w:val="false"/>
           <w:iCs w:val="false"/>
           <w:sz w:val="24"/>
           <w:szCs w:val="24"/>
           <w:u w:val="none"/>
         </w:rPr>
-        <w:t xml:space="preserve"> </w:t>
-      </w:r>
-    </w:p>
-    <w:p>
-      <w:pPr>
-        <w:pStyle w:val="Normal"/>
-        <w:bidi w:val="0"/>
-        <w:jc w:val="left"/>
-        <w:rPr/>
-      </w:pPr>
+        <w:t>2.</w:t>
+      </w:r>
       <w:r>
         <w:rPr>
           <w:rFonts w:ascii="Arial" w:hAnsi="Arial"/>
@@ -949,7 +1151,7 @@
           <w:szCs w:val="24"/>
           <w:u w:val="none"/>
         </w:rPr>
-        <w:t>2. R</w:t>
+        <w:t xml:space="preserve"> R</w:t>
       </w:r>
       <w:r>
         <w:rPr>
@@ -996,16 +1198,10 @@
       <w:r>
         <w:rPr>
           <w:rFonts w:ascii="Arial" w:hAnsi="Arial"/>
-        </w:rPr>
-        <w:t xml:space="preserve">3. </w:t>
-      </w:r>
-      <w:r>
-        <w:rPr>
-          <w:rFonts w:ascii="Arial" w:hAnsi="Arial"/>
-          <w:b/>
-          <w:bCs/>
-        </w:rPr>
-        <w:t>Skip to step 4 if you’re on Windows!</w:t>
+          <w:b/>
+          <w:bCs/>
+        </w:rPr>
+        <w:t>3. Skip to step 4 if you’re on Windows!</w:t>
       </w:r>
       <w:r>
         <w:rPr>
@@ -1066,8 +1262,16 @@
       <w:r>
         <w:rPr>
           <w:rFonts w:ascii="Arial" w:hAnsi="Arial"/>
-        </w:rPr>
-        <w:t xml:space="preserve">4. To extract the ROM’s assets, while in </w:t>
+          <w:b/>
+          <w:bCs/>
+        </w:rPr>
+        <w:t>4.</w:t>
+      </w:r>
+      <w:r>
+        <w:rPr>
+          <w:rFonts w:ascii="Arial" w:hAnsi="Arial"/>
+        </w:rPr>
+        <w:t xml:space="preserve"> To extract the ROM’s assets, while in </w:t>
       </w:r>
       <w:r>
         <w:rPr>
@@ -1124,8 +1328,16 @@
       <w:r>
         <w:rPr>
           <w:rFonts w:ascii="Arial" w:hAnsi="Arial"/>
-        </w:rPr>
-        <w:t xml:space="preserve">5. You’ll be prompted to select what type of ROM your SMAS+W ROM is, and since it’s American, select the </w:t>
+          <w:b/>
+          <w:bCs/>
+        </w:rPr>
+        <w:t>5.</w:t>
+      </w:r>
+      <w:r>
+        <w:rPr>
+          <w:rFonts w:ascii="Arial" w:hAnsi="Arial"/>
+        </w:rPr>
+        <w:t xml:space="preserve"> You’ll be prompted to select what type of ROM your SMAS+W ROM is, and since it’s American, select the </w:t>
       </w:r>
       <w:r>
         <w:rPr>
@@ -1140,21 +1352,6 @@
           <w:rFonts w:ascii="Arial" w:hAnsi="Arial"/>
         </w:rPr>
         <w:t xml:space="preserve"> option. All of the game’s assets will now be extracted in their respective places!</w:t>
-      </w:r>
-    </w:p>
-    <w:p>
-      <w:pPr>
-        <w:pStyle w:val="Normal"/>
-        <w:bidi w:val="0"/>
-        <w:jc w:val="left"/>
-        <w:rPr>
-          <w:rFonts w:ascii="Arial" w:hAnsi="Arial"/>
-        </w:rPr>
-      </w:pPr>
-      <w:r>
-        <w:rPr>
-          <w:rFonts w:ascii="Arial" w:hAnsi="Arial"/>
-        </w:rPr>
       </w:r>
     </w:p>
     <w:p>
@@ -1174,9 +1371,9 @@
               <wp:align>center</wp:align>
             </wp:positionH>
             <wp:positionV relativeFrom="paragraph">
-              <wp:posOffset>635</wp:posOffset>
+              <wp:posOffset>73025</wp:posOffset>
             </wp:positionV>
-            <wp:extent cx="6332220" cy="652780"/>
+            <wp:extent cx="6336665" cy="648970"/>
             <wp:effectExtent l="0" t="0" r="0" b="0"/>
             <wp:wrapSquare wrapText="largest"/>
             <wp:docPr id="1" name="Image1"/>
@@ -1201,7 +1398,7 @@
                   <pic:spPr bwMode="auto">
                     <a:xfrm>
                       <a:off x="0" y="0"/>
-                      <a:ext cx="6332220" cy="652780"/>
+                      <a:ext cx="6336665" cy="648970"/>
                     </a:xfrm>
                     <a:prstGeom prst="rect">
                       <a:avLst/>
@@ -1241,50 +1438,81 @@
     </w:p>
     <w:p>
       <w:pPr>
-        <w:pStyle w:val="BodyText"/>
-        <w:rPr>
-          <w:rFonts w:ascii="Arial" w:hAnsi="Arial"/>
-        </w:rPr>
-      </w:pPr>
-      <w:r>
-        <w:rPr>
-          <w:rFonts w:ascii="Arial" w:hAnsi="Arial"/>
-        </w:rPr>
-        <w:t xml:space="preserve">6. Now go to </w:t>
-      </w:r>
-      <w:r>
-        <w:rPr>
-          <w:rFonts w:ascii="Arial" w:hAnsi="Arial"/>
-          <w:b/>
-          <w:bCs/>
-        </w:rPr>
-        <w:t>‘SMB3/RomMap/ROM_Map_SMB3_U.asm’</w:t>
-      </w:r>
-      <w:r>
-        <w:rPr>
-          <w:rFonts w:ascii="Arial" w:hAnsi="Arial"/>
-          <w:b w:val="false"/>
-          <w:bCs w:val="false"/>
-        </w:rPr>
-        <w:t xml:space="preserve"> and</w:t>
-      </w:r>
-      <w:r>
-        <w:rPr>
-          <w:rFonts w:ascii="Arial" w:hAnsi="Arial"/>
-        </w:rPr>
-        <w:t xml:space="preserve"> set a particular define named </w:t>
-      </w:r>
-      <w:r>
-        <w:rPr>
-          <w:rFonts w:ascii="Arial" w:hAnsi="Arial"/>
-          <w:b/>
-          <w:bCs/>
+        <w:pStyle w:val="Normal"/>
+        <w:bidi w:val="0"/>
+        <w:jc w:val="left"/>
+        <w:rPr>
+          <w:rFonts w:ascii="Arial" w:hAnsi="Arial"/>
+          <w:b/>
+          <w:bCs/>
+          <w:i w:val="false"/>
+          <w:iCs w:val="false"/>
+          <w:color w:val="000000"/>
+        </w:rPr>
+      </w:pPr>
+      <w:r>
+        <w:rPr>
+          <w:rFonts w:ascii="Arial" w:hAnsi="Arial"/>
+          <w:b/>
+          <w:bCs/>
+          <w:i w:val="false"/>
+          <w:iCs w:val="false"/>
+          <w:color w:val="000000"/>
+        </w:rPr>
+        <w:t>6.</w:t>
+      </w:r>
+      <w:r>
+        <w:rPr>
+          <w:rFonts w:ascii="Arial" w:hAnsi="Arial"/>
+          <w:b w:val="false"/>
+          <w:bCs w:val="false"/>
+          <w:i w:val="false"/>
+          <w:iCs w:val="false"/>
+          <w:color w:val="000000"/>
+        </w:rPr>
+        <w:t xml:space="preserve"> Now go to</w:t>
+      </w:r>
+      <w:r>
+        <w:rPr>
+          <w:rFonts w:ascii="Arial" w:hAnsi="Arial"/>
+          <w:b/>
+          <w:bCs/>
+          <w:i w:val="false"/>
+          <w:iCs w:val="false"/>
+          <w:color w:val="000000"/>
+        </w:rPr>
+        <w:t xml:space="preserve"> ‘SMB3/RomMap/ROM_Map_SMB3_U.asm’</w:t>
+      </w:r>
+      <w:r>
+        <w:rPr>
+          <w:rFonts w:ascii="Arial" w:hAnsi="Arial"/>
+          <w:b w:val="false"/>
+          <w:bCs w:val="false"/>
+          <w:i w:val="false"/>
+          <w:iCs w:val="false"/>
+          <w:color w:val="000000"/>
+        </w:rPr>
+        <w:t xml:space="preserve"> and set a particular define named </w:t>
+      </w:r>
+      <w:r>
+        <w:rPr>
+          <w:rFonts w:ascii="Arial" w:hAnsi="Arial"/>
+          <w:b/>
+          <w:bCs/>
+          <w:i w:val="false"/>
+          <w:iCs w:val="false"/>
+          <w:color w:val="000000"/>
         </w:rPr>
         <w:t>‘!Define_Global_IgnoreOriginalFreespace’</w:t>
       </w:r>
       <w:r>
         <w:rPr>
           <w:rFonts w:ascii="Arial" w:hAnsi="Arial"/>
+          <w:b w:val="false"/>
+          <w:bCs w:val="false"/>
+          <w:i w:val="false"/>
+          <w:iCs w:val="false"/>
+          <w:color w:val="000000"/>
         </w:rPr>
         <w:t xml:space="preserve"> to </w:t>
       </w:r>
@@ -1293,16 +1521,22 @@
           <w:rFonts w:ascii="Arial" w:hAnsi="Arial"/>
           <w:b/>
           <w:bCs/>
-        </w:rPr>
-        <w:t>‘!TRUE’</w:t>
-      </w:r>
-      <w:r>
-        <w:rPr>
-          <w:rFonts w:ascii="Arial" w:hAnsi="Arial"/>
-          <w:b w:val="false"/>
-          <w:bCs w:val="false"/>
-        </w:rPr>
-        <w:t xml:space="preserve">. Otherwise, if your level data is even </w:t>
+          <w:i w:val="false"/>
+          <w:iCs w:val="false"/>
+          <w:color w:val="000000"/>
+        </w:rPr>
+        <w:t xml:space="preserve">‘!TRUE’. </w:t>
+      </w:r>
+      <w:r>
+        <w:rPr>
+          <w:rFonts w:ascii="Arial" w:hAnsi="Arial"/>
+          <w:b w:val="false"/>
+          <w:bCs w:val="false"/>
+          <w:i w:val="false"/>
+          <w:iCs w:val="false"/>
+          <w:color w:val="000000"/>
+        </w:rPr>
+        <w:t xml:space="preserve">Otherwise, if your level data is even </w:t>
       </w:r>
       <w:r>
         <w:rPr>
@@ -1311,6 +1545,7 @@
           <w:bCs w:val="false"/>
           <w:i/>
           <w:iCs/>
+          <w:color w:val="000000"/>
         </w:rPr>
         <w:t>slightly</w:t>
       </w:r>
@@ -1319,32 +1554,68 @@
           <w:rFonts w:ascii="Arial" w:hAnsi="Arial"/>
           <w:b w:val="false"/>
           <w:bCs w:val="false"/>
-        </w:rPr>
-        <w:t xml:space="preserve"> bigger than the original, </w:t>
-      </w:r>
-      <w:r>
-        <w:rPr>
-          <w:rFonts w:ascii="Arial" w:hAnsi="Arial"/>
-          <w:b/>
-          <w:bCs/>
-        </w:rPr>
-        <w:t>the ROM may fail to assemble and thus won’t be playable!</w:t>
-      </w:r>
-    </w:p>
-    <w:p>
-      <w:pPr>
-        <w:pStyle w:val="Normal"/>
-        <w:bidi w:val="0"/>
-        <w:jc w:val="left"/>
-        <w:rPr>
-          <w:rFonts w:ascii="Arial" w:hAnsi="Arial"/>
-        </w:rPr>
-      </w:pPr>
-      <w:r>
-        <w:rPr>
-          <w:rFonts w:ascii="Arial" w:hAnsi="Arial"/>
-        </w:rPr>
-        <w:t xml:space="preserve">7. Finally, go to the </w:t>
+          <w:i w:val="false"/>
+          <w:iCs w:val="false"/>
+          <w:color w:val="000000"/>
+        </w:rPr>
+        <w:t xml:space="preserve"> bigger than the original, the ROM may </w:t>
+      </w:r>
+      <w:r>
+        <w:rPr>
+          <w:rFonts w:ascii="Arial" w:hAnsi="Arial"/>
+          <w:b/>
+          <w:bCs/>
+          <w:i w:val="false"/>
+          <w:iCs w:val="false"/>
+          <w:color w:val="000000"/>
+        </w:rPr>
+        <w:t>fail</w:t>
+      </w:r>
+      <w:r>
+        <w:rPr>
+          <w:rFonts w:ascii="Arial" w:hAnsi="Arial"/>
+          <w:b w:val="false"/>
+          <w:bCs w:val="false"/>
+          <w:i w:val="false"/>
+          <w:iCs w:val="false"/>
+          <w:color w:val="000000"/>
+        </w:rPr>
+        <w:t xml:space="preserve"> to assemble and thus </w:t>
+      </w:r>
+      <w:r>
+        <w:rPr>
+          <w:rFonts w:ascii="Arial" w:hAnsi="Arial"/>
+          <w:b/>
+          <w:bCs/>
+          <w:i w:val="false"/>
+          <w:iCs w:val="false"/>
+          <w:color w:val="000000"/>
+        </w:rPr>
+        <w:t>won’t be playable!</w:t>
+      </w:r>
+    </w:p>
+    <w:p>
+      <w:pPr>
+        <w:pStyle w:val="Normal"/>
+        <w:bidi w:val="0"/>
+        <w:jc w:val="left"/>
+        <w:rPr>
+          <w:rFonts w:ascii="Arial" w:hAnsi="Arial"/>
+        </w:rPr>
+      </w:pPr>
+      <w:r>
+        <w:rPr>
+          <w:rFonts w:ascii="Arial" w:hAnsi="Arial"/>
+          <w:b/>
+          <w:bCs/>
+        </w:rPr>
+        <w:t>7.</w:t>
+      </w:r>
+      <w:r>
+        <w:rPr>
+          <w:rFonts w:ascii="Arial" w:hAnsi="Arial"/>
+        </w:rPr>
+        <w:t xml:space="preserve"> Finally, go to the </w:t>
       </w:r>
       <w:r>
         <w:rPr>
@@ -1387,21 +1658,6 @@
           <w:rFonts w:ascii="Arial" w:hAnsi="Arial"/>
         </w:rPr>
         <w:t xml:space="preserve"> if you’re on Linux.</w:t>
-      </w:r>
-    </w:p>
-    <w:p>
-      <w:pPr>
-        <w:pStyle w:val="Normal"/>
-        <w:bidi w:val="0"/>
-        <w:jc w:val="left"/>
-        <w:rPr>
-          <w:rFonts w:ascii="Arial" w:hAnsi="Arial"/>
-        </w:rPr>
-      </w:pPr>
-      <w:r>
-        <w:rPr>
-          <w:rFonts w:ascii="Arial" w:hAnsi="Arial"/>
-        </w:rPr>
       </w:r>
     </w:p>
     <w:p>
@@ -1424,9 +1680,9 @@
               <wp:align>center</wp:align>
             </wp:positionH>
             <wp:positionV relativeFrom="paragraph">
-              <wp:posOffset>635</wp:posOffset>
+              <wp:posOffset>36830</wp:posOffset>
             </wp:positionV>
-            <wp:extent cx="6332220" cy="474345"/>
+            <wp:extent cx="6336665" cy="475615"/>
             <wp:effectExtent l="0" t="0" r="0" b="0"/>
             <wp:wrapSquare wrapText="largest"/>
             <wp:docPr id="2" name="Image2"/>
@@ -1451,7 +1707,7 @@
                   <pic:spPr bwMode="auto">
                     <a:xfrm>
                       <a:off x="0" y="0"/>
-                      <a:ext cx="6332220" cy="474345"/>
+                      <a:ext cx="6336665" cy="475615"/>
                     </a:xfrm>
                     <a:prstGeom prst="rect">
                       <a:avLst/>
@@ -1501,8 +1757,16 @@
       <w:r>
         <w:rPr>
           <w:rFonts w:ascii="Arial" w:hAnsi="Arial"/>
-        </w:rPr>
-        <w:t xml:space="preserve">7. If done correctly, a fully-playable standalone ROM called </w:t>
+          <w:b/>
+          <w:bCs/>
+        </w:rPr>
+        <w:t>8.</w:t>
+      </w:r>
+      <w:r>
+        <w:rPr>
+          <w:rFonts w:ascii="Arial" w:hAnsi="Arial"/>
+        </w:rPr>
+        <w:t xml:space="preserve"> If done correctly, a fully-playable standalone ROM called </w:t>
       </w:r>
       <w:r>
         <w:rPr>
@@ -1517,21 +1781,6 @@
           <w:rFonts w:ascii="Arial" w:hAnsi="Arial"/>
         </w:rPr>
         <w:t xml:space="preserve"> will be created! To reassemble, go back to step 6!</w:t>
-      </w:r>
-    </w:p>
-    <w:p>
-      <w:pPr>
-        <w:pStyle w:val="Normal"/>
-        <w:bidi w:val="0"/>
-        <w:jc w:val="left"/>
-        <w:rPr>
-          <w:rFonts w:ascii="Arial" w:hAnsi="Arial"/>
-        </w:rPr>
-      </w:pPr>
-      <w:r>
-        <w:rPr>
-          <w:rFonts w:ascii="Arial" w:hAnsi="Arial"/>
-        </w:rPr>
       </w:r>
     </w:p>
     <w:p>
@@ -1565,172 +1814,22 @@
         <w:bidi w:val="0"/>
         <w:jc w:val="left"/>
         <w:rPr>
-          <w:rFonts w:ascii="Arial" w:hAnsi="Arial"/>
-          <w:b w:val="false"/>
-          <w:bCs w:val="false"/>
-          <w:sz w:val="24"/>
-          <w:szCs w:val="24"/>
-          <w:u w:val="none"/>
-        </w:rPr>
-      </w:pPr>
-      <w:r>
-        <w:rPr>
-          <w:rFonts w:ascii="Arial" w:hAnsi="Arial"/>
-          <w:b w:val="false"/>
-          <w:bCs w:val="false"/>
-          <w:sz w:val="24"/>
-          <w:szCs w:val="24"/>
-          <w:u w:val="none"/>
-        </w:rPr>
-      </w:r>
-    </w:p>
-    <w:p>
-      <w:pPr>
-        <w:pStyle w:val="Normal"/>
-        <w:bidi w:val="0"/>
-        <w:jc w:val="left"/>
-        <w:rPr>
-          <w:rFonts w:ascii="Arial" w:hAnsi="Arial"/>
-          <w:b w:val="false"/>
-          <w:bCs w:val="false"/>
-          <w:sz w:val="24"/>
-          <w:szCs w:val="24"/>
-          <w:u w:val="none"/>
-        </w:rPr>
-      </w:pPr>
-      <w:r>
-        <w:rPr>
-          <w:rFonts w:ascii="Arial" w:hAnsi="Arial"/>
-          <w:b w:val="false"/>
-          <w:bCs w:val="false"/>
-          <w:sz w:val="24"/>
-          <w:szCs w:val="24"/>
-          <w:u w:val="none"/>
-        </w:rPr>
-      </w:r>
-    </w:p>
-    <w:p>
-      <w:pPr>
-        <w:pStyle w:val="Normal"/>
-        <w:bidi w:val="0"/>
-        <w:jc w:val="left"/>
-        <w:rPr>
-          <w:rFonts w:ascii="Arial" w:hAnsi="Arial"/>
-          <w:b w:val="false"/>
-          <w:bCs w:val="false"/>
-          <w:sz w:val="24"/>
-          <w:szCs w:val="24"/>
-          <w:u w:val="none"/>
-        </w:rPr>
-      </w:pPr>
-      <w:r>
-        <w:rPr>
-          <w:rFonts w:ascii="Arial" w:hAnsi="Arial"/>
-          <w:b w:val="false"/>
-          <w:bCs w:val="false"/>
-          <w:sz w:val="24"/>
-          <w:szCs w:val="24"/>
-          <w:u w:val="none"/>
-        </w:rPr>
-      </w:r>
-    </w:p>
-    <w:p>
-      <w:pPr>
-        <w:pStyle w:val="Normal"/>
-        <w:bidi w:val="0"/>
-        <w:jc w:val="left"/>
-        <w:rPr>
-          <w:rFonts w:ascii="Arial" w:hAnsi="Arial"/>
-          <w:b w:val="false"/>
-          <w:bCs w:val="false"/>
-          <w:sz w:val="24"/>
-          <w:szCs w:val="24"/>
-          <w:u w:val="none"/>
-        </w:rPr>
-      </w:pPr>
-      <w:r>
-        <w:rPr>
-          <w:rFonts w:ascii="Arial" w:hAnsi="Arial"/>
-          <w:b w:val="false"/>
-          <w:bCs w:val="false"/>
-          <w:sz w:val="24"/>
-          <w:szCs w:val="24"/>
-          <w:u w:val="none"/>
-        </w:rPr>
-      </w:r>
-    </w:p>
-    <w:p>
-      <w:pPr>
-        <w:pStyle w:val="Normal"/>
-        <w:bidi w:val="0"/>
-        <w:jc w:val="left"/>
-        <w:rPr>
-          <w:rFonts w:ascii="Arial" w:hAnsi="Arial"/>
-          <w:b w:val="false"/>
-          <w:bCs w:val="false"/>
-          <w:sz w:val="24"/>
-          <w:szCs w:val="24"/>
-          <w:u w:val="none"/>
-        </w:rPr>
-      </w:pPr>
-      <w:r>
-        <w:rPr>
-          <w:rFonts w:ascii="Arial" w:hAnsi="Arial"/>
-          <w:b w:val="false"/>
-          <w:bCs w:val="false"/>
-          <w:sz w:val="24"/>
-          <w:szCs w:val="24"/>
-          <w:u w:val="none"/>
-        </w:rPr>
-      </w:r>
-    </w:p>
-    <w:p>
-      <w:pPr>
-        <w:pStyle w:val="Normal"/>
-        <w:bidi w:val="0"/>
-        <w:jc w:val="left"/>
-        <w:rPr>
-          <w:rFonts w:ascii="Arial" w:hAnsi="Arial"/>
-          <w:b w:val="false"/>
-          <w:bCs w:val="false"/>
-          <w:sz w:val="24"/>
-          <w:szCs w:val="24"/>
-          <w:u w:val="none"/>
-        </w:rPr>
-      </w:pPr>
-      <w:r>
-        <w:rPr>
-          <w:rFonts w:ascii="Arial" w:hAnsi="Arial"/>
-          <w:b w:val="false"/>
-          <w:bCs w:val="false"/>
-          <w:sz w:val="24"/>
-          <w:szCs w:val="24"/>
-          <w:u w:val="none"/>
-        </w:rPr>
-      </w:r>
-    </w:p>
-    <w:p>
-      <w:pPr>
-        <w:pStyle w:val="Normal"/>
-        <w:bidi w:val="0"/>
-        <w:jc w:val="left"/>
-        <w:rPr>
-          <w:rFonts w:ascii="Arial" w:hAnsi="Arial"/>
-          <w:b w:val="false"/>
-          <w:bCs w:val="false"/>
-          <w:sz w:val="24"/>
-          <w:szCs w:val="24"/>
-          <w:u w:val="none"/>
-        </w:rPr>
-      </w:pPr>
-      <w:r>
-        <w:rPr>
-          <w:rFonts w:ascii="Arial" w:hAnsi="Arial"/>
-          <w:b w:val="false"/>
-          <w:bCs w:val="false"/>
-          <w:sz w:val="24"/>
-          <w:szCs w:val="24"/>
-          <w:u w:val="none"/>
+          <w:rFonts w:ascii="Arial Black" w:hAnsi="Arial Black"/>
+          <w:b w:val="false"/>
+          <w:bCs w:val="false"/>
+          <w:sz w:val="32"/>
+          <w:szCs w:val="32"/>
+          <w:u w:val="single"/>
+        </w:rPr>
+      </w:pPr>
+      <w:r>
+        <w:rPr>
+          <w:rFonts w:ascii="Arial Black" w:hAnsi="Arial Black"/>
+          <w:b w:val="false"/>
+          <w:bCs w:val="false"/>
+          <w:sz w:val="32"/>
+          <w:szCs w:val="32"/>
+          <w:u w:val="single"/>
         </w:rPr>
       </w:r>
     </w:p>
@@ -2531,7 +2630,18 @@
           <w:szCs w:val="24"/>
           <w:u w:val="none"/>
         </w:rPr>
-        <w:t xml:space="preserve"> and it’ll show previews of all of the ROM’s overworlds, as shown down below. You can select any appropriate level tile and edit the level there.</w:t>
+        <w:t xml:space="preserve"> and it’ll show previews of all of the ROM’s overworlds, as shown down below. You can select any appropriate level tile and edit the level there. Here, we’ll select </w:t>
+      </w:r>
+      <w:r>
+        <w:rPr>
+          <w:rFonts w:ascii="Arial" w:hAnsi="Arial"/>
+          <w:b/>
+          <w:bCs/>
+          <w:sz w:val="24"/>
+          <w:szCs w:val="24"/>
+          <w:u w:val="none"/>
+        </w:rPr>
+        <w:t>the level tile marked with 1.</w:t>
       </w:r>
     </w:p>
     <w:p>
@@ -3661,8 +3771,22 @@
           <w:szCs w:val="24"/>
           <w:u w:val="none"/>
         </w:rPr>
-        <w:t>Our example level shall look like this...</w:t>
-      </w:r>
+        <w:t xml:space="preserve">Our example level shall look like down below. </w:t>
+      </w:r>
+      <w:hyperlink r:id="rId15">
+        <w:r>
+          <w:rPr>
+            <w:rStyle w:val="Hyperlink"/>
+            <w:rFonts w:ascii="Arial" w:hAnsi="Arial"/>
+            <w:b w:val="false"/>
+            <w:bCs w:val="false"/>
+            <w:sz w:val="24"/>
+            <w:szCs w:val="24"/>
+            <w:u w:val="none"/>
+          </w:rPr>
+          <w:t>Download it here!</w:t>
+        </w:r>
+      </w:hyperlink>
     </w:p>
     <w:p>
       <w:pPr>
@@ -3738,7 +3862,7 @@
                     </pic:cNvPicPr>
                   </pic:nvPicPr>
                   <pic:blipFill>
-                    <a:blip r:embed="rId15"/>
+                    <a:blip r:embed="rId16"/>
                     <a:stretch>
                       <a:fillRect/>
                     </a:stretch>
@@ -4081,7 +4205,42 @@
           <w:szCs w:val="24"/>
           <w:u w:val="none"/>
         </w:rPr>
-        <w:t>. When you open it in your hex editor, you’ll wonder what all the hex junk translates to. Why don’t we break it down?</w:t>
+        <w:t xml:space="preserve">. In this case, let’s call it </w:t>
+      </w:r>
+      <w:r>
+        <w:rPr>
+          <w:rFonts w:ascii="Arial" w:hAnsi="Arial"/>
+          <w:b/>
+          <w:bCs/>
+          <w:color w:val="000000"/>
+          <w:sz w:val="24"/>
+          <w:szCs w:val="24"/>
+          <w:u w:val="none"/>
+        </w:rPr>
+        <w:t>‘1-1.m3l’</w:t>
+      </w:r>
+      <w:r>
+        <w:rPr>
+          <w:rFonts w:ascii="Arial" w:hAnsi="Arial"/>
+          <w:b w:val="false"/>
+          <w:bCs w:val="false"/>
+          <w:color w:val="000000"/>
+          <w:sz w:val="24"/>
+          <w:szCs w:val="24"/>
+          <w:u w:val="none"/>
+        </w:rPr>
+        <w:t xml:space="preserve">. </w:t>
+      </w:r>
+      <w:r>
+        <w:rPr>
+          <w:rFonts w:ascii="Arial" w:hAnsi="Arial"/>
+          <w:b w:val="false"/>
+          <w:bCs w:val="false"/>
+          <w:sz w:val="24"/>
+          <w:szCs w:val="24"/>
+          <w:u w:val="none"/>
+        </w:rPr>
+        <w:t>When you open it in your hex editor, you’ll wonder what all the hex junk translates to. Why don’t we break it down?</w:t>
       </w:r>
     </w:p>
     <w:p>
@@ -4158,7 +4317,7 @@
                     </pic:cNvPicPr>
                   </pic:nvPicPr>
                   <pic:blipFill>
-                    <a:blip r:embed="rId16"/>
+                    <a:blip r:embed="rId17"/>
                     <a:srcRect l="5020" t="5019" r="5020" b="10035"/>
                     <a:stretch>
                       <a:fillRect/>
@@ -5635,7 +5794,7 @@
         <w:rPr>
           <w:rFonts w:ascii="Arial" w:hAnsi="Arial"/>
         </w:rPr>
-        <w:t xml:space="preserve">Since we wanna edit 1-1, we must navigate to the </w:t>
+        <w:t xml:space="preserve">Since we wanna edit 1-1, we’ll go to the </w:t>
       </w:r>
       <w:r>
         <w:rPr>
@@ -5649,7 +5808,7 @@
         <w:rPr>
           <w:rFonts w:ascii="Arial" w:hAnsi="Arial"/>
         </w:rPr>
-        <w:t xml:space="preserve"> folder &amp; edit the relevant files </w:t>
+        <w:t xml:space="preserve"> folder &amp; edit the files </w:t>
       </w:r>
       <w:r>
         <w:rPr>
@@ -5677,13 +5836,7 @@
         <w:rPr>
           <w:rFonts w:ascii="Arial" w:hAnsi="Arial"/>
         </w:rPr>
-        <w:t xml:space="preserve">. </w:t>
-      </w:r>
-      <w:r>
-        <w:rPr>
-          <w:rFonts w:ascii="Arial" w:hAnsi="Arial"/>
-        </w:rPr>
-        <w:t xml:space="preserve">First, let’s open </w:t>
+        <w:t xml:space="preserve">. First, let’s open </w:t>
       </w:r>
       <w:r>
         <w:rPr>
@@ -5713,8 +5866,6 @@
       <w:r>
         <w:rPr>
           <w:rFonts w:ascii="Arial" w:hAnsi="Arial"/>
-          <w:b w:val="false"/>
-          <w:bCs w:val="false"/>
         </w:rPr>
         <w:drawing>
           <wp:anchor distT="0" distB="0" distL="0" distR="0" simplePos="0" relativeHeight="11" behindDoc="0" locked="0" layoutInCell="0" allowOverlap="1">
@@ -5742,7 +5893,7 @@
                     </pic:cNvPicPr>
                   </pic:nvPicPr>
                   <pic:blipFill>
-                    <a:blip r:embed="rId17"/>
+                    <a:blip r:embed="rId18"/>
                     <a:srcRect l="5018" t="5013" r="5018" b="10029"/>
                     <a:stretch>
                       <a:fillRect/>
@@ -5776,8 +5927,6 @@
       <w:r>
         <w:rPr>
           <w:rFonts w:ascii="Arial" w:hAnsi="Arial"/>
-          <w:b w:val="false"/>
-          <w:bCs w:val="false"/>
         </w:rPr>
       </w:r>
     </w:p>
@@ -5792,8 +5941,6 @@
       <w:r>
         <w:rPr>
           <w:rFonts w:ascii="Arial" w:hAnsi="Arial"/>
-          <w:b w:val="false"/>
-          <w:bCs w:val="false"/>
         </w:rPr>
       </w:r>
     </w:p>
@@ -5808,8 +5955,6 @@
       <w:r>
         <w:rPr>
           <w:rFonts w:ascii="Arial" w:hAnsi="Arial"/>
-          <w:b w:val="false"/>
-          <w:bCs w:val="false"/>
         </w:rPr>
       </w:r>
     </w:p>
@@ -5824,8 +5969,6 @@
       <w:r>
         <w:rPr>
           <w:rFonts w:ascii="Arial" w:hAnsi="Arial"/>
-          <w:b w:val="false"/>
-          <w:bCs w:val="false"/>
         </w:rPr>
       </w:r>
     </w:p>
@@ -5840,8 +5983,6 @@
       <w:r>
         <w:rPr>
           <w:rFonts w:ascii="Arial" w:hAnsi="Arial"/>
-          <w:b w:val="false"/>
-          <w:bCs w:val="false"/>
         </w:rPr>
       </w:r>
     </w:p>
@@ -5856,8 +5997,6 @@
       <w:r>
         <w:rPr>
           <w:rFonts w:ascii="Arial" w:hAnsi="Arial"/>
-          <w:b w:val="false"/>
-          <w:bCs w:val="false"/>
         </w:rPr>
       </w:r>
     </w:p>
@@ -5872,8 +6011,6 @@
       <w:r>
         <w:rPr>
           <w:rFonts w:ascii="Arial" w:hAnsi="Arial"/>
-          <w:b w:val="false"/>
-          <w:bCs w:val="false"/>
         </w:rPr>
       </w:r>
     </w:p>
@@ -5888,8 +6025,6 @@
       <w:r>
         <w:rPr>
           <w:rFonts w:ascii="Arial" w:hAnsi="Arial"/>
-          <w:b w:val="false"/>
-          <w:bCs w:val="false"/>
         </w:rPr>
       </w:r>
     </w:p>
@@ -5904,8 +6039,6 @@
       <w:r>
         <w:rPr>
           <w:rFonts w:ascii="Arial" w:hAnsi="Arial"/>
-          <w:b w:val="false"/>
-          <w:bCs w:val="false"/>
         </w:rPr>
       </w:r>
     </w:p>
@@ -5920,8 +6053,6 @@
       <w:r>
         <w:rPr>
           <w:rFonts w:ascii="Arial" w:hAnsi="Arial"/>
-          <w:b w:val="false"/>
-          <w:bCs w:val="false"/>
         </w:rPr>
       </w:r>
     </w:p>
@@ -5936,8 +6067,6 @@
       <w:r>
         <w:rPr>
           <w:rFonts w:ascii="Arial" w:hAnsi="Arial"/>
-          <w:b w:val="false"/>
-          <w:bCs w:val="false"/>
         </w:rPr>
       </w:r>
     </w:p>
@@ -5952,8 +6081,6 @@
       <w:r>
         <w:rPr>
           <w:rFonts w:ascii="Arial" w:hAnsi="Arial"/>
-          <w:b w:val="false"/>
-          <w:bCs w:val="false"/>
         </w:rPr>
       </w:r>
     </w:p>
@@ -5968,8 +6095,6 @@
       <w:r>
         <w:rPr>
           <w:rFonts w:ascii="Arial" w:hAnsi="Arial"/>
-          <w:b w:val="false"/>
-          <w:bCs w:val="false"/>
         </w:rPr>
       </w:r>
     </w:p>
@@ -5984,8 +6109,6 @@
       <w:r>
         <w:rPr>
           <w:rFonts w:ascii="Arial" w:hAnsi="Arial"/>
-          <w:b w:val="false"/>
-          <w:bCs w:val="false"/>
         </w:rPr>
       </w:r>
     </w:p>
@@ -6039,121 +6162,18 @@
           <w:szCs w:val="24"/>
           <w:u w:val="none"/>
         </w:rPr>
-        <w:t>Offsets 0x</w:t>
-      </w:r>
-      <w:r>
-        <w:rPr>
-          <w:rFonts w:ascii="Arial" w:hAnsi="Arial"/>
-          <w:b/>
-          <w:bCs/>
-          <w:color w:val="9E4E14"/>
-          <w:sz w:val="24"/>
-          <w:szCs w:val="24"/>
-          <w:u w:val="none"/>
-        </w:rPr>
-        <w:t>0</w:t>
-      </w:r>
-      <w:r>
-        <w:rPr>
-          <w:rFonts w:ascii="Arial" w:hAnsi="Arial"/>
-          <w:b/>
-          <w:bCs/>
-          <w:color w:val="9E4E14"/>
-          <w:sz w:val="24"/>
-          <w:szCs w:val="24"/>
-          <w:u w:val="none"/>
-        </w:rPr>
-        <w:t>-0x</w:t>
-      </w:r>
-      <w:r>
-        <w:rPr>
-          <w:rFonts w:ascii="Arial" w:hAnsi="Arial"/>
-          <w:b/>
-          <w:bCs/>
-          <w:color w:val="9E4E14"/>
-          <w:sz w:val="24"/>
-          <w:szCs w:val="24"/>
-          <w:u w:val="none"/>
-        </w:rPr>
-        <w:t>C</w:t>
-      </w:r>
-      <w:r>
-        <w:rPr>
-          <w:rFonts w:ascii="Arial" w:hAnsi="Arial"/>
-          <w:b/>
-          <w:bCs/>
-          <w:color w:val="9E4E14"/>
-          <w:sz w:val="24"/>
-          <w:szCs w:val="24"/>
-          <w:u w:val="none"/>
-        </w:rPr>
-        <w:t>:</w:t>
-      </w:r>
-      <w:r>
-        <w:rPr>
-          <w:rFonts w:ascii="Arial" w:hAnsi="Arial"/>
-          <w:b w:val="false"/>
-          <w:bCs w:val="false"/>
-          <w:sz w:val="24"/>
-          <w:szCs w:val="24"/>
-          <w:u w:val="none"/>
-        </w:rPr>
-        <w:t xml:space="preserve"> This is the </w:t>
-      </w:r>
-      <w:r>
-        <w:rPr>
-          <w:rFonts w:ascii="Arial" w:hAnsi="Arial"/>
-          <w:b w:val="false"/>
-          <w:bCs w:val="false"/>
-          <w:sz w:val="24"/>
-          <w:szCs w:val="24"/>
-          <w:u w:val="none"/>
-        </w:rPr>
-        <w:t>13</w:t>
-      </w:r>
-      <w:r>
-        <w:rPr>
-          <w:rFonts w:ascii="Arial" w:hAnsi="Arial"/>
-          <w:b w:val="false"/>
-          <w:bCs w:val="false"/>
-          <w:sz w:val="24"/>
-          <w:szCs w:val="24"/>
-          <w:u w:val="none"/>
-        </w:rPr>
-        <w:t xml:space="preserve">-byte level header of your </w:t>
-      </w:r>
-      <w:r>
-        <w:rPr>
-          <w:rFonts w:ascii="Arial" w:hAnsi="Arial"/>
-          <w:b w:val="false"/>
-          <w:bCs w:val="false"/>
-          <w:sz w:val="24"/>
-          <w:szCs w:val="24"/>
-          <w:u w:val="none"/>
-        </w:rPr>
-        <w:t>SMAS</w:t>
-      </w:r>
-      <w:r>
-        <w:rPr>
-          <w:rFonts w:ascii="Arial" w:hAnsi="Arial"/>
-          <w:b w:val="false"/>
-          <w:bCs w:val="false"/>
-          <w:sz w:val="24"/>
-          <w:szCs w:val="24"/>
-          <w:u w:val="none"/>
-        </w:rPr>
-        <w:t xml:space="preserve"> SMB3 level. </w:t>
-      </w:r>
-      <w:r>
-        <w:rPr>
-          <w:rFonts w:ascii="Arial" w:hAnsi="Arial"/>
-          <w:b w:val="false"/>
-          <w:bCs w:val="false"/>
-          <w:sz w:val="24"/>
-          <w:szCs w:val="24"/>
-          <w:u w:val="none"/>
-        </w:rPr>
-        <w:t>It’s vastly different from the NES one, and we will cover all 13 bytes later.</w:t>
+        <w:t>Offsets 0x0-0xC:</w:t>
+      </w:r>
+      <w:r>
+        <w:rPr>
+          <w:rFonts w:ascii="Arial" w:hAnsi="Arial"/>
+          <w:b w:val="false"/>
+          <w:bCs w:val="false"/>
+          <w:sz w:val="24"/>
+          <w:szCs w:val="24"/>
+          <w:u w:val="none"/>
+        </w:rPr>
+        <w:t xml:space="preserve"> This is the 13-byte level header of your SMAS SMB3 level. It’s vastly different from the NES one, and we will cover all 13 bytes later.</w:t>
       </w:r>
     </w:p>
     <w:p>
@@ -6219,19 +6239,7 @@
           <w:szCs w:val="24"/>
           <w:u w:val="none"/>
         </w:rPr>
-        <w:t>0x</w:t>
-      </w:r>
-      <w:r>
-        <w:rPr>
-          <w:rFonts w:ascii="Arial" w:hAnsi="Arial"/>
-          <w:b/>
-          <w:bCs/>
-          <w:color w:val="000000"/>
-          <w:sz w:val="24"/>
-          <w:szCs w:val="24"/>
-          <w:u w:val="none"/>
-        </w:rPr>
-        <w:t>D</w:t>
+        <w:t>0xD</w:t>
       </w:r>
       <w:r>
         <w:rPr>
@@ -6263,17 +6271,30 @@
           <w:szCs w:val="24"/>
           <w:u w:val="none"/>
         </w:rPr>
-        <w:t xml:space="preserve">. </w:t>
-      </w:r>
-      <w:r>
-        <w:rPr>
-          <w:rFonts w:ascii="Arial" w:hAnsi="Arial"/>
-          <w:color w:val="000000"/>
-          <w:sz w:val="24"/>
-          <w:szCs w:val="24"/>
-          <w:u w:val="none"/>
-        </w:rPr>
-        <w:t>It’s virtually the same format as the NES counterpart.</w:t>
+        <w:t>. It’s virtually the same format as the NES counterpart.</w:t>
+      </w:r>
+    </w:p>
+    <w:p>
+      <w:pPr>
+        <w:pStyle w:val="Normal"/>
+        <w:bidi w:val="0"/>
+        <w:jc w:val="left"/>
+        <w:rPr>
+          <w:rFonts w:ascii="Arial" w:hAnsi="Arial"/>
+          <w:color w:val="000000"/>
+          <w:sz w:val="24"/>
+          <w:szCs w:val="24"/>
+          <w:u w:val="none"/>
+        </w:rPr>
+      </w:pPr>
+      <w:r>
+        <w:rPr>
+          <w:rFonts w:ascii="Arial" w:hAnsi="Arial"/>
+          <w:color w:val="000000"/>
+          <w:sz w:val="24"/>
+          <w:szCs w:val="24"/>
+          <w:u w:val="none"/>
+        </w:rPr>
       </w:r>
     </w:p>
     <w:p>
@@ -6359,7 +6380,7 @@
                     </pic:cNvPicPr>
                   </pic:nvPicPr>
                   <pic:blipFill>
-                    <a:blip r:embed="rId18"/>
+                    <a:blip r:embed="rId19"/>
                     <a:srcRect l="5018" t="5013" r="5018" b="10029"/>
                     <a:stretch>
                       <a:fillRect/>
@@ -7117,53 +7138,33 @@
           <w:b/>
           <w:bCs/>
         </w:rPr>
-        <w:t>A</w:t>
-      </w:r>
-      <w:r>
-        <w:rPr>
-          <w:rFonts w:ascii="Arial" w:hAnsi="Arial"/>
-          <w:b/>
-          <w:bCs/>
-        </w:rPr>
-        <w:t>lways</w:t>
-      </w:r>
-      <w:r>
-        <w:rPr>
-          <w:rFonts w:ascii="Arial" w:hAnsi="Arial"/>
+        <w:t>Always</w:t>
+      </w:r>
+      <w:r>
+        <w:rPr>
+          <w:rFonts w:ascii="Arial" w:hAnsi="Arial"/>
+        </w:rPr>
+        <w:t xml:space="preserve"> starts at offset 0x0 since it’s separate from the object data &amp; ends at byte </w:t>
+      </w:r>
+      <w:r>
+        <w:rPr>
+          <w:rFonts w:ascii="Arial" w:hAnsi="Arial"/>
+          <w:b/>
+          <w:bCs/>
+        </w:rPr>
+        <w:t>0xFF.</w:t>
+      </w:r>
+      <w:r>
+        <w:rPr>
+          <w:rFonts w:ascii="Arial" w:hAnsi="Arial"/>
+          <w:b w:val="false"/>
+          <w:bCs w:val="false"/>
         </w:rPr>
         <w:t xml:space="preserve"> </w:t>
       </w:r>
       <w:r>
         <w:rPr>
           <w:rFonts w:ascii="Arial" w:hAnsi="Arial"/>
-        </w:rPr>
-        <w:t xml:space="preserve">starts at offset 0x0 since it’s separate from the object data &amp; </w:t>
-      </w:r>
-      <w:r>
-        <w:rPr>
-          <w:rFonts w:ascii="Arial" w:hAnsi="Arial"/>
-        </w:rPr>
-        <w:t xml:space="preserve">ends at byte </w:t>
-      </w:r>
-      <w:r>
-        <w:rPr>
-          <w:rFonts w:ascii="Arial" w:hAnsi="Arial"/>
-          <w:b/>
-          <w:bCs/>
-        </w:rPr>
-        <w:t>0xFF.</w:t>
-      </w:r>
-      <w:r>
-        <w:rPr>
-          <w:rFonts w:ascii="Arial" w:hAnsi="Arial"/>
-          <w:b w:val="false"/>
-          <w:bCs w:val="false"/>
-        </w:rPr>
-        <w:t xml:space="preserve"> </w:t>
-      </w:r>
-      <w:r>
-        <w:rPr>
-          <w:rFonts w:ascii="Arial" w:hAnsi="Arial"/>
           <w:b w:val="false"/>
           <w:bCs w:val="false"/>
           <w:color w:val="000000"/>
@@ -7172,6 +7173,3755 @@
           <w:u w:val="none"/>
         </w:rPr>
         <w:t>It’s virtually the same format as the NES counterpart.</w:t>
+      </w:r>
+    </w:p>
+    <w:p>
+      <w:pPr>
+        <w:pStyle w:val="Normal"/>
+        <w:bidi w:val="0"/>
+        <w:jc w:val="left"/>
+        <w:rPr>
+          <w:rFonts w:ascii="Arial" w:hAnsi="Arial"/>
+          <w:b/>
+          <w:bCs/>
+          <w:color w:val="BB2020"/>
+          <w:sz w:val="24"/>
+          <w:szCs w:val="24"/>
+          <w:u w:val="none"/>
+        </w:rPr>
+      </w:pPr>
+      <w:r>
+        <w:rPr>
+          <w:rFonts w:ascii="Arial" w:hAnsi="Arial"/>
+          <w:b/>
+          <w:bCs/>
+          <w:color w:val="BB2020"/>
+          <w:sz w:val="24"/>
+          <w:szCs w:val="24"/>
+          <w:u w:val="none"/>
+        </w:rPr>
+      </w:r>
+    </w:p>
+    <w:p>
+      <w:pPr>
+        <w:pStyle w:val="Normal"/>
+        <w:bidi w:val="0"/>
+        <w:jc w:val="left"/>
+        <w:rPr>
+          <w:rFonts w:ascii="Arial" w:hAnsi="Arial"/>
+          <w:b w:val="false"/>
+          <w:bCs w:val="false"/>
+          <w:color w:val="BB2020"/>
+          <w:sz w:val="24"/>
+          <w:szCs w:val="24"/>
+          <w:u w:val="none"/>
+        </w:rPr>
+      </w:pPr>
+      <w:r>
+        <w:rPr>
+          <w:rFonts w:ascii="Arial" w:hAnsi="Arial"/>
+          <w:b w:val="false"/>
+          <w:bCs w:val="false"/>
+          <w:color w:val="BB2020"/>
+          <w:sz w:val="24"/>
+          <w:szCs w:val="24"/>
+          <w:u w:val="none"/>
+        </w:rPr>
+      </w:r>
+    </w:p>
+    <w:p>
+      <w:pPr>
+        <w:pStyle w:val="Normal"/>
+        <w:bidi w:val="0"/>
+        <w:jc w:val="left"/>
+        <w:rPr>
+          <w:rFonts w:ascii="Arial" w:hAnsi="Arial"/>
+          <w:b w:val="false"/>
+          <w:bCs w:val="false"/>
+          <w:color w:val="BB2020"/>
+          <w:sz w:val="24"/>
+          <w:szCs w:val="24"/>
+          <w:u w:val="none"/>
+        </w:rPr>
+      </w:pPr>
+      <w:r>
+        <w:rPr>
+          <w:rFonts w:ascii="Arial" w:hAnsi="Arial"/>
+          <w:b w:val="false"/>
+          <w:bCs w:val="false"/>
+          <w:color w:val="BB2020"/>
+          <w:sz w:val="24"/>
+          <w:szCs w:val="24"/>
+          <w:u w:val="none"/>
+        </w:rPr>
+      </w:r>
+    </w:p>
+    <w:p>
+      <w:pPr>
+        <w:pStyle w:val="Normal"/>
+        <w:bidi w:val="0"/>
+        <w:jc w:val="left"/>
+        <w:rPr>
+          <w:rFonts w:ascii="Arial" w:hAnsi="Arial"/>
+          <w:b w:val="false"/>
+          <w:bCs w:val="false"/>
+          <w:color w:val="BB2020"/>
+          <w:sz w:val="24"/>
+          <w:szCs w:val="24"/>
+          <w:u w:val="none"/>
+        </w:rPr>
+      </w:pPr>
+      <w:r>
+        <w:rPr>
+          <w:rFonts w:ascii="Arial" w:hAnsi="Arial"/>
+          <w:b w:val="false"/>
+          <w:bCs w:val="false"/>
+          <w:color w:val="BB2020"/>
+          <w:sz w:val="24"/>
+          <w:szCs w:val="24"/>
+          <w:u w:val="none"/>
+        </w:rPr>
+      </w:r>
+    </w:p>
+    <w:p>
+      <w:pPr>
+        <w:pStyle w:val="Normal"/>
+        <w:bidi w:val="0"/>
+        <w:jc w:val="left"/>
+        <w:rPr>
+          <w:rFonts w:ascii="Arial" w:hAnsi="Arial"/>
+          <w:b w:val="false"/>
+          <w:bCs w:val="false"/>
+          <w:color w:val="BB2020"/>
+          <w:sz w:val="24"/>
+          <w:szCs w:val="24"/>
+          <w:u w:val="none"/>
+        </w:rPr>
+      </w:pPr>
+      <w:r>
+        <w:rPr>
+          <w:rFonts w:ascii="Arial" w:hAnsi="Arial"/>
+          <w:b w:val="false"/>
+          <w:bCs w:val="false"/>
+          <w:color w:val="BB2020"/>
+          <w:sz w:val="24"/>
+          <w:szCs w:val="24"/>
+          <w:u w:val="none"/>
+        </w:rPr>
+      </w:r>
+    </w:p>
+    <w:p>
+      <w:pPr>
+        <w:pStyle w:val="Normal"/>
+        <w:bidi w:val="0"/>
+        <w:jc w:val="left"/>
+        <w:rPr>
+          <w:rFonts w:ascii="Arial" w:hAnsi="Arial"/>
+          <w:b w:val="false"/>
+          <w:bCs w:val="false"/>
+          <w:color w:val="BB2020"/>
+          <w:sz w:val="24"/>
+          <w:szCs w:val="24"/>
+          <w:u w:val="none"/>
+        </w:rPr>
+      </w:pPr>
+      <w:r>
+        <w:rPr>
+          <w:rFonts w:ascii="Arial" w:hAnsi="Arial"/>
+          <w:b w:val="false"/>
+          <w:bCs w:val="false"/>
+          <w:color w:val="BB2020"/>
+          <w:sz w:val="24"/>
+          <w:szCs w:val="24"/>
+          <w:u w:val="none"/>
+        </w:rPr>
+      </w:r>
+    </w:p>
+    <w:p>
+      <w:pPr>
+        <w:pStyle w:val="Normal"/>
+        <w:bidi w:val="0"/>
+        <w:jc w:val="left"/>
+        <w:rPr>
+          <w:rFonts w:ascii="Arial" w:hAnsi="Arial"/>
+          <w:b w:val="false"/>
+          <w:bCs w:val="false"/>
+          <w:color w:val="BB2020"/>
+          <w:sz w:val="24"/>
+          <w:szCs w:val="24"/>
+          <w:u w:val="none"/>
+        </w:rPr>
+      </w:pPr>
+      <w:r>
+        <w:rPr>
+          <w:rFonts w:ascii="Arial" w:hAnsi="Arial"/>
+          <w:b w:val="false"/>
+          <w:bCs w:val="false"/>
+          <w:color w:val="BB2020"/>
+          <w:sz w:val="24"/>
+          <w:szCs w:val="24"/>
+          <w:u w:val="none"/>
+        </w:rPr>
+      </w:r>
+    </w:p>
+    <w:p>
+      <w:pPr>
+        <w:pStyle w:val="Normal"/>
+        <w:bidi w:val="0"/>
+        <w:jc w:val="left"/>
+        <w:rPr>
+          <w:rFonts w:ascii="Arial" w:hAnsi="Arial"/>
+          <w:b w:val="false"/>
+          <w:bCs w:val="false"/>
+          <w:color w:val="BB2020"/>
+          <w:sz w:val="24"/>
+          <w:szCs w:val="24"/>
+          <w:u w:val="none"/>
+        </w:rPr>
+      </w:pPr>
+      <w:r>
+        <w:rPr>
+          <w:rFonts w:ascii="Arial" w:hAnsi="Arial"/>
+          <w:b w:val="false"/>
+          <w:bCs w:val="false"/>
+          <w:color w:val="BB2020"/>
+          <w:sz w:val="24"/>
+          <w:szCs w:val="24"/>
+          <w:u w:val="none"/>
+        </w:rPr>
+      </w:r>
+    </w:p>
+    <w:p>
+      <w:pPr>
+        <w:pStyle w:val="Normal"/>
+        <w:bidi w:val="0"/>
+        <w:jc w:val="left"/>
+        <w:rPr>
+          <w:rFonts w:ascii="Arial" w:hAnsi="Arial"/>
+          <w:b w:val="false"/>
+          <w:bCs w:val="false"/>
+          <w:color w:val="BB2020"/>
+          <w:sz w:val="24"/>
+          <w:szCs w:val="24"/>
+          <w:u w:val="none"/>
+        </w:rPr>
+      </w:pPr>
+      <w:r>
+        <w:rPr>
+          <w:rFonts w:ascii="Arial" w:hAnsi="Arial"/>
+          <w:b w:val="false"/>
+          <w:bCs w:val="false"/>
+          <w:color w:val="BB2020"/>
+          <w:sz w:val="24"/>
+          <w:szCs w:val="24"/>
+          <w:u w:val="none"/>
+        </w:rPr>
+      </w:r>
+    </w:p>
+    <w:p>
+      <w:pPr>
+        <w:pStyle w:val="Normal"/>
+        <w:bidi w:val="0"/>
+        <w:jc w:val="left"/>
+        <w:rPr>
+          <w:rFonts w:ascii="Arial" w:hAnsi="Arial"/>
+          <w:b w:val="false"/>
+          <w:bCs w:val="false"/>
+          <w:color w:val="BB2020"/>
+          <w:sz w:val="24"/>
+          <w:szCs w:val="24"/>
+          <w:u w:val="none"/>
+        </w:rPr>
+      </w:pPr>
+      <w:r>
+        <w:rPr>
+          <w:rFonts w:ascii="Arial" w:hAnsi="Arial"/>
+          <w:b w:val="false"/>
+          <w:bCs w:val="false"/>
+          <w:color w:val="BB2020"/>
+          <w:sz w:val="24"/>
+          <w:szCs w:val="24"/>
+          <w:u w:val="none"/>
+        </w:rPr>
+      </w:r>
+    </w:p>
+    <w:p>
+      <w:pPr>
+        <w:pStyle w:val="Normal"/>
+        <w:bidi w:val="0"/>
+        <w:jc w:val="left"/>
+        <w:rPr>
+          <w:rFonts w:ascii="Arial" w:hAnsi="Arial"/>
+          <w:b w:val="false"/>
+          <w:bCs w:val="false"/>
+          <w:color w:val="BB2020"/>
+          <w:sz w:val="24"/>
+          <w:szCs w:val="24"/>
+          <w:u w:val="none"/>
+        </w:rPr>
+      </w:pPr>
+      <w:r>
+        <w:rPr>
+          <w:rFonts w:ascii="Arial" w:hAnsi="Arial"/>
+          <w:b w:val="false"/>
+          <w:bCs w:val="false"/>
+          <w:color w:val="BB2020"/>
+          <w:sz w:val="24"/>
+          <w:szCs w:val="24"/>
+          <w:u w:val="none"/>
+        </w:rPr>
+      </w:r>
+    </w:p>
+    <w:p>
+      <w:pPr>
+        <w:pStyle w:val="Normal"/>
+        <w:bidi w:val="0"/>
+        <w:jc w:val="left"/>
+        <w:rPr>
+          <w:rFonts w:ascii="Arial" w:hAnsi="Arial"/>
+          <w:b w:val="false"/>
+          <w:bCs w:val="false"/>
+          <w:color w:val="BB2020"/>
+          <w:sz w:val="24"/>
+          <w:szCs w:val="24"/>
+          <w:u w:val="none"/>
+        </w:rPr>
+      </w:pPr>
+      <w:r>
+        <w:rPr>
+          <w:rFonts w:ascii="Arial" w:hAnsi="Arial"/>
+          <w:b w:val="false"/>
+          <w:bCs w:val="false"/>
+          <w:color w:val="BB2020"/>
+          <w:sz w:val="24"/>
+          <w:szCs w:val="24"/>
+          <w:u w:val="none"/>
+        </w:rPr>
+      </w:r>
+    </w:p>
+    <w:p>
+      <w:pPr>
+        <w:pStyle w:val="Normal"/>
+        <w:bidi w:val="0"/>
+        <w:jc w:val="left"/>
+        <w:rPr>
+          <w:rFonts w:ascii="Arial" w:hAnsi="Arial"/>
+          <w:b w:val="false"/>
+          <w:bCs w:val="false"/>
+          <w:color w:val="BB2020"/>
+          <w:sz w:val="24"/>
+          <w:szCs w:val="24"/>
+          <w:u w:val="none"/>
+        </w:rPr>
+      </w:pPr>
+      <w:r>
+        <w:rPr>
+          <w:rFonts w:ascii="Arial" w:hAnsi="Arial"/>
+          <w:b w:val="false"/>
+          <w:bCs w:val="false"/>
+          <w:color w:val="BB2020"/>
+          <w:sz w:val="24"/>
+          <w:szCs w:val="24"/>
+          <w:u w:val="none"/>
+        </w:rPr>
+      </w:r>
+    </w:p>
+    <w:p>
+      <w:pPr>
+        <w:pStyle w:val="Normal"/>
+        <w:bidi w:val="0"/>
+        <w:jc w:val="left"/>
+        <w:rPr>
+          <w:rFonts w:ascii="Arial" w:hAnsi="Arial"/>
+          <w:b w:val="false"/>
+          <w:bCs w:val="false"/>
+          <w:color w:val="BB2020"/>
+          <w:sz w:val="24"/>
+          <w:szCs w:val="24"/>
+          <w:u w:val="none"/>
+        </w:rPr>
+      </w:pPr>
+      <w:r>
+        <w:rPr>
+          <w:rFonts w:ascii="Arial" w:hAnsi="Arial"/>
+          <w:b w:val="false"/>
+          <w:bCs w:val="false"/>
+          <w:color w:val="BB2020"/>
+          <w:sz w:val="24"/>
+          <w:szCs w:val="24"/>
+          <w:u w:val="none"/>
+        </w:rPr>
+      </w:r>
+    </w:p>
+    <w:p>
+      <w:pPr>
+        <w:pStyle w:val="Normal"/>
+        <w:bidi w:val="0"/>
+        <w:jc w:val="left"/>
+        <w:rPr>
+          <w:rFonts w:ascii="Arial" w:hAnsi="Arial"/>
+          <w:b w:val="false"/>
+          <w:bCs w:val="false"/>
+          <w:color w:val="BB2020"/>
+          <w:sz w:val="24"/>
+          <w:szCs w:val="24"/>
+          <w:u w:val="none"/>
+        </w:rPr>
+      </w:pPr>
+      <w:r>
+        <w:rPr>
+          <w:rFonts w:ascii="Arial" w:hAnsi="Arial"/>
+          <w:b w:val="false"/>
+          <w:bCs w:val="false"/>
+          <w:color w:val="BB2020"/>
+          <w:sz w:val="24"/>
+          <w:szCs w:val="24"/>
+          <w:u w:val="none"/>
+        </w:rPr>
+      </w:r>
+    </w:p>
+    <w:p>
+      <w:pPr>
+        <w:pStyle w:val="Normal"/>
+        <w:bidi w:val="0"/>
+        <w:jc w:val="left"/>
+        <w:rPr>
+          <w:rFonts w:ascii="Arial" w:hAnsi="Arial"/>
+          <w:b w:val="false"/>
+          <w:bCs w:val="false"/>
+          <w:color w:val="BB2020"/>
+          <w:sz w:val="24"/>
+          <w:szCs w:val="24"/>
+          <w:u w:val="none"/>
+        </w:rPr>
+      </w:pPr>
+      <w:r>
+        <w:rPr>
+          <w:rFonts w:ascii="Arial" w:hAnsi="Arial"/>
+          <w:b w:val="false"/>
+          <w:bCs w:val="false"/>
+          <w:color w:val="BB2020"/>
+          <w:sz w:val="24"/>
+          <w:szCs w:val="24"/>
+          <w:u w:val="none"/>
+        </w:rPr>
+      </w:r>
+    </w:p>
+    <w:p>
+      <w:pPr>
+        <w:pStyle w:val="Normal"/>
+        <w:bidi w:val="0"/>
+        <w:jc w:val="left"/>
+        <w:rPr>
+          <w:rFonts w:ascii="Arial" w:hAnsi="Arial"/>
+          <w:b w:val="false"/>
+          <w:bCs w:val="false"/>
+          <w:color w:val="BB2020"/>
+          <w:sz w:val="24"/>
+          <w:szCs w:val="24"/>
+          <w:u w:val="none"/>
+        </w:rPr>
+      </w:pPr>
+      <w:r>
+        <w:rPr>
+          <w:rFonts w:ascii="Arial" w:hAnsi="Arial"/>
+          <w:b w:val="false"/>
+          <w:bCs w:val="false"/>
+          <w:color w:val="BB2020"/>
+          <w:sz w:val="24"/>
+          <w:szCs w:val="24"/>
+          <w:u w:val="none"/>
+        </w:rPr>
+      </w:r>
+    </w:p>
+    <w:p>
+      <w:pPr>
+        <w:pStyle w:val="Normal"/>
+        <w:bidi w:val="0"/>
+        <w:jc w:val="left"/>
+        <w:rPr>
+          <w:rFonts w:ascii="Arial" w:hAnsi="Arial"/>
+          <w:b w:val="false"/>
+          <w:bCs w:val="false"/>
+          <w:color w:val="BB2020"/>
+          <w:sz w:val="24"/>
+          <w:szCs w:val="24"/>
+          <w:u w:val="none"/>
+        </w:rPr>
+      </w:pPr>
+      <w:r>
+        <w:rPr>
+          <w:rFonts w:ascii="Arial" w:hAnsi="Arial"/>
+          <w:b w:val="false"/>
+          <w:bCs w:val="false"/>
+          <w:color w:val="BB2020"/>
+          <w:sz w:val="24"/>
+          <w:szCs w:val="24"/>
+          <w:u w:val="none"/>
+        </w:rPr>
+      </w:r>
+    </w:p>
+    <w:p>
+      <w:pPr>
+        <w:pStyle w:val="Normal"/>
+        <w:bidi w:val="0"/>
+        <w:jc w:val="left"/>
+        <w:rPr>
+          <w:rFonts w:ascii="Arial" w:hAnsi="Arial"/>
+          <w:b w:val="false"/>
+          <w:bCs w:val="false"/>
+          <w:color w:val="BB2020"/>
+          <w:sz w:val="24"/>
+          <w:szCs w:val="24"/>
+          <w:u w:val="none"/>
+        </w:rPr>
+      </w:pPr>
+      <w:r>
+        <w:rPr>
+          <w:rFonts w:ascii="Arial" w:hAnsi="Arial"/>
+          <w:b w:val="false"/>
+          <w:bCs w:val="false"/>
+          <w:color w:val="000000"/>
+          <w:sz w:val="24"/>
+          <w:szCs w:val="24"/>
+          <w:u w:val="none"/>
+        </w:rPr>
+        <w:t xml:space="preserve">Now to copy-paste the relevant info. First, make sure to copy the object data marked in </w:t>
+      </w:r>
+      <w:r>
+        <w:rPr>
+          <w:rFonts w:ascii="Arial" w:hAnsi="Arial"/>
+          <w:b/>
+          <w:bCs/>
+          <w:color w:val="37AE24"/>
+          <w:sz w:val="24"/>
+          <w:szCs w:val="24"/>
+          <w:u w:val="none"/>
+        </w:rPr>
+        <w:t>green</w:t>
+      </w:r>
+      <w:r>
+        <w:rPr>
+          <w:rFonts w:ascii="Arial" w:hAnsi="Arial"/>
+          <w:b w:val="false"/>
+          <w:bCs w:val="false"/>
+          <w:color w:val="000000"/>
+          <w:sz w:val="24"/>
+          <w:szCs w:val="24"/>
+          <w:u w:val="none"/>
+        </w:rPr>
+        <w:t xml:space="preserve"> from </w:t>
+      </w:r>
+      <w:r>
+        <w:rPr>
+          <w:rFonts w:ascii="Arial" w:hAnsi="Arial"/>
+          <w:b/>
+          <w:bCs/>
+          <w:color w:val="000000"/>
+          <w:sz w:val="24"/>
+          <w:szCs w:val="24"/>
+          <w:u w:val="none"/>
+        </w:rPr>
+        <w:t>‘1-1.m3l’</w:t>
+      </w:r>
+      <w:r>
+        <w:rPr>
+          <w:rFonts w:ascii="Arial" w:hAnsi="Arial"/>
+          <w:b w:val="false"/>
+          <w:bCs w:val="false"/>
+          <w:color w:val="000000"/>
+          <w:sz w:val="24"/>
+          <w:szCs w:val="24"/>
+          <w:u w:val="none"/>
+        </w:rPr>
+        <w:t xml:space="preserve"> &amp; completely replace the corresponding data in </w:t>
+      </w:r>
+      <w:r>
+        <w:rPr>
+          <w:rFonts w:ascii="Arial" w:hAnsi="Arial"/>
+          <w:b/>
+          <w:bCs/>
+          <w:color w:val="000000"/>
+          <w:sz w:val="24"/>
+          <w:szCs w:val="24"/>
+          <w:u w:val="none"/>
+        </w:rPr>
+        <w:t>‘1-1_Level_Main.bin‘</w:t>
+      </w:r>
+      <w:r>
+        <w:rPr>
+          <w:rFonts w:ascii="Arial" w:hAnsi="Arial"/>
+          <w:b w:val="false"/>
+          <w:bCs w:val="false"/>
+          <w:color w:val="000000"/>
+          <w:sz w:val="24"/>
+          <w:szCs w:val="24"/>
+          <w:u w:val="none"/>
+        </w:rPr>
+        <w:t xml:space="preserve"> with it.</w:t>
+      </w:r>
+    </w:p>
+    <w:p>
+      <w:pPr>
+        <w:pStyle w:val="Normal"/>
+        <w:bidi w:val="0"/>
+        <w:jc w:val="left"/>
+        <w:rPr>
+          <w:rFonts w:ascii="Arial" w:hAnsi="Arial"/>
+          <w:b w:val="false"/>
+          <w:bCs w:val="false"/>
+          <w:color w:val="BB2020"/>
+          <w:sz w:val="24"/>
+          <w:szCs w:val="24"/>
+          <w:u w:val="none"/>
+        </w:rPr>
+      </w:pPr>
+      <w:r>
+        <w:rPr>
+          <w:rFonts w:ascii="Arial" w:hAnsi="Arial"/>
+          <w:b w:val="false"/>
+          <w:bCs w:val="false"/>
+          <w:color w:val="BB2020"/>
+          <w:sz w:val="24"/>
+          <w:szCs w:val="24"/>
+          <w:u w:val="none"/>
+        </w:rPr>
+      </w:r>
+    </w:p>
+    <w:p>
+      <w:pPr>
+        <w:pStyle w:val="Normal"/>
+        <w:bidi w:val="0"/>
+        <w:jc w:val="left"/>
+        <w:rPr>
+          <w:rFonts w:ascii="Arial" w:hAnsi="Arial"/>
+          <w:b w:val="false"/>
+          <w:bCs w:val="false"/>
+          <w:color w:val="BB2020"/>
+          <w:sz w:val="24"/>
+          <w:szCs w:val="24"/>
+          <w:u w:val="none"/>
+        </w:rPr>
+      </w:pPr>
+      <w:r>
+        <w:rPr>
+          <w:rFonts w:ascii="Arial" w:hAnsi="Arial"/>
+          <w:b w:val="false"/>
+          <w:bCs w:val="false"/>
+          <w:color w:val="000000"/>
+          <w:sz w:val="24"/>
+          <w:szCs w:val="24"/>
+          <w:u w:val="none"/>
+        </w:rPr>
+        <w:t xml:space="preserve">You’ll notice that our new data is much bigger than the original, and some hex editors like HxD may prompt you to expand the data accordingly after pasting. ImHex, however, doesn’t by default, so once you’ve selected the original object data, right-click it, and go to </w:t>
+      </w:r>
+      <w:r>
+        <w:rPr>
+          <w:rFonts w:ascii="Arial" w:hAnsi="Arial"/>
+          <w:b/>
+          <w:bCs/>
+          <w:color w:val="000000"/>
+          <w:sz w:val="24"/>
+          <w:szCs w:val="24"/>
+          <w:u w:val="none"/>
+        </w:rPr>
+        <w:t>‘Paste as/Paste all’</w:t>
+      </w:r>
+      <w:r>
+        <w:rPr>
+          <w:rFonts w:ascii="Arial" w:hAnsi="Arial"/>
+          <w:b w:val="false"/>
+          <w:bCs w:val="false"/>
+          <w:color w:val="000000"/>
+          <w:sz w:val="24"/>
+          <w:szCs w:val="24"/>
+          <w:u w:val="none"/>
+        </w:rPr>
+        <w:t xml:space="preserve">. Your new data should look like the image in the next page, highlighted in </w:t>
+      </w:r>
+      <w:r>
+        <w:rPr>
+          <w:rFonts w:ascii="Arial" w:hAnsi="Arial"/>
+          <w:b/>
+          <w:bCs/>
+          <w:color w:val="E41919"/>
+          <w:sz w:val="24"/>
+          <w:szCs w:val="24"/>
+          <w:u w:val="none"/>
+        </w:rPr>
+        <w:t>red</w:t>
+      </w:r>
+      <w:r>
+        <w:rPr>
+          <w:rFonts w:ascii="Arial" w:hAnsi="Arial"/>
+          <w:b w:val="false"/>
+          <w:bCs w:val="false"/>
+          <w:color w:val="000000"/>
+          <w:sz w:val="24"/>
+          <w:szCs w:val="24"/>
+          <w:u w:val="none"/>
+        </w:rPr>
+        <w:t>.</w:t>
+      </w:r>
+    </w:p>
+    <w:p>
+      <w:pPr>
+        <w:pStyle w:val="Normal"/>
+        <w:bidi w:val="0"/>
+        <w:jc w:val="left"/>
+        <w:rPr>
+          <w:rFonts w:ascii="Arial" w:hAnsi="Arial"/>
+          <w:b w:val="false"/>
+          <w:bCs w:val="false"/>
+          <w:color w:val="BB2020"/>
+          <w:sz w:val="24"/>
+          <w:szCs w:val="24"/>
+          <w:u w:val="none"/>
+        </w:rPr>
+      </w:pPr>
+      <w:r>
+        <w:rPr>
+          <w:rFonts w:ascii="Arial" w:hAnsi="Arial"/>
+          <w:b w:val="false"/>
+          <w:bCs w:val="false"/>
+          <w:color w:val="BB2020"/>
+          <w:sz w:val="24"/>
+          <w:szCs w:val="24"/>
+          <w:u w:val="none"/>
+        </w:rPr>
+      </w:r>
+    </w:p>
+    <w:p>
+      <w:pPr>
+        <w:pStyle w:val="Normal"/>
+        <w:bidi w:val="0"/>
+        <w:jc w:val="left"/>
+        <w:rPr>
+          <w:rFonts w:ascii="Arial" w:hAnsi="Arial"/>
+          <w:b w:val="false"/>
+          <w:bCs w:val="false"/>
+          <w:color w:val="BB2020"/>
+          <w:sz w:val="24"/>
+          <w:szCs w:val="24"/>
+          <w:u w:val="none"/>
+        </w:rPr>
+      </w:pPr>
+      <w:r>
+        <w:rPr>
+          <w:rFonts w:ascii="Arial" w:hAnsi="Arial"/>
+          <w:b w:val="false"/>
+          <w:bCs w:val="false"/>
+          <w:color w:val="000000"/>
+          <w:sz w:val="24"/>
+          <w:szCs w:val="24"/>
+          <w:u w:val="none"/>
+        </w:rPr>
+        <w:t xml:space="preserve">(You also might notice that I changed offset </w:t>
+      </w:r>
+      <w:r>
+        <w:rPr>
+          <w:rFonts w:ascii="Arial" w:hAnsi="Arial"/>
+          <w:b/>
+          <w:bCs/>
+          <w:color w:val="000000"/>
+          <w:sz w:val="24"/>
+          <w:szCs w:val="24"/>
+          <w:u w:val="none"/>
+        </w:rPr>
+        <w:t>0x8</w:t>
+      </w:r>
+      <w:r>
+        <w:rPr>
+          <w:rFonts w:ascii="Arial" w:hAnsi="Arial"/>
+          <w:b w:val="false"/>
+          <w:bCs w:val="false"/>
+          <w:color w:val="000000"/>
+          <w:sz w:val="24"/>
+          <w:szCs w:val="24"/>
+          <w:u w:val="none"/>
+        </w:rPr>
+        <w:t xml:space="preserve"> from </w:t>
+      </w:r>
+      <w:r>
+        <w:rPr>
+          <w:rFonts w:ascii="Arial" w:hAnsi="Arial"/>
+          <w:b/>
+          <w:bCs/>
+          <w:color w:val="000000"/>
+          <w:sz w:val="24"/>
+          <w:szCs w:val="24"/>
+          <w:u w:val="none"/>
+        </w:rPr>
+        <w:t>0x81</w:t>
+      </w:r>
+      <w:r>
+        <w:rPr>
+          <w:rFonts w:ascii="Arial" w:hAnsi="Arial"/>
+          <w:b w:val="false"/>
+          <w:bCs w:val="false"/>
+          <w:color w:val="000000"/>
+          <w:sz w:val="24"/>
+          <w:szCs w:val="24"/>
+          <w:u w:val="none"/>
+        </w:rPr>
+        <w:t xml:space="preserve"> to </w:t>
+      </w:r>
+      <w:r>
+        <w:rPr>
+          <w:rFonts w:ascii="Arial" w:hAnsi="Arial"/>
+          <w:b/>
+          <w:bCs/>
+          <w:color w:val="000000"/>
+          <w:sz w:val="24"/>
+          <w:szCs w:val="24"/>
+          <w:u w:val="none"/>
+        </w:rPr>
+        <w:t>0xA1</w:t>
+      </w:r>
+      <w:r>
+        <w:rPr>
+          <w:rFonts w:ascii="Arial" w:hAnsi="Arial"/>
+          <w:b w:val="false"/>
+          <w:bCs w:val="false"/>
+          <w:color w:val="000000"/>
+          <w:sz w:val="24"/>
+          <w:szCs w:val="24"/>
+          <w:u w:val="none"/>
+        </w:rPr>
+        <w:t xml:space="preserve"> to enable free vertical scrolling… don’t worry, we’ll get to the header options soon!)</w:t>
+      </w:r>
+    </w:p>
+    <w:p>
+      <w:pPr>
+        <w:pStyle w:val="Normal"/>
+        <w:bidi w:val="0"/>
+        <w:jc w:val="left"/>
+        <w:rPr>
+          <w:rFonts w:ascii="Arial" w:hAnsi="Arial"/>
+          <w:b w:val="false"/>
+          <w:bCs w:val="false"/>
+          <w:color w:val="BB2020"/>
+          <w:sz w:val="24"/>
+          <w:szCs w:val="24"/>
+          <w:u w:val="none"/>
+        </w:rPr>
+      </w:pPr>
+      <w:r>
+        <w:rPr>
+          <w:rFonts w:ascii="Arial" w:hAnsi="Arial"/>
+          <w:b w:val="false"/>
+          <w:bCs w:val="false"/>
+          <w:color w:val="BB2020"/>
+          <w:sz w:val="24"/>
+          <w:szCs w:val="24"/>
+          <w:u w:val="none"/>
+        </w:rPr>
+        <w:drawing>
+          <wp:anchor distT="0" distB="0" distL="0" distR="0" simplePos="0" relativeHeight="13" behindDoc="0" locked="0" layoutInCell="0" allowOverlap="1">
+            <wp:simplePos x="0" y="0"/>
+            <wp:positionH relativeFrom="column">
+              <wp:align>center</wp:align>
+            </wp:positionH>
+            <wp:positionV relativeFrom="paragraph">
+              <wp:posOffset>91440</wp:posOffset>
+            </wp:positionV>
+            <wp:extent cx="5742305" cy="4773295"/>
+            <wp:effectExtent l="0" t="0" r="0" b="0"/>
+            <wp:wrapSquare wrapText="largest"/>
+            <wp:docPr id="12" name="Image12"/>
+            <wp:cNvGraphicFramePr>
+              <a:graphicFrameLocks xmlns:a="http://schemas.openxmlformats.org/drawingml/2006/main" noChangeAspect="1"/>
+            </wp:cNvGraphicFramePr>
+            <a:graphic xmlns:a="http://schemas.openxmlformats.org/drawingml/2006/main">
+              <a:graphicData uri="http://schemas.openxmlformats.org/drawingml/2006/picture">
+                <pic:pic xmlns:pic="http://schemas.openxmlformats.org/drawingml/2006/picture">
+                  <pic:nvPicPr>
+                    <pic:cNvPr id="12" name="Image12"/>
+                    <pic:cNvPicPr>
+                      <a:picLocks noChangeAspect="1" noChangeArrowheads="1"/>
+                    </pic:cNvPicPr>
+                  </pic:nvPicPr>
+                  <pic:blipFill>
+                    <a:blip r:embed="rId20"/>
+                    <a:srcRect l="4969" t="4983" r="4969" b="9967"/>
+                    <a:stretch>
+                      <a:fillRect/>
+                    </a:stretch>
+                  </pic:blipFill>
+                  <pic:spPr bwMode="auto">
+                    <a:xfrm>
+                      <a:off x="0" y="0"/>
+                      <a:ext cx="5742305" cy="4773295"/>
+                    </a:xfrm>
+                    <a:prstGeom prst="rect">
+                      <a:avLst/>
+                    </a:prstGeom>
+                    <a:noFill/>
+                  </pic:spPr>
+                </pic:pic>
+              </a:graphicData>
+            </a:graphic>
+          </wp:anchor>
+        </w:drawing>
+      </w:r>
+    </w:p>
+    <w:p>
+      <w:pPr>
+        <w:pStyle w:val="Normal"/>
+        <w:bidi w:val="0"/>
+        <w:jc w:val="left"/>
+        <w:rPr>
+          <w:rFonts w:ascii="Arial" w:hAnsi="Arial"/>
+          <w:b w:val="false"/>
+          <w:bCs w:val="false"/>
+          <w:color w:val="BB2020"/>
+          <w:sz w:val="24"/>
+          <w:szCs w:val="24"/>
+          <w:u w:val="none"/>
+        </w:rPr>
+      </w:pPr>
+      <w:r>
+        <w:rPr>
+          <w:rFonts w:ascii="Arial" w:hAnsi="Arial"/>
+          <w:b w:val="false"/>
+          <w:bCs w:val="false"/>
+          <w:color w:val="BB2020"/>
+          <w:sz w:val="24"/>
+          <w:szCs w:val="24"/>
+          <w:u w:val="none"/>
+        </w:rPr>
+      </w:r>
+    </w:p>
+    <w:p>
+      <w:pPr>
+        <w:pStyle w:val="Normal"/>
+        <w:bidi w:val="0"/>
+        <w:jc w:val="left"/>
+        <w:rPr>
+          <w:rFonts w:ascii="Arial" w:hAnsi="Arial"/>
+          <w:b w:val="false"/>
+          <w:bCs w:val="false"/>
+          <w:color w:val="BB2020"/>
+          <w:sz w:val="24"/>
+          <w:szCs w:val="24"/>
+          <w:u w:val="none"/>
+        </w:rPr>
+      </w:pPr>
+      <w:r>
+        <w:rPr>
+          <w:rFonts w:ascii="Arial" w:hAnsi="Arial"/>
+          <w:b w:val="false"/>
+          <w:bCs w:val="false"/>
+          <w:color w:val="BB2020"/>
+          <w:sz w:val="24"/>
+          <w:szCs w:val="24"/>
+          <w:u w:val="none"/>
+        </w:rPr>
+      </w:r>
+    </w:p>
+    <w:p>
+      <w:pPr>
+        <w:pStyle w:val="Normal"/>
+        <w:bidi w:val="0"/>
+        <w:jc w:val="left"/>
+        <w:rPr>
+          <w:rFonts w:ascii="Arial" w:hAnsi="Arial"/>
+          <w:b w:val="false"/>
+          <w:bCs w:val="false"/>
+          <w:color w:val="BB2020"/>
+          <w:sz w:val="24"/>
+          <w:szCs w:val="24"/>
+          <w:u w:val="none"/>
+        </w:rPr>
+      </w:pPr>
+      <w:r>
+        <w:rPr>
+          <w:rFonts w:ascii="Arial" w:hAnsi="Arial"/>
+          <w:b w:val="false"/>
+          <w:bCs w:val="false"/>
+          <w:color w:val="BB2020"/>
+          <w:sz w:val="24"/>
+          <w:szCs w:val="24"/>
+          <w:u w:val="none"/>
+        </w:rPr>
+      </w:r>
+    </w:p>
+    <w:p>
+      <w:pPr>
+        <w:pStyle w:val="Normal"/>
+        <w:bidi w:val="0"/>
+        <w:jc w:val="left"/>
+        <w:rPr>
+          <w:rFonts w:ascii="Arial" w:hAnsi="Arial"/>
+          <w:b w:val="false"/>
+          <w:bCs w:val="false"/>
+          <w:color w:val="BB2020"/>
+          <w:sz w:val="24"/>
+          <w:szCs w:val="24"/>
+          <w:u w:val="none"/>
+        </w:rPr>
+      </w:pPr>
+      <w:r>
+        <w:rPr>
+          <w:rFonts w:ascii="Arial" w:hAnsi="Arial"/>
+          <w:b w:val="false"/>
+          <w:bCs w:val="false"/>
+          <w:color w:val="BB2020"/>
+          <w:sz w:val="24"/>
+          <w:szCs w:val="24"/>
+          <w:u w:val="none"/>
+        </w:rPr>
+      </w:r>
+    </w:p>
+    <w:p>
+      <w:pPr>
+        <w:pStyle w:val="Normal"/>
+        <w:bidi w:val="0"/>
+        <w:jc w:val="left"/>
+        <w:rPr>
+          <w:rFonts w:ascii="Arial" w:hAnsi="Arial"/>
+          <w:b w:val="false"/>
+          <w:bCs w:val="false"/>
+          <w:color w:val="BB2020"/>
+          <w:sz w:val="24"/>
+          <w:szCs w:val="24"/>
+          <w:u w:val="none"/>
+        </w:rPr>
+      </w:pPr>
+      <w:r>
+        <w:rPr>
+          <w:rFonts w:ascii="Arial" w:hAnsi="Arial"/>
+          <w:b w:val="false"/>
+          <w:bCs w:val="false"/>
+          <w:color w:val="BB2020"/>
+          <w:sz w:val="24"/>
+          <w:szCs w:val="24"/>
+          <w:u w:val="none"/>
+        </w:rPr>
+      </w:r>
+    </w:p>
+    <w:p>
+      <w:pPr>
+        <w:pStyle w:val="Normal"/>
+        <w:bidi w:val="0"/>
+        <w:jc w:val="left"/>
+        <w:rPr>
+          <w:rFonts w:ascii="Arial" w:hAnsi="Arial"/>
+          <w:b w:val="false"/>
+          <w:bCs w:val="false"/>
+          <w:color w:val="BB2020"/>
+          <w:sz w:val="24"/>
+          <w:szCs w:val="24"/>
+          <w:u w:val="none"/>
+        </w:rPr>
+      </w:pPr>
+      <w:r>
+        <w:rPr>
+          <w:rFonts w:ascii="Arial" w:hAnsi="Arial"/>
+          <w:b w:val="false"/>
+          <w:bCs w:val="false"/>
+          <w:color w:val="BB2020"/>
+          <w:sz w:val="24"/>
+          <w:szCs w:val="24"/>
+          <w:u w:val="none"/>
+        </w:rPr>
+      </w:r>
+    </w:p>
+    <w:p>
+      <w:pPr>
+        <w:pStyle w:val="Normal"/>
+        <w:bidi w:val="0"/>
+        <w:jc w:val="left"/>
+        <w:rPr>
+          <w:rFonts w:ascii="Arial" w:hAnsi="Arial"/>
+          <w:b w:val="false"/>
+          <w:bCs w:val="false"/>
+          <w:color w:val="BB2020"/>
+          <w:sz w:val="24"/>
+          <w:szCs w:val="24"/>
+          <w:u w:val="none"/>
+        </w:rPr>
+      </w:pPr>
+      <w:r>
+        <w:rPr>
+          <w:rFonts w:ascii="Arial" w:hAnsi="Arial"/>
+          <w:b w:val="false"/>
+          <w:bCs w:val="false"/>
+          <w:color w:val="BB2020"/>
+          <w:sz w:val="24"/>
+          <w:szCs w:val="24"/>
+          <w:u w:val="none"/>
+        </w:rPr>
+      </w:r>
+    </w:p>
+    <w:p>
+      <w:pPr>
+        <w:pStyle w:val="Normal"/>
+        <w:bidi w:val="0"/>
+        <w:jc w:val="left"/>
+        <w:rPr>
+          <w:rFonts w:ascii="Arial" w:hAnsi="Arial"/>
+          <w:b w:val="false"/>
+          <w:bCs w:val="false"/>
+          <w:color w:val="BB2020"/>
+          <w:sz w:val="24"/>
+          <w:szCs w:val="24"/>
+          <w:u w:val="none"/>
+        </w:rPr>
+      </w:pPr>
+      <w:r>
+        <w:rPr>
+          <w:rFonts w:ascii="Arial" w:hAnsi="Arial"/>
+          <w:b w:val="false"/>
+          <w:bCs w:val="false"/>
+          <w:color w:val="BB2020"/>
+          <w:sz w:val="24"/>
+          <w:szCs w:val="24"/>
+          <w:u w:val="none"/>
+        </w:rPr>
+      </w:r>
+    </w:p>
+    <w:p>
+      <w:pPr>
+        <w:pStyle w:val="Normal"/>
+        <w:bidi w:val="0"/>
+        <w:jc w:val="left"/>
+        <w:rPr>
+          <w:rFonts w:ascii="Arial" w:hAnsi="Arial"/>
+          <w:b w:val="false"/>
+          <w:bCs w:val="false"/>
+          <w:color w:val="BB2020"/>
+          <w:sz w:val="24"/>
+          <w:szCs w:val="24"/>
+          <w:u w:val="none"/>
+        </w:rPr>
+      </w:pPr>
+      <w:r>
+        <w:rPr>
+          <w:rFonts w:ascii="Arial" w:hAnsi="Arial"/>
+          <w:b w:val="false"/>
+          <w:bCs w:val="false"/>
+          <w:color w:val="BB2020"/>
+          <w:sz w:val="24"/>
+          <w:szCs w:val="24"/>
+          <w:u w:val="none"/>
+        </w:rPr>
+      </w:r>
+    </w:p>
+    <w:p>
+      <w:pPr>
+        <w:pStyle w:val="Normal"/>
+        <w:bidi w:val="0"/>
+        <w:jc w:val="left"/>
+        <w:rPr>
+          <w:rFonts w:ascii="Arial" w:hAnsi="Arial"/>
+          <w:b w:val="false"/>
+          <w:bCs w:val="false"/>
+          <w:color w:val="BB2020"/>
+          <w:sz w:val="24"/>
+          <w:szCs w:val="24"/>
+          <w:u w:val="none"/>
+        </w:rPr>
+      </w:pPr>
+      <w:r>
+        <w:rPr>
+          <w:rFonts w:ascii="Arial" w:hAnsi="Arial"/>
+          <w:b w:val="false"/>
+          <w:bCs w:val="false"/>
+          <w:color w:val="BB2020"/>
+          <w:sz w:val="24"/>
+          <w:szCs w:val="24"/>
+          <w:u w:val="none"/>
+        </w:rPr>
+      </w:r>
+    </w:p>
+    <w:p>
+      <w:pPr>
+        <w:pStyle w:val="Normal"/>
+        <w:bidi w:val="0"/>
+        <w:jc w:val="left"/>
+        <w:rPr>
+          <w:rFonts w:ascii="Arial" w:hAnsi="Arial"/>
+          <w:b w:val="false"/>
+          <w:bCs w:val="false"/>
+          <w:color w:val="BB2020"/>
+          <w:sz w:val="24"/>
+          <w:szCs w:val="24"/>
+          <w:u w:val="none"/>
+        </w:rPr>
+      </w:pPr>
+      <w:r>
+        <w:rPr>
+          <w:rFonts w:ascii="Arial" w:hAnsi="Arial"/>
+          <w:b w:val="false"/>
+          <w:bCs w:val="false"/>
+          <w:color w:val="BB2020"/>
+          <w:sz w:val="24"/>
+          <w:szCs w:val="24"/>
+          <w:u w:val="none"/>
+        </w:rPr>
+      </w:r>
+    </w:p>
+    <w:p>
+      <w:pPr>
+        <w:pStyle w:val="Normal"/>
+        <w:bidi w:val="0"/>
+        <w:jc w:val="left"/>
+        <w:rPr>
+          <w:rFonts w:ascii="Arial" w:hAnsi="Arial"/>
+          <w:b w:val="false"/>
+          <w:bCs w:val="false"/>
+          <w:color w:val="BB2020"/>
+          <w:sz w:val="24"/>
+          <w:szCs w:val="24"/>
+          <w:u w:val="none"/>
+        </w:rPr>
+      </w:pPr>
+      <w:r>
+        <w:rPr>
+          <w:rFonts w:ascii="Arial" w:hAnsi="Arial"/>
+          <w:b w:val="false"/>
+          <w:bCs w:val="false"/>
+          <w:color w:val="BB2020"/>
+          <w:sz w:val="24"/>
+          <w:szCs w:val="24"/>
+          <w:u w:val="none"/>
+        </w:rPr>
+      </w:r>
+    </w:p>
+    <w:p>
+      <w:pPr>
+        <w:pStyle w:val="Normal"/>
+        <w:bidi w:val="0"/>
+        <w:jc w:val="left"/>
+        <w:rPr>
+          <w:rFonts w:ascii="Arial" w:hAnsi="Arial"/>
+          <w:b w:val="false"/>
+          <w:bCs w:val="false"/>
+          <w:color w:val="BB2020"/>
+          <w:sz w:val="24"/>
+          <w:szCs w:val="24"/>
+          <w:u w:val="none"/>
+        </w:rPr>
+      </w:pPr>
+      <w:r>
+        <w:rPr>
+          <w:rFonts w:ascii="Arial" w:hAnsi="Arial"/>
+          <w:b w:val="false"/>
+          <w:bCs w:val="false"/>
+          <w:color w:val="BB2020"/>
+          <w:sz w:val="24"/>
+          <w:szCs w:val="24"/>
+          <w:u w:val="none"/>
+        </w:rPr>
+      </w:r>
+    </w:p>
+    <w:p>
+      <w:pPr>
+        <w:pStyle w:val="Normal"/>
+        <w:bidi w:val="0"/>
+        <w:jc w:val="left"/>
+        <w:rPr>
+          <w:rFonts w:ascii="Arial" w:hAnsi="Arial"/>
+          <w:b w:val="false"/>
+          <w:bCs w:val="false"/>
+          <w:color w:val="BB2020"/>
+          <w:sz w:val="24"/>
+          <w:szCs w:val="24"/>
+          <w:u w:val="none"/>
+        </w:rPr>
+      </w:pPr>
+      <w:r>
+        <w:rPr>
+          <w:rFonts w:ascii="Arial" w:hAnsi="Arial"/>
+          <w:b w:val="false"/>
+          <w:bCs w:val="false"/>
+          <w:color w:val="BB2020"/>
+          <w:sz w:val="24"/>
+          <w:szCs w:val="24"/>
+          <w:u w:val="none"/>
+        </w:rPr>
+      </w:r>
+    </w:p>
+    <w:p>
+      <w:pPr>
+        <w:pStyle w:val="Normal"/>
+        <w:bidi w:val="0"/>
+        <w:jc w:val="left"/>
+        <w:rPr>
+          <w:rFonts w:ascii="Arial" w:hAnsi="Arial"/>
+          <w:b w:val="false"/>
+          <w:bCs w:val="false"/>
+          <w:color w:val="BB2020"/>
+          <w:sz w:val="24"/>
+          <w:szCs w:val="24"/>
+          <w:u w:val="none"/>
+        </w:rPr>
+      </w:pPr>
+      <w:r>
+        <w:rPr>
+          <w:rFonts w:ascii="Arial" w:hAnsi="Arial"/>
+          <w:b w:val="false"/>
+          <w:bCs w:val="false"/>
+          <w:color w:val="BB2020"/>
+          <w:sz w:val="24"/>
+          <w:szCs w:val="24"/>
+          <w:u w:val="none"/>
+        </w:rPr>
+      </w:r>
+    </w:p>
+    <w:p>
+      <w:pPr>
+        <w:pStyle w:val="Normal"/>
+        <w:bidi w:val="0"/>
+        <w:jc w:val="left"/>
+        <w:rPr>
+          <w:rFonts w:ascii="Arial" w:hAnsi="Arial"/>
+          <w:b w:val="false"/>
+          <w:bCs w:val="false"/>
+          <w:color w:val="BB2020"/>
+          <w:sz w:val="24"/>
+          <w:szCs w:val="24"/>
+          <w:u w:val="none"/>
+        </w:rPr>
+      </w:pPr>
+      <w:r>
+        <w:rPr>
+          <w:rFonts w:ascii="Arial" w:hAnsi="Arial"/>
+          <w:b w:val="false"/>
+          <w:bCs w:val="false"/>
+          <w:color w:val="BB2020"/>
+          <w:sz w:val="24"/>
+          <w:szCs w:val="24"/>
+          <w:u w:val="none"/>
+        </w:rPr>
+      </w:r>
+    </w:p>
+    <w:p>
+      <w:pPr>
+        <w:pStyle w:val="Normal"/>
+        <w:bidi w:val="0"/>
+        <w:jc w:val="left"/>
+        <w:rPr>
+          <w:rFonts w:ascii="Arial" w:hAnsi="Arial"/>
+          <w:b w:val="false"/>
+          <w:bCs w:val="false"/>
+          <w:color w:val="BB2020"/>
+          <w:sz w:val="24"/>
+          <w:szCs w:val="24"/>
+          <w:u w:val="none"/>
+        </w:rPr>
+      </w:pPr>
+      <w:r>
+        <w:rPr>
+          <w:rFonts w:ascii="Arial" w:hAnsi="Arial"/>
+          <w:b w:val="false"/>
+          <w:bCs w:val="false"/>
+          <w:color w:val="BB2020"/>
+          <w:sz w:val="24"/>
+          <w:szCs w:val="24"/>
+          <w:u w:val="none"/>
+        </w:rPr>
+      </w:r>
+    </w:p>
+    <w:p>
+      <w:pPr>
+        <w:pStyle w:val="Normal"/>
+        <w:bidi w:val="0"/>
+        <w:jc w:val="left"/>
+        <w:rPr>
+          <w:rFonts w:ascii="Arial" w:hAnsi="Arial"/>
+          <w:b w:val="false"/>
+          <w:bCs w:val="false"/>
+          <w:color w:val="BB2020"/>
+          <w:sz w:val="24"/>
+          <w:szCs w:val="24"/>
+          <w:u w:val="none"/>
+        </w:rPr>
+      </w:pPr>
+      <w:r>
+        <w:rPr>
+          <w:rFonts w:ascii="Arial" w:hAnsi="Arial"/>
+          <w:b w:val="false"/>
+          <w:bCs w:val="false"/>
+          <w:color w:val="BB2020"/>
+          <w:sz w:val="24"/>
+          <w:szCs w:val="24"/>
+          <w:u w:val="none"/>
+        </w:rPr>
+      </w:r>
+    </w:p>
+    <w:p>
+      <w:pPr>
+        <w:pStyle w:val="Normal"/>
+        <w:bidi w:val="0"/>
+        <w:jc w:val="left"/>
+        <w:rPr>
+          <w:rFonts w:ascii="Arial" w:hAnsi="Arial"/>
+          <w:b w:val="false"/>
+          <w:bCs w:val="false"/>
+          <w:color w:val="BB2020"/>
+          <w:sz w:val="24"/>
+          <w:szCs w:val="24"/>
+          <w:u w:val="none"/>
+        </w:rPr>
+      </w:pPr>
+      <w:r>
+        <w:rPr>
+          <w:rFonts w:ascii="Arial" w:hAnsi="Arial"/>
+          <w:b w:val="false"/>
+          <w:bCs w:val="false"/>
+          <w:color w:val="BB2020"/>
+          <w:sz w:val="24"/>
+          <w:szCs w:val="24"/>
+          <w:u w:val="none"/>
+        </w:rPr>
+      </w:r>
+    </w:p>
+    <w:p>
+      <w:pPr>
+        <w:pStyle w:val="Normal"/>
+        <w:bidi w:val="0"/>
+        <w:jc w:val="left"/>
+        <w:rPr>
+          <w:rFonts w:ascii="Arial" w:hAnsi="Arial"/>
+          <w:b w:val="false"/>
+          <w:bCs w:val="false"/>
+          <w:color w:val="BB2020"/>
+          <w:sz w:val="24"/>
+          <w:szCs w:val="24"/>
+          <w:u w:val="none"/>
+        </w:rPr>
+      </w:pPr>
+      <w:r>
+        <w:rPr>
+          <w:rFonts w:ascii="Arial" w:hAnsi="Arial"/>
+          <w:b w:val="false"/>
+          <w:bCs w:val="false"/>
+          <w:color w:val="BB2020"/>
+          <w:sz w:val="24"/>
+          <w:szCs w:val="24"/>
+          <w:u w:val="none"/>
+        </w:rPr>
+      </w:r>
+    </w:p>
+    <w:p>
+      <w:pPr>
+        <w:pStyle w:val="Normal"/>
+        <w:bidi w:val="0"/>
+        <w:jc w:val="left"/>
+        <w:rPr>
+          <w:rFonts w:ascii="Arial" w:hAnsi="Arial"/>
+          <w:b w:val="false"/>
+          <w:bCs w:val="false"/>
+          <w:color w:val="BB2020"/>
+          <w:sz w:val="24"/>
+          <w:szCs w:val="24"/>
+          <w:u w:val="none"/>
+        </w:rPr>
+      </w:pPr>
+      <w:r>
+        <w:rPr>
+          <w:rFonts w:ascii="Arial" w:hAnsi="Arial"/>
+          <w:b w:val="false"/>
+          <w:bCs w:val="false"/>
+          <w:color w:val="BB2020"/>
+          <w:sz w:val="24"/>
+          <w:szCs w:val="24"/>
+          <w:u w:val="none"/>
+        </w:rPr>
+      </w:r>
+    </w:p>
+    <w:p>
+      <w:pPr>
+        <w:pStyle w:val="Normal"/>
+        <w:bidi w:val="0"/>
+        <w:jc w:val="left"/>
+        <w:rPr>
+          <w:rFonts w:ascii="Arial" w:hAnsi="Arial"/>
+          <w:b w:val="false"/>
+          <w:bCs w:val="false"/>
+          <w:color w:val="BB2020"/>
+          <w:sz w:val="24"/>
+          <w:szCs w:val="24"/>
+          <w:u w:val="none"/>
+        </w:rPr>
+      </w:pPr>
+      <w:r>
+        <w:rPr>
+          <w:rFonts w:ascii="Arial" w:hAnsi="Arial"/>
+          <w:b w:val="false"/>
+          <w:bCs w:val="false"/>
+          <w:color w:val="BB2020"/>
+          <w:sz w:val="24"/>
+          <w:szCs w:val="24"/>
+          <w:u w:val="none"/>
+        </w:rPr>
+      </w:r>
+    </w:p>
+    <w:p>
+      <w:pPr>
+        <w:pStyle w:val="Normal"/>
+        <w:bidi w:val="0"/>
+        <w:jc w:val="left"/>
+        <w:rPr>
+          <w:rFonts w:ascii="Arial" w:hAnsi="Arial"/>
+          <w:b w:val="false"/>
+          <w:bCs w:val="false"/>
+          <w:color w:val="BB2020"/>
+          <w:sz w:val="24"/>
+          <w:szCs w:val="24"/>
+          <w:u w:val="none"/>
+        </w:rPr>
+      </w:pPr>
+      <w:r>
+        <w:rPr>
+          <w:rFonts w:ascii="Arial" w:hAnsi="Arial"/>
+          <w:b w:val="false"/>
+          <w:bCs w:val="false"/>
+          <w:color w:val="BB2020"/>
+          <w:sz w:val="24"/>
+          <w:szCs w:val="24"/>
+          <w:u w:val="none"/>
+        </w:rPr>
+      </w:r>
+    </w:p>
+    <w:p>
+      <w:pPr>
+        <w:pStyle w:val="Normal"/>
+        <w:bidi w:val="0"/>
+        <w:jc w:val="left"/>
+        <w:rPr>
+          <w:rFonts w:ascii="Arial" w:hAnsi="Arial"/>
+          <w:b w:val="false"/>
+          <w:bCs w:val="false"/>
+          <w:color w:val="BB2020"/>
+          <w:sz w:val="24"/>
+          <w:szCs w:val="24"/>
+          <w:u w:val="none"/>
+        </w:rPr>
+      </w:pPr>
+      <w:r>
+        <w:rPr>
+          <w:rFonts w:ascii="Arial" w:hAnsi="Arial"/>
+          <w:b w:val="false"/>
+          <w:bCs w:val="false"/>
+          <w:color w:val="BB2020"/>
+          <w:sz w:val="24"/>
+          <w:szCs w:val="24"/>
+          <w:u w:val="none"/>
+        </w:rPr>
+      </w:r>
+    </w:p>
+    <w:p>
+      <w:pPr>
+        <w:pStyle w:val="Normal"/>
+        <w:bidi w:val="0"/>
+        <w:jc w:val="left"/>
+        <w:rPr>
+          <w:rFonts w:ascii="Arial" w:hAnsi="Arial"/>
+          <w:b w:val="false"/>
+          <w:bCs w:val="false"/>
+          <w:color w:val="BB2020"/>
+          <w:sz w:val="24"/>
+          <w:szCs w:val="24"/>
+          <w:u w:val="none"/>
+        </w:rPr>
+      </w:pPr>
+      <w:r>
+        <w:rPr>
+          <w:rFonts w:ascii="Arial" w:hAnsi="Arial"/>
+          <w:b w:val="false"/>
+          <w:bCs w:val="false"/>
+          <w:color w:val="BB2020"/>
+          <w:sz w:val="24"/>
+          <w:szCs w:val="24"/>
+          <w:u w:val="none"/>
+        </w:rPr>
+      </w:r>
+    </w:p>
+    <w:p>
+      <w:pPr>
+        <w:pStyle w:val="Normal"/>
+        <w:bidi w:val="0"/>
+        <w:jc w:val="left"/>
+        <w:rPr>
+          <w:rFonts w:ascii="Arial" w:hAnsi="Arial"/>
+          <w:b w:val="false"/>
+          <w:bCs w:val="false"/>
+          <w:color w:val="BB2020"/>
+          <w:sz w:val="24"/>
+          <w:szCs w:val="24"/>
+          <w:u w:val="none"/>
+        </w:rPr>
+      </w:pPr>
+      <w:r>
+        <w:rPr>
+          <w:rFonts w:ascii="Arial" w:hAnsi="Arial"/>
+          <w:b w:val="false"/>
+          <w:bCs w:val="false"/>
+          <w:color w:val="BB2020"/>
+          <w:sz w:val="24"/>
+          <w:szCs w:val="24"/>
+          <w:u w:val="none"/>
+        </w:rPr>
+      </w:r>
+    </w:p>
+    <w:p>
+      <w:pPr>
+        <w:pStyle w:val="Normal"/>
+        <w:bidi w:val="0"/>
+        <w:jc w:val="left"/>
+        <w:rPr>
+          <w:rFonts w:ascii="Arial" w:hAnsi="Arial"/>
+          <w:b w:val="false"/>
+          <w:bCs w:val="false"/>
+          <w:color w:val="BB2020"/>
+          <w:sz w:val="24"/>
+          <w:szCs w:val="24"/>
+          <w:u w:val="none"/>
+        </w:rPr>
+      </w:pPr>
+      <w:r>
+        <w:rPr>
+          <w:rFonts w:ascii="Arial" w:hAnsi="Arial"/>
+          <w:b w:val="false"/>
+          <w:bCs w:val="false"/>
+          <w:color w:val="BB2020"/>
+          <w:sz w:val="24"/>
+          <w:szCs w:val="24"/>
+          <w:u w:val="none"/>
+        </w:rPr>
+      </w:r>
+    </w:p>
+    <w:p>
+      <w:pPr>
+        <w:pStyle w:val="Normal"/>
+        <w:bidi w:val="0"/>
+        <w:jc w:val="center"/>
+        <w:rPr>
+          <w:rFonts w:ascii="Arial" w:hAnsi="Arial"/>
+          <w:b w:val="false"/>
+          <w:bCs w:val="false"/>
+          <w:i/>
+          <w:iCs/>
+          <w:color w:val="666666"/>
+          <w:sz w:val="24"/>
+          <w:szCs w:val="24"/>
+          <w:u w:val="none"/>
+        </w:rPr>
+      </w:pPr>
+      <w:r>
+        <w:rPr>
+          <w:rFonts w:ascii="Arial" w:hAnsi="Arial"/>
+          <w:b w:val="false"/>
+          <w:bCs w:val="false"/>
+          <w:i/>
+          <w:iCs/>
+          <w:color w:val="666666"/>
+          <w:sz w:val="24"/>
+          <w:szCs w:val="24"/>
+          <w:u w:val="none"/>
+        </w:rPr>
+        <w:t>Our new level object data for SMAS SMB3 1-1 in ImHex</w:t>
+      </w:r>
+    </w:p>
+    <w:p>
+      <w:pPr>
+        <w:pStyle w:val="Normal"/>
+        <w:bidi w:val="0"/>
+        <w:jc w:val="left"/>
+        <w:rPr>
+          <w:rFonts w:ascii="Arial" w:hAnsi="Arial"/>
+          <w:b w:val="false"/>
+          <w:bCs w:val="false"/>
+          <w:color w:val="BB2020"/>
+          <w:sz w:val="24"/>
+          <w:szCs w:val="24"/>
+          <w:u w:val="none"/>
+        </w:rPr>
+      </w:pPr>
+      <w:r>
+        <w:rPr>
+          <w:rFonts w:ascii="Arial" w:hAnsi="Arial"/>
+          <w:b w:val="false"/>
+          <w:bCs w:val="false"/>
+          <w:color w:val="BB2020"/>
+          <w:sz w:val="24"/>
+          <w:szCs w:val="24"/>
+          <w:u w:val="none"/>
+        </w:rPr>
+      </w:r>
+    </w:p>
+    <w:p>
+      <w:pPr>
+        <w:pStyle w:val="Normal"/>
+        <w:bidi w:val="0"/>
+        <w:jc w:val="left"/>
+        <w:rPr>
+          <w:rFonts w:ascii="Arial" w:hAnsi="Arial"/>
+          <w:b w:val="false"/>
+          <w:bCs w:val="false"/>
+          <w:color w:val="BB2020"/>
+          <w:sz w:val="24"/>
+          <w:szCs w:val="24"/>
+          <w:u w:val="none"/>
+        </w:rPr>
+      </w:pPr>
+      <w:r>
+        <w:rPr>
+          <w:rFonts w:ascii="Arial" w:hAnsi="Arial"/>
+          <w:b w:val="false"/>
+          <w:bCs w:val="false"/>
+          <w:color w:val="BB2020"/>
+          <w:sz w:val="24"/>
+          <w:szCs w:val="24"/>
+          <w:u w:val="none"/>
+        </w:rPr>
+      </w:r>
+    </w:p>
+    <w:p>
+      <w:pPr>
+        <w:pStyle w:val="Normal"/>
+        <w:bidi w:val="0"/>
+        <w:jc w:val="left"/>
+        <w:rPr>
+          <w:rFonts w:ascii="Arial" w:hAnsi="Arial"/>
+          <w:b w:val="false"/>
+          <w:bCs w:val="false"/>
+          <w:color w:val="BB2020"/>
+          <w:sz w:val="24"/>
+          <w:szCs w:val="24"/>
+          <w:u w:val="none"/>
+        </w:rPr>
+      </w:pPr>
+      <w:r>
+        <w:rPr>
+          <w:rFonts w:ascii="Arial" w:hAnsi="Arial"/>
+          <w:b w:val="false"/>
+          <w:bCs w:val="false"/>
+          <w:color w:val="BB2020"/>
+          <w:sz w:val="24"/>
+          <w:szCs w:val="24"/>
+          <w:u w:val="none"/>
+        </w:rPr>
+      </w:r>
+    </w:p>
+    <w:p>
+      <w:pPr>
+        <w:pStyle w:val="Normal"/>
+        <w:bidi w:val="0"/>
+        <w:jc w:val="left"/>
+        <w:rPr>
+          <w:rFonts w:ascii="Arial" w:hAnsi="Arial"/>
+          <w:b w:val="false"/>
+          <w:bCs w:val="false"/>
+          <w:color w:val="BB2020"/>
+          <w:sz w:val="24"/>
+          <w:szCs w:val="24"/>
+          <w:u w:val="none"/>
+        </w:rPr>
+      </w:pPr>
+      <w:r>
+        <w:rPr>
+          <w:rFonts w:ascii="Arial" w:hAnsi="Arial"/>
+          <w:b w:val="false"/>
+          <w:bCs w:val="false"/>
+          <w:color w:val="BB2020"/>
+          <w:sz w:val="24"/>
+          <w:szCs w:val="24"/>
+          <w:u w:val="none"/>
+        </w:rPr>
+      </w:r>
+    </w:p>
+    <w:p>
+      <w:pPr>
+        <w:pStyle w:val="Normal"/>
+        <w:bidi w:val="0"/>
+        <w:jc w:val="left"/>
+        <w:rPr>
+          <w:rFonts w:ascii="Arial" w:hAnsi="Arial"/>
+          <w:b w:val="false"/>
+          <w:bCs w:val="false"/>
+          <w:color w:val="BB2020"/>
+          <w:sz w:val="24"/>
+          <w:szCs w:val="24"/>
+          <w:u w:val="none"/>
+        </w:rPr>
+      </w:pPr>
+      <w:r>
+        <w:rPr>
+          <w:rFonts w:ascii="Arial" w:hAnsi="Arial"/>
+          <w:b w:val="false"/>
+          <w:bCs w:val="false"/>
+          <w:color w:val="BB2020"/>
+          <w:sz w:val="24"/>
+          <w:szCs w:val="24"/>
+          <w:u w:val="none"/>
+        </w:rPr>
+      </w:r>
+    </w:p>
+    <w:p>
+      <w:pPr>
+        <w:pStyle w:val="Normal"/>
+        <w:bidi w:val="0"/>
+        <w:jc w:val="left"/>
+        <w:rPr>
+          <w:rFonts w:ascii="Arial" w:hAnsi="Arial"/>
+          <w:b w:val="false"/>
+          <w:bCs w:val="false"/>
+          <w:color w:val="BB2020"/>
+          <w:sz w:val="24"/>
+          <w:szCs w:val="24"/>
+          <w:u w:val="none"/>
+        </w:rPr>
+      </w:pPr>
+      <w:r>
+        <w:rPr>
+          <w:rFonts w:ascii="Arial" w:hAnsi="Arial"/>
+          <w:b w:val="false"/>
+          <w:bCs w:val="false"/>
+          <w:color w:val="BB2020"/>
+          <w:sz w:val="24"/>
+          <w:szCs w:val="24"/>
+          <w:u w:val="none"/>
+        </w:rPr>
+      </w:r>
+    </w:p>
+    <w:p>
+      <w:pPr>
+        <w:pStyle w:val="Normal"/>
+        <w:bidi w:val="0"/>
+        <w:jc w:val="left"/>
+        <w:rPr>
+          <w:rFonts w:ascii="Arial" w:hAnsi="Arial"/>
+          <w:b w:val="false"/>
+          <w:bCs w:val="false"/>
+          <w:color w:val="BB2020"/>
+          <w:sz w:val="24"/>
+          <w:szCs w:val="24"/>
+          <w:u w:val="none"/>
+        </w:rPr>
+      </w:pPr>
+      <w:r>
+        <w:rPr>
+          <w:rFonts w:ascii="Arial" w:hAnsi="Arial"/>
+          <w:b w:val="false"/>
+          <w:bCs w:val="false"/>
+          <w:color w:val="BB2020"/>
+          <w:sz w:val="24"/>
+          <w:szCs w:val="24"/>
+          <w:u w:val="none"/>
+        </w:rPr>
+      </w:r>
+    </w:p>
+    <w:p>
+      <w:pPr>
+        <w:pStyle w:val="Normal"/>
+        <w:bidi w:val="0"/>
+        <w:jc w:val="left"/>
+        <w:rPr>
+          <w:rFonts w:ascii="Arial" w:hAnsi="Arial"/>
+          <w:b w:val="false"/>
+          <w:bCs w:val="false"/>
+          <w:color w:val="BB2020"/>
+          <w:sz w:val="24"/>
+          <w:szCs w:val="24"/>
+          <w:u w:val="none"/>
+        </w:rPr>
+      </w:pPr>
+      <w:r>
+        <w:rPr>
+          <w:rFonts w:ascii="Arial" w:hAnsi="Arial"/>
+          <w:b w:val="false"/>
+          <w:bCs w:val="false"/>
+          <w:color w:val="BB2020"/>
+          <w:sz w:val="24"/>
+          <w:szCs w:val="24"/>
+          <w:u w:val="none"/>
+        </w:rPr>
+      </w:r>
+    </w:p>
+    <w:p>
+      <w:pPr>
+        <w:pStyle w:val="Normal"/>
+        <w:bidi w:val="0"/>
+        <w:jc w:val="left"/>
+        <w:rPr>
+          <w:rFonts w:ascii="Arial" w:hAnsi="Arial"/>
+          <w:b w:val="false"/>
+          <w:bCs w:val="false"/>
+          <w:color w:val="BB2020"/>
+          <w:sz w:val="24"/>
+          <w:szCs w:val="24"/>
+          <w:u w:val="none"/>
+        </w:rPr>
+      </w:pPr>
+      <w:r>
+        <w:rPr>
+          <w:rFonts w:ascii="Arial" w:hAnsi="Arial"/>
+          <w:b w:val="false"/>
+          <w:bCs w:val="false"/>
+          <w:color w:val="BB2020"/>
+          <w:sz w:val="24"/>
+          <w:szCs w:val="24"/>
+          <w:u w:val="none"/>
+        </w:rPr>
+      </w:r>
+    </w:p>
+    <w:p>
+      <w:pPr>
+        <w:pStyle w:val="Normal"/>
+        <w:bidi w:val="0"/>
+        <w:jc w:val="left"/>
+        <w:rPr>
+          <w:rFonts w:ascii="Arial" w:hAnsi="Arial"/>
+          <w:b w:val="false"/>
+          <w:bCs w:val="false"/>
+          <w:color w:val="BB2020"/>
+          <w:sz w:val="24"/>
+          <w:szCs w:val="24"/>
+          <w:u w:val="none"/>
+        </w:rPr>
+      </w:pPr>
+      <w:r>
+        <w:rPr>
+          <w:rFonts w:ascii="Arial" w:hAnsi="Arial"/>
+          <w:b w:val="false"/>
+          <w:bCs w:val="false"/>
+          <w:color w:val="BB2020"/>
+          <w:sz w:val="24"/>
+          <w:szCs w:val="24"/>
+          <w:u w:val="none"/>
+        </w:rPr>
+      </w:r>
+    </w:p>
+    <w:p>
+      <w:pPr>
+        <w:pStyle w:val="Normal"/>
+        <w:bidi w:val="0"/>
+        <w:jc w:val="left"/>
+        <w:rPr>
+          <w:rFonts w:ascii="Arial" w:hAnsi="Arial"/>
+          <w:b w:val="false"/>
+          <w:bCs w:val="false"/>
+          <w:color w:val="BB2020"/>
+          <w:sz w:val="24"/>
+          <w:szCs w:val="24"/>
+          <w:u w:val="none"/>
+        </w:rPr>
+      </w:pPr>
+      <w:r>
+        <w:rPr>
+          <w:rFonts w:ascii="Arial" w:hAnsi="Arial"/>
+          <w:b w:val="false"/>
+          <w:bCs w:val="false"/>
+          <w:color w:val="000000"/>
+          <w:sz w:val="24"/>
+          <w:szCs w:val="24"/>
+          <w:u w:val="none"/>
+        </w:rPr>
+        <w:t xml:space="preserve">Now, go back to </w:t>
+      </w:r>
+      <w:r>
+        <w:rPr>
+          <w:rFonts w:ascii="Arial" w:hAnsi="Arial"/>
+          <w:b/>
+          <w:bCs/>
+          <w:color w:val="000000"/>
+          <w:sz w:val="24"/>
+          <w:szCs w:val="24"/>
+          <w:u w:val="none"/>
+        </w:rPr>
+        <w:t>‘1_1.m3l’</w:t>
+      </w:r>
+      <w:r>
+        <w:rPr>
+          <w:rFonts w:ascii="Arial" w:hAnsi="Arial"/>
+          <w:b w:val="false"/>
+          <w:bCs w:val="false"/>
+          <w:color w:val="000000"/>
+          <w:sz w:val="24"/>
+          <w:szCs w:val="24"/>
+          <w:u w:val="none"/>
+        </w:rPr>
+        <w:t xml:space="preserve"> and copy the level sprite data in </w:t>
+      </w:r>
+      <w:r>
+        <w:rPr>
+          <w:rFonts w:ascii="Arial" w:hAnsi="Arial"/>
+          <w:b/>
+          <w:bCs/>
+          <w:color w:val="E41919"/>
+          <w:sz w:val="24"/>
+          <w:szCs w:val="24"/>
+          <w:u w:val="none"/>
+        </w:rPr>
+        <w:t>red</w:t>
+      </w:r>
+      <w:r>
+        <w:rPr>
+          <w:rFonts w:ascii="Arial" w:hAnsi="Arial"/>
+          <w:b w:val="false"/>
+          <w:bCs w:val="false"/>
+          <w:color w:val="000000"/>
+          <w:sz w:val="24"/>
+          <w:szCs w:val="24"/>
+          <w:u w:val="none"/>
+        </w:rPr>
+        <w:t xml:space="preserve"> &amp; completely replace the corresponding data in </w:t>
+      </w:r>
+      <w:r>
+        <w:rPr>
+          <w:rFonts w:ascii="Arial" w:hAnsi="Arial"/>
+          <w:b/>
+          <w:bCs/>
+          <w:color w:val="000000"/>
+          <w:sz w:val="24"/>
+          <w:szCs w:val="24"/>
+          <w:u w:val="none"/>
+        </w:rPr>
+        <w:t>‘1-1_Sprite_Main.bin‘</w:t>
+      </w:r>
+      <w:r>
+        <w:rPr>
+          <w:rFonts w:ascii="Arial" w:hAnsi="Arial"/>
+          <w:b w:val="false"/>
+          <w:bCs w:val="false"/>
+          <w:color w:val="000000"/>
+          <w:sz w:val="24"/>
+          <w:szCs w:val="24"/>
+          <w:u w:val="none"/>
+        </w:rPr>
+        <w:t xml:space="preserve"> with it. Your new data should look like the image down below, also highlighted in </w:t>
+      </w:r>
+      <w:r>
+        <w:rPr>
+          <w:rFonts w:ascii="Arial" w:hAnsi="Arial"/>
+          <w:b/>
+          <w:bCs/>
+          <w:color w:val="E41919"/>
+          <w:sz w:val="24"/>
+          <w:szCs w:val="24"/>
+          <w:u w:val="none"/>
+        </w:rPr>
+        <w:t>red</w:t>
+      </w:r>
+      <w:r>
+        <w:rPr>
+          <w:rFonts w:ascii="Arial" w:hAnsi="Arial"/>
+          <w:b w:val="false"/>
+          <w:bCs w:val="false"/>
+          <w:color w:val="000000"/>
+          <w:sz w:val="24"/>
+          <w:szCs w:val="24"/>
+          <w:u w:val="none"/>
+        </w:rPr>
+        <w:t>.</w:t>
+      </w:r>
+    </w:p>
+    <w:p>
+      <w:pPr>
+        <w:pStyle w:val="Normal"/>
+        <w:bidi w:val="0"/>
+        <w:jc w:val="left"/>
+        <w:rPr>
+          <w:rFonts w:ascii="Arial" w:hAnsi="Arial"/>
+          <w:b w:val="false"/>
+          <w:bCs w:val="false"/>
+          <w:color w:val="BB2020"/>
+          <w:sz w:val="24"/>
+          <w:szCs w:val="24"/>
+          <w:u w:val="none"/>
+        </w:rPr>
+      </w:pPr>
+      <w:r>
+        <w:rPr>
+          <w:rFonts w:ascii="Arial" w:hAnsi="Arial"/>
+          <w:b w:val="false"/>
+          <w:bCs w:val="false"/>
+          <w:color w:val="BB2020"/>
+          <w:sz w:val="24"/>
+          <w:szCs w:val="24"/>
+          <w:u w:val="none"/>
+        </w:rPr>
+        <w:drawing>
+          <wp:anchor distT="0" distB="0" distL="0" distR="0" simplePos="0" relativeHeight="14" behindDoc="0" locked="0" layoutInCell="0" allowOverlap="1">
+            <wp:simplePos x="0" y="0"/>
+            <wp:positionH relativeFrom="column">
+              <wp:align>center</wp:align>
+            </wp:positionH>
+            <wp:positionV relativeFrom="paragraph">
+              <wp:posOffset>64135</wp:posOffset>
+            </wp:positionV>
+            <wp:extent cx="5742305" cy="4773295"/>
+            <wp:effectExtent l="0" t="0" r="0" b="0"/>
+            <wp:wrapSquare wrapText="largest"/>
+            <wp:docPr id="13" name="Image13"/>
+            <wp:cNvGraphicFramePr>
+              <a:graphicFrameLocks xmlns:a="http://schemas.openxmlformats.org/drawingml/2006/main" noChangeAspect="1"/>
+            </wp:cNvGraphicFramePr>
+            <a:graphic xmlns:a="http://schemas.openxmlformats.org/drawingml/2006/main">
+              <a:graphicData uri="http://schemas.openxmlformats.org/drawingml/2006/picture">
+                <pic:pic xmlns:pic="http://schemas.openxmlformats.org/drawingml/2006/picture">
+                  <pic:nvPicPr>
+                    <pic:cNvPr id="13" name="Image13"/>
+                    <pic:cNvPicPr>
+                      <a:picLocks noChangeAspect="1" noChangeArrowheads="1"/>
+                    </pic:cNvPicPr>
+                  </pic:nvPicPr>
+                  <pic:blipFill>
+                    <a:blip r:embed="rId21"/>
+                    <a:srcRect l="4969" t="4983" r="4969" b="9967"/>
+                    <a:stretch>
+                      <a:fillRect/>
+                    </a:stretch>
+                  </pic:blipFill>
+                  <pic:spPr bwMode="auto">
+                    <a:xfrm>
+                      <a:off x="0" y="0"/>
+                      <a:ext cx="5742305" cy="4773295"/>
+                    </a:xfrm>
+                    <a:prstGeom prst="rect">
+                      <a:avLst/>
+                    </a:prstGeom>
+                    <a:noFill/>
+                  </pic:spPr>
+                </pic:pic>
+              </a:graphicData>
+            </a:graphic>
+          </wp:anchor>
+        </w:drawing>
+      </w:r>
+    </w:p>
+    <w:p>
+      <w:pPr>
+        <w:pStyle w:val="Normal"/>
+        <w:bidi w:val="0"/>
+        <w:jc w:val="left"/>
+        <w:rPr>
+          <w:rFonts w:ascii="Arial" w:hAnsi="Arial"/>
+          <w:b w:val="false"/>
+          <w:bCs w:val="false"/>
+          <w:color w:val="BB2020"/>
+          <w:sz w:val="24"/>
+          <w:szCs w:val="24"/>
+          <w:u w:val="none"/>
+        </w:rPr>
+      </w:pPr>
+      <w:r>
+        <w:rPr>
+          <w:rFonts w:ascii="Arial" w:hAnsi="Arial"/>
+          <w:b w:val="false"/>
+          <w:bCs w:val="false"/>
+          <w:color w:val="BB2020"/>
+          <w:sz w:val="24"/>
+          <w:szCs w:val="24"/>
+          <w:u w:val="none"/>
+        </w:rPr>
+      </w:r>
+    </w:p>
+    <w:p>
+      <w:pPr>
+        <w:pStyle w:val="Normal"/>
+        <w:bidi w:val="0"/>
+        <w:jc w:val="left"/>
+        <w:rPr>
+          <w:rFonts w:ascii="Arial" w:hAnsi="Arial"/>
+          <w:b w:val="false"/>
+          <w:bCs w:val="false"/>
+          <w:color w:val="BB2020"/>
+          <w:sz w:val="24"/>
+          <w:szCs w:val="24"/>
+          <w:u w:val="none"/>
+        </w:rPr>
+      </w:pPr>
+      <w:r>
+        <w:rPr>
+          <w:rFonts w:ascii="Arial" w:hAnsi="Arial"/>
+          <w:b w:val="false"/>
+          <w:bCs w:val="false"/>
+          <w:color w:val="BB2020"/>
+          <w:sz w:val="24"/>
+          <w:szCs w:val="24"/>
+          <w:u w:val="none"/>
+        </w:rPr>
+      </w:r>
+    </w:p>
+    <w:p>
+      <w:pPr>
+        <w:pStyle w:val="Normal"/>
+        <w:bidi w:val="0"/>
+        <w:jc w:val="left"/>
+        <w:rPr>
+          <w:rFonts w:ascii="Arial" w:hAnsi="Arial"/>
+          <w:b w:val="false"/>
+          <w:bCs w:val="false"/>
+          <w:color w:val="BB2020"/>
+          <w:sz w:val="24"/>
+          <w:szCs w:val="24"/>
+          <w:u w:val="none"/>
+        </w:rPr>
+      </w:pPr>
+      <w:r>
+        <w:rPr>
+          <w:rFonts w:ascii="Arial" w:hAnsi="Arial"/>
+          <w:b w:val="false"/>
+          <w:bCs w:val="false"/>
+          <w:color w:val="BB2020"/>
+          <w:sz w:val="24"/>
+          <w:szCs w:val="24"/>
+          <w:u w:val="none"/>
+        </w:rPr>
+      </w:r>
+    </w:p>
+    <w:p>
+      <w:pPr>
+        <w:pStyle w:val="Normal"/>
+        <w:bidi w:val="0"/>
+        <w:jc w:val="left"/>
+        <w:rPr>
+          <w:rFonts w:ascii="Arial" w:hAnsi="Arial"/>
+          <w:b w:val="false"/>
+          <w:bCs w:val="false"/>
+          <w:color w:val="BB2020"/>
+          <w:sz w:val="24"/>
+          <w:szCs w:val="24"/>
+          <w:u w:val="none"/>
+        </w:rPr>
+      </w:pPr>
+      <w:r>
+        <w:rPr>
+          <w:rFonts w:ascii="Arial" w:hAnsi="Arial"/>
+          <w:b w:val="false"/>
+          <w:bCs w:val="false"/>
+          <w:color w:val="BB2020"/>
+          <w:sz w:val="24"/>
+          <w:szCs w:val="24"/>
+          <w:u w:val="none"/>
+        </w:rPr>
+      </w:r>
+    </w:p>
+    <w:p>
+      <w:pPr>
+        <w:pStyle w:val="Normal"/>
+        <w:bidi w:val="0"/>
+        <w:jc w:val="left"/>
+        <w:rPr>
+          <w:rFonts w:ascii="Arial" w:hAnsi="Arial"/>
+          <w:b w:val="false"/>
+          <w:bCs w:val="false"/>
+          <w:color w:val="BB2020"/>
+          <w:sz w:val="24"/>
+          <w:szCs w:val="24"/>
+          <w:u w:val="none"/>
+        </w:rPr>
+      </w:pPr>
+      <w:r>
+        <w:rPr>
+          <w:rFonts w:ascii="Arial" w:hAnsi="Arial"/>
+          <w:b w:val="false"/>
+          <w:bCs w:val="false"/>
+          <w:color w:val="BB2020"/>
+          <w:sz w:val="24"/>
+          <w:szCs w:val="24"/>
+          <w:u w:val="none"/>
+        </w:rPr>
+      </w:r>
+    </w:p>
+    <w:p>
+      <w:pPr>
+        <w:pStyle w:val="Normal"/>
+        <w:bidi w:val="0"/>
+        <w:jc w:val="left"/>
+        <w:rPr>
+          <w:rFonts w:ascii="Arial" w:hAnsi="Arial"/>
+          <w:b w:val="false"/>
+          <w:bCs w:val="false"/>
+          <w:color w:val="BB2020"/>
+          <w:sz w:val="24"/>
+          <w:szCs w:val="24"/>
+          <w:u w:val="none"/>
+        </w:rPr>
+      </w:pPr>
+      <w:r>
+        <w:rPr>
+          <w:rFonts w:ascii="Arial" w:hAnsi="Arial"/>
+          <w:b w:val="false"/>
+          <w:bCs w:val="false"/>
+          <w:color w:val="BB2020"/>
+          <w:sz w:val="24"/>
+          <w:szCs w:val="24"/>
+          <w:u w:val="none"/>
+        </w:rPr>
+      </w:r>
+    </w:p>
+    <w:p>
+      <w:pPr>
+        <w:pStyle w:val="Normal"/>
+        <w:bidi w:val="0"/>
+        <w:jc w:val="left"/>
+        <w:rPr>
+          <w:rFonts w:ascii="Arial" w:hAnsi="Arial"/>
+          <w:b w:val="false"/>
+          <w:bCs w:val="false"/>
+          <w:color w:val="BB2020"/>
+          <w:sz w:val="24"/>
+          <w:szCs w:val="24"/>
+          <w:u w:val="none"/>
+        </w:rPr>
+      </w:pPr>
+      <w:r>
+        <w:rPr>
+          <w:rFonts w:ascii="Arial" w:hAnsi="Arial"/>
+          <w:b w:val="false"/>
+          <w:bCs w:val="false"/>
+          <w:color w:val="BB2020"/>
+          <w:sz w:val="24"/>
+          <w:szCs w:val="24"/>
+          <w:u w:val="none"/>
+        </w:rPr>
+      </w:r>
+    </w:p>
+    <w:p>
+      <w:pPr>
+        <w:pStyle w:val="Normal"/>
+        <w:bidi w:val="0"/>
+        <w:jc w:val="left"/>
+        <w:rPr>
+          <w:rFonts w:ascii="Arial" w:hAnsi="Arial"/>
+          <w:b w:val="false"/>
+          <w:bCs w:val="false"/>
+          <w:color w:val="BB2020"/>
+          <w:sz w:val="24"/>
+          <w:szCs w:val="24"/>
+          <w:u w:val="none"/>
+        </w:rPr>
+      </w:pPr>
+      <w:r>
+        <w:rPr>
+          <w:rFonts w:ascii="Arial" w:hAnsi="Arial"/>
+          <w:b w:val="false"/>
+          <w:bCs w:val="false"/>
+          <w:color w:val="BB2020"/>
+          <w:sz w:val="24"/>
+          <w:szCs w:val="24"/>
+          <w:u w:val="none"/>
+        </w:rPr>
+      </w:r>
+    </w:p>
+    <w:p>
+      <w:pPr>
+        <w:pStyle w:val="Normal"/>
+        <w:bidi w:val="0"/>
+        <w:jc w:val="left"/>
+        <w:rPr>
+          <w:rFonts w:ascii="Arial" w:hAnsi="Arial"/>
+          <w:b w:val="false"/>
+          <w:bCs w:val="false"/>
+          <w:color w:val="BB2020"/>
+          <w:sz w:val="24"/>
+          <w:szCs w:val="24"/>
+          <w:u w:val="none"/>
+        </w:rPr>
+      </w:pPr>
+      <w:r>
+        <w:rPr>
+          <w:rFonts w:ascii="Arial" w:hAnsi="Arial"/>
+          <w:b w:val="false"/>
+          <w:bCs w:val="false"/>
+          <w:color w:val="BB2020"/>
+          <w:sz w:val="24"/>
+          <w:szCs w:val="24"/>
+          <w:u w:val="none"/>
+        </w:rPr>
+      </w:r>
+    </w:p>
+    <w:p>
+      <w:pPr>
+        <w:pStyle w:val="Normal"/>
+        <w:bidi w:val="0"/>
+        <w:jc w:val="left"/>
+        <w:rPr>
+          <w:rFonts w:ascii="Arial" w:hAnsi="Arial"/>
+          <w:b w:val="false"/>
+          <w:bCs w:val="false"/>
+          <w:color w:val="BB2020"/>
+          <w:sz w:val="24"/>
+          <w:szCs w:val="24"/>
+          <w:u w:val="none"/>
+        </w:rPr>
+      </w:pPr>
+      <w:r>
+        <w:rPr>
+          <w:rFonts w:ascii="Arial" w:hAnsi="Arial"/>
+          <w:b w:val="false"/>
+          <w:bCs w:val="false"/>
+          <w:color w:val="BB2020"/>
+          <w:sz w:val="24"/>
+          <w:szCs w:val="24"/>
+          <w:u w:val="none"/>
+        </w:rPr>
+      </w:r>
+    </w:p>
+    <w:p>
+      <w:pPr>
+        <w:pStyle w:val="Normal"/>
+        <w:bidi w:val="0"/>
+        <w:jc w:val="left"/>
+        <w:rPr>
+          <w:rFonts w:ascii="Arial" w:hAnsi="Arial"/>
+          <w:b w:val="false"/>
+          <w:bCs w:val="false"/>
+          <w:color w:val="BB2020"/>
+          <w:sz w:val="24"/>
+          <w:szCs w:val="24"/>
+          <w:u w:val="none"/>
+        </w:rPr>
+      </w:pPr>
+      <w:r>
+        <w:rPr>
+          <w:rFonts w:ascii="Arial" w:hAnsi="Arial"/>
+          <w:b w:val="false"/>
+          <w:bCs w:val="false"/>
+          <w:color w:val="BB2020"/>
+          <w:sz w:val="24"/>
+          <w:szCs w:val="24"/>
+          <w:u w:val="none"/>
+        </w:rPr>
+      </w:r>
+    </w:p>
+    <w:p>
+      <w:pPr>
+        <w:pStyle w:val="Normal"/>
+        <w:bidi w:val="0"/>
+        <w:jc w:val="left"/>
+        <w:rPr>
+          <w:rFonts w:ascii="Arial" w:hAnsi="Arial"/>
+          <w:b w:val="false"/>
+          <w:bCs w:val="false"/>
+          <w:color w:val="BB2020"/>
+          <w:sz w:val="24"/>
+          <w:szCs w:val="24"/>
+          <w:u w:val="none"/>
+        </w:rPr>
+      </w:pPr>
+      <w:r>
+        <w:rPr>
+          <w:rFonts w:ascii="Arial" w:hAnsi="Arial"/>
+          <w:b w:val="false"/>
+          <w:bCs w:val="false"/>
+          <w:color w:val="BB2020"/>
+          <w:sz w:val="24"/>
+          <w:szCs w:val="24"/>
+          <w:u w:val="none"/>
+        </w:rPr>
+      </w:r>
+    </w:p>
+    <w:p>
+      <w:pPr>
+        <w:pStyle w:val="Normal"/>
+        <w:bidi w:val="0"/>
+        <w:jc w:val="left"/>
+        <w:rPr>
+          <w:rFonts w:ascii="Arial" w:hAnsi="Arial"/>
+          <w:b w:val="false"/>
+          <w:bCs w:val="false"/>
+          <w:color w:val="BB2020"/>
+          <w:sz w:val="24"/>
+          <w:szCs w:val="24"/>
+          <w:u w:val="none"/>
+        </w:rPr>
+      </w:pPr>
+      <w:r>
+        <w:rPr>
+          <w:rFonts w:ascii="Arial" w:hAnsi="Arial"/>
+          <w:b w:val="false"/>
+          <w:bCs w:val="false"/>
+          <w:color w:val="BB2020"/>
+          <w:sz w:val="24"/>
+          <w:szCs w:val="24"/>
+          <w:u w:val="none"/>
+        </w:rPr>
+      </w:r>
+    </w:p>
+    <w:p>
+      <w:pPr>
+        <w:pStyle w:val="Normal"/>
+        <w:bidi w:val="0"/>
+        <w:jc w:val="left"/>
+        <w:rPr>
+          <w:rFonts w:ascii="Arial" w:hAnsi="Arial"/>
+          <w:b w:val="false"/>
+          <w:bCs w:val="false"/>
+          <w:color w:val="BB2020"/>
+          <w:sz w:val="24"/>
+          <w:szCs w:val="24"/>
+          <w:u w:val="none"/>
+        </w:rPr>
+      </w:pPr>
+      <w:r>
+        <w:rPr>
+          <w:rFonts w:ascii="Arial" w:hAnsi="Arial"/>
+          <w:b w:val="false"/>
+          <w:bCs w:val="false"/>
+          <w:color w:val="BB2020"/>
+          <w:sz w:val="24"/>
+          <w:szCs w:val="24"/>
+          <w:u w:val="none"/>
+        </w:rPr>
+      </w:r>
+    </w:p>
+    <w:p>
+      <w:pPr>
+        <w:pStyle w:val="Normal"/>
+        <w:bidi w:val="0"/>
+        <w:jc w:val="left"/>
+        <w:rPr>
+          <w:rFonts w:ascii="Arial" w:hAnsi="Arial"/>
+          <w:b w:val="false"/>
+          <w:bCs w:val="false"/>
+          <w:color w:val="BB2020"/>
+          <w:sz w:val="24"/>
+          <w:szCs w:val="24"/>
+          <w:u w:val="none"/>
+        </w:rPr>
+      </w:pPr>
+      <w:r>
+        <w:rPr>
+          <w:rFonts w:ascii="Arial" w:hAnsi="Arial"/>
+          <w:b w:val="false"/>
+          <w:bCs w:val="false"/>
+          <w:color w:val="BB2020"/>
+          <w:sz w:val="24"/>
+          <w:szCs w:val="24"/>
+          <w:u w:val="none"/>
+        </w:rPr>
+      </w:r>
+    </w:p>
+    <w:p>
+      <w:pPr>
+        <w:pStyle w:val="Normal"/>
+        <w:bidi w:val="0"/>
+        <w:jc w:val="left"/>
+        <w:rPr>
+          <w:rFonts w:ascii="Arial" w:hAnsi="Arial"/>
+          <w:b w:val="false"/>
+          <w:bCs w:val="false"/>
+          <w:color w:val="BB2020"/>
+          <w:sz w:val="24"/>
+          <w:szCs w:val="24"/>
+          <w:u w:val="none"/>
+        </w:rPr>
+      </w:pPr>
+      <w:r>
+        <w:rPr>
+          <w:rFonts w:ascii="Arial" w:hAnsi="Arial"/>
+          <w:b w:val="false"/>
+          <w:bCs w:val="false"/>
+          <w:color w:val="BB2020"/>
+          <w:sz w:val="24"/>
+          <w:szCs w:val="24"/>
+          <w:u w:val="none"/>
+        </w:rPr>
+      </w:r>
+    </w:p>
+    <w:p>
+      <w:pPr>
+        <w:pStyle w:val="Normal"/>
+        <w:bidi w:val="0"/>
+        <w:jc w:val="left"/>
+        <w:rPr>
+          <w:rFonts w:ascii="Arial" w:hAnsi="Arial"/>
+          <w:b w:val="false"/>
+          <w:bCs w:val="false"/>
+          <w:color w:val="BB2020"/>
+          <w:sz w:val="24"/>
+          <w:szCs w:val="24"/>
+          <w:u w:val="none"/>
+        </w:rPr>
+      </w:pPr>
+      <w:r>
+        <w:rPr>
+          <w:rFonts w:ascii="Arial" w:hAnsi="Arial"/>
+          <w:b w:val="false"/>
+          <w:bCs w:val="false"/>
+          <w:color w:val="BB2020"/>
+          <w:sz w:val="24"/>
+          <w:szCs w:val="24"/>
+          <w:u w:val="none"/>
+        </w:rPr>
+      </w:r>
+    </w:p>
+    <w:p>
+      <w:pPr>
+        <w:pStyle w:val="Normal"/>
+        <w:bidi w:val="0"/>
+        <w:jc w:val="left"/>
+        <w:rPr>
+          <w:rFonts w:ascii="Arial" w:hAnsi="Arial"/>
+          <w:b w:val="false"/>
+          <w:bCs w:val="false"/>
+          <w:color w:val="BB2020"/>
+          <w:sz w:val="24"/>
+          <w:szCs w:val="24"/>
+          <w:u w:val="none"/>
+        </w:rPr>
+      </w:pPr>
+      <w:r>
+        <w:rPr>
+          <w:rFonts w:ascii="Arial" w:hAnsi="Arial"/>
+          <w:b w:val="false"/>
+          <w:bCs w:val="false"/>
+          <w:color w:val="BB2020"/>
+          <w:sz w:val="24"/>
+          <w:szCs w:val="24"/>
+          <w:u w:val="none"/>
+        </w:rPr>
+      </w:r>
+    </w:p>
+    <w:p>
+      <w:pPr>
+        <w:pStyle w:val="Normal"/>
+        <w:bidi w:val="0"/>
+        <w:jc w:val="left"/>
+        <w:rPr>
+          <w:rFonts w:ascii="Arial" w:hAnsi="Arial"/>
+          <w:b w:val="false"/>
+          <w:bCs w:val="false"/>
+          <w:color w:val="BB2020"/>
+          <w:sz w:val="24"/>
+          <w:szCs w:val="24"/>
+          <w:u w:val="none"/>
+        </w:rPr>
+      </w:pPr>
+      <w:r>
+        <w:rPr>
+          <w:rFonts w:ascii="Arial" w:hAnsi="Arial"/>
+          <w:b w:val="false"/>
+          <w:bCs w:val="false"/>
+          <w:color w:val="BB2020"/>
+          <w:sz w:val="24"/>
+          <w:szCs w:val="24"/>
+          <w:u w:val="none"/>
+        </w:rPr>
+      </w:r>
+    </w:p>
+    <w:p>
+      <w:pPr>
+        <w:pStyle w:val="Normal"/>
+        <w:bidi w:val="0"/>
+        <w:jc w:val="left"/>
+        <w:rPr>
+          <w:rFonts w:ascii="Arial" w:hAnsi="Arial"/>
+          <w:b w:val="false"/>
+          <w:bCs w:val="false"/>
+          <w:color w:val="BB2020"/>
+          <w:sz w:val="24"/>
+          <w:szCs w:val="24"/>
+          <w:u w:val="none"/>
+        </w:rPr>
+      </w:pPr>
+      <w:r>
+        <w:rPr>
+          <w:rFonts w:ascii="Arial" w:hAnsi="Arial"/>
+          <w:b w:val="false"/>
+          <w:bCs w:val="false"/>
+          <w:color w:val="BB2020"/>
+          <w:sz w:val="24"/>
+          <w:szCs w:val="24"/>
+          <w:u w:val="none"/>
+        </w:rPr>
+      </w:r>
+    </w:p>
+    <w:p>
+      <w:pPr>
+        <w:pStyle w:val="Normal"/>
+        <w:bidi w:val="0"/>
+        <w:jc w:val="left"/>
+        <w:rPr>
+          <w:rFonts w:ascii="Arial" w:hAnsi="Arial"/>
+          <w:b w:val="false"/>
+          <w:bCs w:val="false"/>
+          <w:color w:val="BB2020"/>
+          <w:sz w:val="24"/>
+          <w:szCs w:val="24"/>
+          <w:u w:val="none"/>
+        </w:rPr>
+      </w:pPr>
+      <w:r>
+        <w:rPr>
+          <w:rFonts w:ascii="Arial" w:hAnsi="Arial"/>
+          <w:b w:val="false"/>
+          <w:bCs w:val="false"/>
+          <w:color w:val="BB2020"/>
+          <w:sz w:val="24"/>
+          <w:szCs w:val="24"/>
+          <w:u w:val="none"/>
+        </w:rPr>
+      </w:r>
+    </w:p>
+    <w:p>
+      <w:pPr>
+        <w:pStyle w:val="Normal"/>
+        <w:bidi w:val="0"/>
+        <w:jc w:val="left"/>
+        <w:rPr>
+          <w:rFonts w:ascii="Arial" w:hAnsi="Arial"/>
+          <w:b w:val="false"/>
+          <w:bCs w:val="false"/>
+          <w:color w:val="BB2020"/>
+          <w:sz w:val="24"/>
+          <w:szCs w:val="24"/>
+          <w:u w:val="none"/>
+        </w:rPr>
+      </w:pPr>
+      <w:r>
+        <w:rPr>
+          <w:rFonts w:ascii="Arial" w:hAnsi="Arial"/>
+          <w:b w:val="false"/>
+          <w:bCs w:val="false"/>
+          <w:color w:val="BB2020"/>
+          <w:sz w:val="24"/>
+          <w:szCs w:val="24"/>
+          <w:u w:val="none"/>
+        </w:rPr>
+      </w:r>
+    </w:p>
+    <w:p>
+      <w:pPr>
+        <w:pStyle w:val="Normal"/>
+        <w:bidi w:val="0"/>
+        <w:jc w:val="left"/>
+        <w:rPr>
+          <w:rFonts w:ascii="Arial" w:hAnsi="Arial"/>
+          <w:b w:val="false"/>
+          <w:bCs w:val="false"/>
+          <w:color w:val="BB2020"/>
+          <w:sz w:val="24"/>
+          <w:szCs w:val="24"/>
+          <w:u w:val="none"/>
+        </w:rPr>
+      </w:pPr>
+      <w:r>
+        <w:rPr>
+          <w:rFonts w:ascii="Arial" w:hAnsi="Arial"/>
+          <w:b w:val="false"/>
+          <w:bCs w:val="false"/>
+          <w:color w:val="BB2020"/>
+          <w:sz w:val="24"/>
+          <w:szCs w:val="24"/>
+          <w:u w:val="none"/>
+        </w:rPr>
+      </w:r>
+    </w:p>
+    <w:p>
+      <w:pPr>
+        <w:pStyle w:val="Normal"/>
+        <w:bidi w:val="0"/>
+        <w:jc w:val="left"/>
+        <w:rPr>
+          <w:rFonts w:ascii="Arial" w:hAnsi="Arial"/>
+          <w:b w:val="false"/>
+          <w:bCs w:val="false"/>
+          <w:color w:val="BB2020"/>
+          <w:sz w:val="24"/>
+          <w:szCs w:val="24"/>
+          <w:u w:val="none"/>
+        </w:rPr>
+      </w:pPr>
+      <w:r>
+        <w:rPr>
+          <w:rFonts w:ascii="Arial" w:hAnsi="Arial"/>
+          <w:b w:val="false"/>
+          <w:bCs w:val="false"/>
+          <w:color w:val="BB2020"/>
+          <w:sz w:val="24"/>
+          <w:szCs w:val="24"/>
+          <w:u w:val="none"/>
+        </w:rPr>
+      </w:r>
+    </w:p>
+    <w:p>
+      <w:pPr>
+        <w:pStyle w:val="Normal"/>
+        <w:bidi w:val="0"/>
+        <w:jc w:val="left"/>
+        <w:rPr>
+          <w:rFonts w:ascii="Arial" w:hAnsi="Arial"/>
+          <w:b w:val="false"/>
+          <w:bCs w:val="false"/>
+          <w:color w:val="BB2020"/>
+          <w:sz w:val="24"/>
+          <w:szCs w:val="24"/>
+          <w:u w:val="none"/>
+        </w:rPr>
+      </w:pPr>
+      <w:r>
+        <w:rPr>
+          <w:rFonts w:ascii="Arial" w:hAnsi="Arial"/>
+          <w:b w:val="false"/>
+          <w:bCs w:val="false"/>
+          <w:color w:val="BB2020"/>
+          <w:sz w:val="24"/>
+          <w:szCs w:val="24"/>
+          <w:u w:val="none"/>
+        </w:rPr>
+      </w:r>
+    </w:p>
+    <w:p>
+      <w:pPr>
+        <w:pStyle w:val="Normal"/>
+        <w:bidi w:val="0"/>
+        <w:jc w:val="left"/>
+        <w:rPr>
+          <w:rFonts w:ascii="Arial" w:hAnsi="Arial"/>
+          <w:b w:val="false"/>
+          <w:bCs w:val="false"/>
+          <w:color w:val="BB2020"/>
+          <w:sz w:val="24"/>
+          <w:szCs w:val="24"/>
+          <w:u w:val="none"/>
+        </w:rPr>
+      </w:pPr>
+      <w:r>
+        <w:rPr>
+          <w:rFonts w:ascii="Arial" w:hAnsi="Arial"/>
+          <w:b w:val="false"/>
+          <w:bCs w:val="false"/>
+          <w:color w:val="BB2020"/>
+          <w:sz w:val="24"/>
+          <w:szCs w:val="24"/>
+          <w:u w:val="none"/>
+        </w:rPr>
+      </w:r>
+    </w:p>
+    <w:p>
+      <w:pPr>
+        <w:pStyle w:val="Normal"/>
+        <w:bidi w:val="0"/>
+        <w:jc w:val="left"/>
+        <w:rPr>
+          <w:rFonts w:ascii="Arial" w:hAnsi="Arial"/>
+          <w:b w:val="false"/>
+          <w:bCs w:val="false"/>
+          <w:color w:val="BB2020"/>
+          <w:sz w:val="24"/>
+          <w:szCs w:val="24"/>
+          <w:u w:val="none"/>
+        </w:rPr>
+      </w:pPr>
+      <w:r>
+        <w:rPr>
+          <w:rFonts w:ascii="Arial" w:hAnsi="Arial"/>
+          <w:b w:val="false"/>
+          <w:bCs w:val="false"/>
+          <w:color w:val="BB2020"/>
+          <w:sz w:val="24"/>
+          <w:szCs w:val="24"/>
+          <w:u w:val="none"/>
+        </w:rPr>
+      </w:r>
+    </w:p>
+    <w:p>
+      <w:pPr>
+        <w:pStyle w:val="Normal"/>
+        <w:bidi w:val="0"/>
+        <w:jc w:val="center"/>
+        <w:rPr>
+          <w:rFonts w:ascii="Arial" w:hAnsi="Arial"/>
+          <w:b w:val="false"/>
+          <w:bCs w:val="false"/>
+          <w:i/>
+          <w:iCs/>
+          <w:color w:val="666666"/>
+          <w:sz w:val="24"/>
+          <w:szCs w:val="24"/>
+          <w:u w:val="none"/>
+        </w:rPr>
+      </w:pPr>
+      <w:r>
+        <w:rPr>
+          <w:rFonts w:ascii="Arial" w:hAnsi="Arial"/>
+          <w:b w:val="false"/>
+          <w:bCs w:val="false"/>
+          <w:i/>
+          <w:iCs/>
+          <w:color w:val="666666"/>
+          <w:sz w:val="24"/>
+          <w:szCs w:val="24"/>
+          <w:u w:val="none"/>
+        </w:rPr>
+        <w:t>Our new level sprite data for SMAS SMB3 1-1 in ImHex</w:t>
+      </w:r>
+    </w:p>
+    <w:p>
+      <w:pPr>
+        <w:pStyle w:val="Normal"/>
+        <w:bidi w:val="0"/>
+        <w:jc w:val="center"/>
+        <w:rPr>
+          <w:rFonts w:ascii="Arial" w:hAnsi="Arial"/>
+          <w:b w:val="false"/>
+          <w:bCs w:val="false"/>
+          <w:i/>
+          <w:iCs/>
+          <w:color w:val="666666"/>
+          <w:sz w:val="24"/>
+          <w:szCs w:val="24"/>
+          <w:u w:val="none"/>
+        </w:rPr>
+      </w:pPr>
+      <w:r>
+        <w:rPr>
+          <w:rFonts w:ascii="Arial" w:hAnsi="Arial"/>
+          <w:b w:val="false"/>
+          <w:bCs w:val="false"/>
+          <w:i/>
+          <w:iCs/>
+          <w:color w:val="666666"/>
+          <w:sz w:val="24"/>
+          <w:szCs w:val="24"/>
+          <w:u w:val="none"/>
+        </w:rPr>
+      </w:r>
+    </w:p>
+    <w:p>
+      <w:pPr>
+        <w:pStyle w:val="Normal"/>
+        <w:bidi w:val="0"/>
+        <w:jc w:val="left"/>
+        <w:rPr>
+          <w:rFonts w:ascii="Arial" w:hAnsi="Arial"/>
+          <w:b w:val="false"/>
+          <w:bCs w:val="false"/>
+          <w:i w:val="false"/>
+          <w:iCs w:val="false"/>
+          <w:color w:val="000000"/>
+          <w:sz w:val="24"/>
+          <w:szCs w:val="24"/>
+          <w:u w:val="none"/>
+        </w:rPr>
+      </w:pPr>
+      <w:r>
+        <w:rPr>
+          <w:rFonts w:ascii="Arial" w:hAnsi="Arial"/>
+          <w:b w:val="false"/>
+          <w:bCs w:val="false"/>
+          <w:i w:val="false"/>
+          <w:iCs w:val="false"/>
+          <w:color w:val="000000"/>
+          <w:sz w:val="24"/>
+          <w:szCs w:val="24"/>
+          <w:u w:val="none"/>
+        </w:rPr>
+        <w:t xml:space="preserve">Now, after all of that, </w:t>
+      </w:r>
+      <w:r>
+        <w:rPr>
+          <w:rFonts w:ascii="Arial" w:hAnsi="Arial"/>
+          <w:b/>
+          <w:bCs/>
+          <w:i w:val="false"/>
+          <w:iCs w:val="false"/>
+          <w:color w:val="000000"/>
+          <w:sz w:val="24"/>
+          <w:szCs w:val="24"/>
+          <w:u w:val="none"/>
+        </w:rPr>
+        <w:t>don’t forget to reassemble your ROM!</w:t>
+      </w:r>
+      <w:r>
+        <w:rPr>
+          <w:rFonts w:ascii="Arial" w:hAnsi="Arial"/>
+          <w:b w:val="false"/>
+          <w:bCs w:val="false"/>
+          <w:i w:val="false"/>
+          <w:iCs w:val="false"/>
+          <w:color w:val="000000"/>
+          <w:sz w:val="24"/>
+          <w:szCs w:val="24"/>
+          <w:u w:val="none"/>
+        </w:rPr>
+        <w:t xml:space="preserve"> Afterwards, boot up the game. Your level should now look something like this!</w:t>
+      </w:r>
+      <w:r>
+        <w:drawing>
+          <wp:anchor distT="0" distB="0" distL="0" distR="0" simplePos="0" relativeHeight="15" behindDoc="0" locked="0" layoutInCell="0" allowOverlap="1">
+            <wp:simplePos x="0" y="0"/>
+            <wp:positionH relativeFrom="column">
+              <wp:posOffset>-600075</wp:posOffset>
+            </wp:positionH>
+            <wp:positionV relativeFrom="paragraph">
+              <wp:posOffset>494030</wp:posOffset>
+            </wp:positionV>
+            <wp:extent cx="2441575" cy="2130425"/>
+            <wp:effectExtent l="0" t="0" r="0" b="0"/>
+            <wp:wrapSquare wrapText="largest"/>
+            <wp:docPr id="14" name="Image14"/>
+            <wp:cNvGraphicFramePr>
+              <a:graphicFrameLocks xmlns:a="http://schemas.openxmlformats.org/drawingml/2006/main" noChangeAspect="1"/>
+            </wp:cNvGraphicFramePr>
+            <a:graphic xmlns:a="http://schemas.openxmlformats.org/drawingml/2006/main">
+              <a:graphicData uri="http://schemas.openxmlformats.org/drawingml/2006/picture">
+                <pic:pic xmlns:pic="http://schemas.openxmlformats.org/drawingml/2006/picture">
+                  <pic:nvPicPr>
+                    <pic:cNvPr id="14" name="Image14"/>
+                    <pic:cNvPicPr>
+                      <a:picLocks noChangeAspect="1" noChangeArrowheads="1"/>
+                    </pic:cNvPicPr>
+                  </pic:nvPicPr>
+                  <pic:blipFill>
+                    <a:blip r:embed="rId22"/>
+                    <a:stretch>
+                      <a:fillRect/>
+                    </a:stretch>
+                  </pic:blipFill>
+                  <pic:spPr bwMode="auto">
+                    <a:xfrm>
+                      <a:off x="0" y="0"/>
+                      <a:ext cx="2441575" cy="2130425"/>
+                    </a:xfrm>
+                    <a:prstGeom prst="rect">
+                      <a:avLst/>
+                    </a:prstGeom>
+                    <a:noFill/>
+                  </pic:spPr>
+                </pic:pic>
+              </a:graphicData>
+            </a:graphic>
+          </wp:anchor>
+        </w:drawing>
+        <w:drawing>
+          <wp:anchor distT="0" distB="0" distL="0" distR="0" simplePos="0" relativeHeight="16" behindDoc="0" locked="0" layoutInCell="0" allowOverlap="1">
+            <wp:simplePos x="0" y="0"/>
+            <wp:positionH relativeFrom="column">
+              <wp:align>center</wp:align>
+            </wp:positionH>
+            <wp:positionV relativeFrom="paragraph">
+              <wp:posOffset>494030</wp:posOffset>
+            </wp:positionV>
+            <wp:extent cx="2441575" cy="2130425"/>
+            <wp:effectExtent l="0" t="0" r="0" b="0"/>
+            <wp:wrapSquare wrapText="largest"/>
+            <wp:docPr id="15" name="Image15"/>
+            <wp:cNvGraphicFramePr>
+              <a:graphicFrameLocks xmlns:a="http://schemas.openxmlformats.org/drawingml/2006/main" noChangeAspect="1"/>
+            </wp:cNvGraphicFramePr>
+            <a:graphic xmlns:a="http://schemas.openxmlformats.org/drawingml/2006/main">
+              <a:graphicData uri="http://schemas.openxmlformats.org/drawingml/2006/picture">
+                <pic:pic xmlns:pic="http://schemas.openxmlformats.org/drawingml/2006/picture">
+                  <pic:nvPicPr>
+                    <pic:cNvPr id="15" name="Image15"/>
+                    <pic:cNvPicPr>
+                      <a:picLocks noChangeAspect="1" noChangeArrowheads="1"/>
+                    </pic:cNvPicPr>
+                  </pic:nvPicPr>
+                  <pic:blipFill>
+                    <a:blip r:embed="rId23"/>
+                    <a:stretch>
+                      <a:fillRect/>
+                    </a:stretch>
+                  </pic:blipFill>
+                  <pic:spPr bwMode="auto">
+                    <a:xfrm>
+                      <a:off x="0" y="0"/>
+                      <a:ext cx="2441575" cy="2130425"/>
+                    </a:xfrm>
+                    <a:prstGeom prst="rect">
+                      <a:avLst/>
+                    </a:prstGeom>
+                    <a:noFill/>
+                  </pic:spPr>
+                </pic:pic>
+              </a:graphicData>
+            </a:graphic>
+          </wp:anchor>
+        </w:drawing>
+        <w:drawing>
+          <wp:anchor distT="0" distB="0" distL="0" distR="0" simplePos="0" relativeHeight="17" behindDoc="0" locked="0" layoutInCell="0" allowOverlap="1">
+            <wp:simplePos x="0" y="0"/>
+            <wp:positionH relativeFrom="column">
+              <wp:posOffset>4490085</wp:posOffset>
+            </wp:positionH>
+            <wp:positionV relativeFrom="paragraph">
+              <wp:posOffset>494030</wp:posOffset>
+            </wp:positionV>
+            <wp:extent cx="2441575" cy="2130425"/>
+            <wp:effectExtent l="0" t="0" r="0" b="0"/>
+            <wp:wrapSquare wrapText="largest"/>
+            <wp:docPr id="16" name="Image16"/>
+            <wp:cNvGraphicFramePr>
+              <a:graphicFrameLocks xmlns:a="http://schemas.openxmlformats.org/drawingml/2006/main" noChangeAspect="1"/>
+            </wp:cNvGraphicFramePr>
+            <a:graphic xmlns:a="http://schemas.openxmlformats.org/drawingml/2006/main">
+              <a:graphicData uri="http://schemas.openxmlformats.org/drawingml/2006/picture">
+                <pic:pic xmlns:pic="http://schemas.openxmlformats.org/drawingml/2006/picture">
+                  <pic:nvPicPr>
+                    <pic:cNvPr id="16" name="Image16"/>
+                    <pic:cNvPicPr>
+                      <a:picLocks noChangeAspect="1" noChangeArrowheads="1"/>
+                    </pic:cNvPicPr>
+                  </pic:nvPicPr>
+                  <pic:blipFill>
+                    <a:blip r:embed="rId24"/>
+                    <a:stretch>
+                      <a:fillRect/>
+                    </a:stretch>
+                  </pic:blipFill>
+                  <pic:spPr bwMode="auto">
+                    <a:xfrm>
+                      <a:off x="0" y="0"/>
+                      <a:ext cx="2441575" cy="2130425"/>
+                    </a:xfrm>
+                    <a:prstGeom prst="rect">
+                      <a:avLst/>
+                    </a:prstGeom>
+                    <a:noFill/>
+                  </pic:spPr>
+                </pic:pic>
+              </a:graphicData>
+            </a:graphic>
+          </wp:anchor>
+        </w:drawing>
+      </w:r>
+      <w:r>
+        <w:rPr>
+          <w:rFonts w:ascii="Arial" w:hAnsi="Arial"/>
+          <w:b w:val="false"/>
+          <w:bCs w:val="false"/>
+          <w:i w:val="false"/>
+          <w:iCs w:val="false"/>
+          <w:color w:val="000000"/>
+          <w:sz w:val="24"/>
+          <w:szCs w:val="24"/>
+          <w:u w:val="none"/>
+        </w:rPr>
+        <w:t xml:space="preserve"> Really cool, isn’t it?</w:t>
+      </w:r>
+    </w:p>
+    <w:p>
+      <w:pPr>
+        <w:pStyle w:val="Normal"/>
+        <w:bidi w:val="0"/>
+        <w:jc w:val="left"/>
+        <w:rPr>
+          <w:rFonts w:ascii="Arial" w:hAnsi="Arial"/>
+          <w:b w:val="false"/>
+          <w:bCs w:val="false"/>
+          <w:i w:val="false"/>
+          <w:iCs w:val="false"/>
+          <w:color w:val="000000"/>
+          <w:sz w:val="24"/>
+          <w:szCs w:val="24"/>
+          <w:u w:val="none"/>
+        </w:rPr>
+      </w:pPr>
+      <w:r>
+        <w:rPr>
+          <w:rFonts w:ascii="Arial" w:hAnsi="Arial"/>
+          <w:b w:val="false"/>
+          <w:bCs w:val="false"/>
+          <w:i w:val="false"/>
+          <w:iCs w:val="false"/>
+          <w:color w:val="000000"/>
+          <w:sz w:val="24"/>
+          <w:szCs w:val="24"/>
+          <w:u w:val="none"/>
+        </w:rPr>
+      </w:r>
+    </w:p>
+    <w:p>
+      <w:pPr>
+        <w:pStyle w:val="Normal"/>
+        <w:bidi w:val="0"/>
+        <w:jc w:val="left"/>
+        <w:rPr>
+          <w:rFonts w:ascii="Arial" w:hAnsi="Arial"/>
+          <w:b w:val="false"/>
+          <w:bCs w:val="false"/>
+          <w:i w:val="false"/>
+          <w:iCs w:val="false"/>
+          <w:color w:val="000000"/>
+          <w:sz w:val="24"/>
+          <w:szCs w:val="24"/>
+          <w:u w:val="none"/>
+        </w:rPr>
+      </w:pPr>
+      <w:r>
+        <w:rPr>
+          <w:rFonts w:ascii="Arial" w:hAnsi="Arial"/>
+          <w:b w:val="false"/>
+          <w:bCs w:val="false"/>
+          <w:i w:val="false"/>
+          <w:iCs w:val="false"/>
+          <w:color w:val="000000"/>
+          <w:sz w:val="24"/>
+          <w:szCs w:val="24"/>
+          <w:u w:val="none"/>
+        </w:rPr>
+      </w:r>
+    </w:p>
+    <w:p>
+      <w:pPr>
+        <w:pStyle w:val="Normal"/>
+        <w:bidi w:val="0"/>
+        <w:jc w:val="left"/>
+        <w:rPr>
+          <w:rFonts w:ascii="Arial" w:hAnsi="Arial"/>
+          <w:b w:val="false"/>
+          <w:bCs w:val="false"/>
+          <w:i w:val="false"/>
+          <w:iCs w:val="false"/>
+          <w:color w:val="000000"/>
+          <w:sz w:val="24"/>
+          <w:szCs w:val="24"/>
+          <w:u w:val="none"/>
+        </w:rPr>
+      </w:pPr>
+      <w:r>
+        <w:rPr>
+          <w:rFonts w:ascii="Arial" w:hAnsi="Arial"/>
+          <w:b w:val="false"/>
+          <w:bCs w:val="false"/>
+          <w:i w:val="false"/>
+          <w:iCs w:val="false"/>
+          <w:color w:val="000000"/>
+          <w:sz w:val="24"/>
+          <w:szCs w:val="24"/>
+          <w:u w:val="none"/>
+        </w:rPr>
+      </w:r>
+    </w:p>
+    <w:p>
+      <w:pPr>
+        <w:pStyle w:val="Normal"/>
+        <w:bidi w:val="0"/>
+        <w:jc w:val="left"/>
+        <w:rPr>
+          <w:rFonts w:ascii="Arial" w:hAnsi="Arial"/>
+          <w:b w:val="false"/>
+          <w:bCs w:val="false"/>
+          <w:i w:val="false"/>
+          <w:iCs w:val="false"/>
+          <w:color w:val="000000"/>
+          <w:sz w:val="24"/>
+          <w:szCs w:val="24"/>
+          <w:u w:val="none"/>
+        </w:rPr>
+      </w:pPr>
+      <w:r>
+        <w:rPr>
+          <w:rFonts w:ascii="Arial" w:hAnsi="Arial"/>
+          <w:b w:val="false"/>
+          <w:bCs w:val="false"/>
+          <w:i w:val="false"/>
+          <w:iCs w:val="false"/>
+          <w:color w:val="000000"/>
+          <w:sz w:val="24"/>
+          <w:szCs w:val="24"/>
+          <w:u w:val="none"/>
+        </w:rPr>
+      </w:r>
+    </w:p>
+    <w:p>
+      <w:pPr>
+        <w:pStyle w:val="Normal"/>
+        <w:bidi w:val="0"/>
+        <w:jc w:val="left"/>
+        <w:rPr>
+          <w:rFonts w:ascii="Arial" w:hAnsi="Arial"/>
+          <w:b w:val="false"/>
+          <w:bCs w:val="false"/>
+          <w:i w:val="false"/>
+          <w:iCs w:val="false"/>
+          <w:color w:val="000000"/>
+          <w:sz w:val="24"/>
+          <w:szCs w:val="24"/>
+          <w:u w:val="none"/>
+        </w:rPr>
+      </w:pPr>
+      <w:r>
+        <w:rPr>
+          <w:rFonts w:ascii="Arial" w:hAnsi="Arial"/>
+          <w:b w:val="false"/>
+          <w:bCs w:val="false"/>
+          <w:i w:val="false"/>
+          <w:iCs w:val="false"/>
+          <w:color w:val="000000"/>
+          <w:sz w:val="24"/>
+          <w:szCs w:val="24"/>
+          <w:u w:val="none"/>
+        </w:rPr>
+      </w:r>
+    </w:p>
+    <w:p>
+      <w:pPr>
+        <w:pStyle w:val="Normal"/>
+        <w:bidi w:val="0"/>
+        <w:jc w:val="left"/>
+        <w:rPr>
+          <w:rFonts w:ascii="Arial" w:hAnsi="Arial"/>
+          <w:b w:val="false"/>
+          <w:bCs w:val="false"/>
+          <w:i w:val="false"/>
+          <w:iCs w:val="false"/>
+          <w:color w:val="000000"/>
+          <w:sz w:val="24"/>
+          <w:szCs w:val="24"/>
+          <w:u w:val="none"/>
+        </w:rPr>
+      </w:pPr>
+      <w:r>
+        <w:rPr>
+          <w:rFonts w:ascii="Arial" w:hAnsi="Arial"/>
+          <w:b w:val="false"/>
+          <w:bCs w:val="false"/>
+          <w:i w:val="false"/>
+          <w:iCs w:val="false"/>
+          <w:color w:val="000000"/>
+          <w:sz w:val="24"/>
+          <w:szCs w:val="24"/>
+          <w:u w:val="none"/>
+        </w:rPr>
+      </w:r>
+    </w:p>
+    <w:p>
+      <w:pPr>
+        <w:pStyle w:val="Normal"/>
+        <w:bidi w:val="0"/>
+        <w:jc w:val="left"/>
+        <w:rPr>
+          <w:rFonts w:ascii="Arial" w:hAnsi="Arial"/>
+          <w:b w:val="false"/>
+          <w:bCs w:val="false"/>
+          <w:i w:val="false"/>
+          <w:iCs w:val="false"/>
+          <w:color w:val="000000"/>
+          <w:sz w:val="24"/>
+          <w:szCs w:val="24"/>
+          <w:u w:val="none"/>
+        </w:rPr>
+      </w:pPr>
+      <w:r>
+        <w:rPr>
+          <w:rFonts w:ascii="Arial" w:hAnsi="Arial"/>
+          <w:b w:val="false"/>
+          <w:bCs w:val="false"/>
+          <w:i w:val="false"/>
+          <w:iCs w:val="false"/>
+          <w:color w:val="000000"/>
+          <w:sz w:val="24"/>
+          <w:szCs w:val="24"/>
+          <w:u w:val="none"/>
+        </w:rPr>
+      </w:r>
+    </w:p>
+    <w:p>
+      <w:pPr>
+        <w:pStyle w:val="Normal"/>
+        <w:bidi w:val="0"/>
+        <w:jc w:val="left"/>
+        <w:rPr>
+          <w:rFonts w:ascii="Arial" w:hAnsi="Arial"/>
+          <w:b w:val="false"/>
+          <w:bCs w:val="false"/>
+          <w:i w:val="false"/>
+          <w:iCs w:val="false"/>
+          <w:color w:val="000000"/>
+          <w:sz w:val="24"/>
+          <w:szCs w:val="24"/>
+          <w:u w:val="none"/>
+        </w:rPr>
+      </w:pPr>
+      <w:r>
+        <w:rPr>
+          <w:rFonts w:ascii="Arial" w:hAnsi="Arial"/>
+          <w:b w:val="false"/>
+          <w:bCs w:val="false"/>
+          <w:i w:val="false"/>
+          <w:iCs w:val="false"/>
+          <w:color w:val="000000"/>
+          <w:sz w:val="24"/>
+          <w:szCs w:val="24"/>
+          <w:u w:val="none"/>
+        </w:rPr>
+      </w:r>
+    </w:p>
+    <w:p>
+      <w:pPr>
+        <w:pStyle w:val="Normal"/>
+        <w:bidi w:val="0"/>
+        <w:jc w:val="left"/>
+        <w:rPr>
+          <w:rFonts w:ascii="Arial" w:hAnsi="Arial"/>
+          <w:b w:val="false"/>
+          <w:bCs w:val="false"/>
+          <w:i w:val="false"/>
+          <w:iCs w:val="false"/>
+          <w:color w:val="000000"/>
+          <w:sz w:val="24"/>
+          <w:szCs w:val="24"/>
+          <w:u w:val="none"/>
+        </w:rPr>
+      </w:pPr>
+      <w:r>
+        <w:rPr>
+          <w:rFonts w:ascii="Arial" w:hAnsi="Arial"/>
+          <w:b w:val="false"/>
+          <w:bCs w:val="false"/>
+          <w:i w:val="false"/>
+          <w:iCs w:val="false"/>
+          <w:color w:val="000000"/>
+          <w:sz w:val="24"/>
+          <w:szCs w:val="24"/>
+          <w:u w:val="none"/>
+        </w:rPr>
+      </w:r>
+    </w:p>
+    <w:p>
+      <w:pPr>
+        <w:pStyle w:val="Normal"/>
+        <w:bidi w:val="0"/>
+        <w:jc w:val="left"/>
+        <w:rPr>
+          <w:rFonts w:ascii="Arial" w:hAnsi="Arial"/>
+          <w:b w:val="false"/>
+          <w:bCs w:val="false"/>
+          <w:i w:val="false"/>
+          <w:iCs w:val="false"/>
+          <w:color w:val="000000"/>
+          <w:sz w:val="24"/>
+          <w:szCs w:val="24"/>
+          <w:u w:val="none"/>
+        </w:rPr>
+      </w:pPr>
+      <w:r>
+        <w:rPr>
+          <w:rFonts w:ascii="Arial" w:hAnsi="Arial"/>
+          <w:b w:val="false"/>
+          <w:bCs w:val="false"/>
+          <w:i w:val="false"/>
+          <w:iCs w:val="false"/>
+          <w:color w:val="000000"/>
+          <w:sz w:val="24"/>
+          <w:szCs w:val="24"/>
+          <w:u w:val="none"/>
+        </w:rPr>
+      </w:r>
+    </w:p>
+    <w:p>
+      <w:pPr>
+        <w:pStyle w:val="Normal"/>
+        <w:bidi w:val="0"/>
+        <w:jc w:val="left"/>
+        <w:rPr>
+          <w:rFonts w:ascii="Arial" w:hAnsi="Arial"/>
+          <w:b w:val="false"/>
+          <w:bCs w:val="false"/>
+          <w:i w:val="false"/>
+          <w:iCs w:val="false"/>
+          <w:color w:val="000000"/>
+          <w:sz w:val="24"/>
+          <w:szCs w:val="24"/>
+          <w:u w:val="none"/>
+        </w:rPr>
+      </w:pPr>
+      <w:r>
+        <w:rPr>
+          <w:rFonts w:ascii="Arial" w:hAnsi="Arial"/>
+          <w:b w:val="false"/>
+          <w:bCs w:val="false"/>
+          <w:i w:val="false"/>
+          <w:iCs w:val="false"/>
+          <w:color w:val="000000"/>
+          <w:sz w:val="24"/>
+          <w:szCs w:val="24"/>
+          <w:u w:val="none"/>
+        </w:rPr>
+      </w:r>
+    </w:p>
+    <w:p>
+      <w:pPr>
+        <w:pStyle w:val="Normal"/>
+        <w:bidi w:val="0"/>
+        <w:jc w:val="left"/>
+        <w:rPr>
+          <w:rFonts w:ascii="Arial" w:hAnsi="Arial"/>
+          <w:b w:val="false"/>
+          <w:bCs w:val="false"/>
+          <w:i w:val="false"/>
+          <w:iCs w:val="false"/>
+          <w:color w:val="000000"/>
+          <w:sz w:val="24"/>
+          <w:szCs w:val="24"/>
+          <w:u w:val="none"/>
+        </w:rPr>
+      </w:pPr>
+      <w:r>
+        <w:rPr>
+          <w:rFonts w:ascii="Arial" w:hAnsi="Arial"/>
+          <w:b w:val="false"/>
+          <w:bCs w:val="false"/>
+          <w:i w:val="false"/>
+          <w:iCs w:val="false"/>
+          <w:color w:val="000000"/>
+          <w:sz w:val="24"/>
+          <w:szCs w:val="24"/>
+          <w:u w:val="none"/>
+        </w:rPr>
+      </w:r>
+    </w:p>
+    <w:p>
+      <w:pPr>
+        <w:pStyle w:val="Normal"/>
+        <w:bidi w:val="0"/>
+        <w:jc w:val="left"/>
+        <w:rPr>
+          <w:rFonts w:ascii="Arial" w:hAnsi="Arial"/>
+          <w:b w:val="false"/>
+          <w:bCs w:val="false"/>
+          <w:i w:val="false"/>
+          <w:iCs w:val="false"/>
+          <w:color w:val="000000"/>
+          <w:sz w:val="24"/>
+          <w:szCs w:val="24"/>
+          <w:u w:val="none"/>
+        </w:rPr>
+      </w:pPr>
+      <w:r>
+        <w:rPr>
+          <w:rFonts w:ascii="Arial" w:hAnsi="Arial"/>
+          <w:b w:val="false"/>
+          <w:bCs w:val="false"/>
+          <w:i w:val="false"/>
+          <w:iCs w:val="false"/>
+          <w:color w:val="000000"/>
+          <w:sz w:val="24"/>
+          <w:szCs w:val="24"/>
+          <w:u w:val="none"/>
+        </w:rPr>
+      </w:r>
+    </w:p>
+    <w:p>
+      <w:pPr>
+        <w:pStyle w:val="Normal"/>
+        <w:bidi w:val="0"/>
+        <w:jc w:val="left"/>
+        <w:rPr>
+          <w:rFonts w:ascii="Arial" w:hAnsi="Arial"/>
+          <w:b w:val="false"/>
+          <w:bCs w:val="false"/>
+          <w:i w:val="false"/>
+          <w:iCs w:val="false"/>
+          <w:color w:val="000000"/>
+          <w:sz w:val="24"/>
+          <w:szCs w:val="24"/>
+          <w:u w:val="none"/>
+        </w:rPr>
+      </w:pPr>
+      <w:r>
+        <w:rPr>
+          <w:rFonts w:ascii="Arial" w:hAnsi="Arial"/>
+          <w:b w:val="false"/>
+          <w:bCs w:val="false"/>
+          <w:i w:val="false"/>
+          <w:iCs w:val="false"/>
+          <w:color w:val="000000"/>
+          <w:sz w:val="24"/>
+          <w:szCs w:val="24"/>
+          <w:u w:val="none"/>
+        </w:rPr>
+      </w:r>
+    </w:p>
+    <w:p>
+      <w:pPr>
+        <w:pStyle w:val="Normal"/>
+        <w:bidi w:val="0"/>
+        <w:jc w:val="left"/>
+        <w:rPr>
+          <w:rFonts w:ascii="Arial Black" w:hAnsi="Arial Black"/>
+          <w:b w:val="false"/>
+          <w:bCs w:val="false"/>
+          <w:i w:val="false"/>
+          <w:iCs w:val="false"/>
+          <w:color w:val="000000"/>
+          <w:sz w:val="32"/>
+          <w:szCs w:val="32"/>
+          <w:u w:val="single"/>
+        </w:rPr>
+      </w:pPr>
+      <w:r>
+        <w:rPr>
+          <w:rFonts w:ascii="Arial Black" w:hAnsi="Arial Black"/>
+          <w:b w:val="false"/>
+          <w:bCs w:val="false"/>
+          <w:i w:val="false"/>
+          <w:iCs w:val="false"/>
+          <w:color w:val="000000"/>
+          <w:sz w:val="32"/>
+          <w:szCs w:val="32"/>
+          <w:u w:val="single"/>
+        </w:rPr>
+        <w:t>6. The Level Header</w:t>
+      </w:r>
+    </w:p>
+    <w:p>
+      <w:pPr>
+        <w:pStyle w:val="Normal"/>
+        <w:bidi w:val="0"/>
+        <w:jc w:val="left"/>
+        <w:rPr>
+          <w:rFonts w:ascii="Arial" w:hAnsi="Arial"/>
+          <w:b w:val="false"/>
+          <w:bCs w:val="false"/>
+          <w:i w:val="false"/>
+          <w:iCs w:val="false"/>
+          <w:color w:val="000000"/>
+          <w:sz w:val="24"/>
+          <w:szCs w:val="24"/>
+          <w:u w:val="none"/>
+        </w:rPr>
+      </w:pPr>
+      <w:r>
+        <w:rPr>
+          <w:rFonts w:ascii="Arial" w:hAnsi="Arial"/>
+          <w:b w:val="false"/>
+          <w:bCs w:val="false"/>
+          <w:i w:val="false"/>
+          <w:iCs w:val="false"/>
+          <w:color w:val="000000"/>
+          <w:sz w:val="24"/>
+          <w:szCs w:val="24"/>
+          <w:u w:val="none"/>
+        </w:rPr>
+        <w:t>T</w:t>
+      </w:r>
+      <w:r>
+        <w:rPr>
+          <w:rFonts w:ascii="Arial" w:hAnsi="Arial"/>
+          <w:b w:val="false"/>
+          <w:bCs w:val="false"/>
+          <w:i w:val="false"/>
+          <w:iCs w:val="false"/>
+          <w:color w:val="000000"/>
+          <w:sz w:val="24"/>
+          <w:szCs w:val="24"/>
+          <w:u w:val="none"/>
+        </w:rPr>
+        <w:t>B</w:t>
+      </w:r>
+      <w:r>
+        <w:rPr>
+          <w:rFonts w:ascii="Arial" w:hAnsi="Arial"/>
+          <w:b w:val="false"/>
+          <w:bCs w:val="false"/>
+          <w:i w:val="false"/>
+          <w:iCs w:val="false"/>
+          <w:color w:val="000000"/>
+          <w:sz w:val="24"/>
+          <w:szCs w:val="24"/>
+          <w:u w:val="none"/>
+        </w:rPr>
+        <w:t>C</w:t>
+      </w:r>
+    </w:p>
+    <w:p>
+      <w:pPr>
+        <w:pStyle w:val="Normal"/>
+        <w:bidi w:val="0"/>
+        <w:jc w:val="left"/>
+        <w:rPr>
+          <w:rFonts w:ascii="Arial" w:hAnsi="Arial"/>
+          <w:b w:val="false"/>
+          <w:bCs w:val="false"/>
+          <w:i w:val="false"/>
+          <w:iCs w:val="false"/>
+          <w:color w:val="000000"/>
+          <w:sz w:val="24"/>
+          <w:szCs w:val="24"/>
+          <w:u w:val="none"/>
+        </w:rPr>
+      </w:pPr>
+      <w:r>
+        <w:rPr>
+          <w:rFonts w:ascii="Arial" w:hAnsi="Arial"/>
+          <w:b w:val="false"/>
+          <w:bCs w:val="false"/>
+          <w:i w:val="false"/>
+          <w:iCs w:val="false"/>
+          <w:color w:val="000000"/>
+          <w:sz w:val="24"/>
+          <w:szCs w:val="24"/>
+          <w:u w:val="none"/>
+        </w:rPr>
+      </w:r>
+    </w:p>
+    <w:p>
+      <w:pPr>
+        <w:pStyle w:val="Normal"/>
+        <w:bidi w:val="0"/>
+        <w:jc w:val="left"/>
+        <w:rPr>
+          <w:rFonts w:ascii="Arial Black" w:hAnsi="Arial Black"/>
+          <w:b w:val="false"/>
+          <w:bCs w:val="false"/>
+          <w:i w:val="false"/>
+          <w:iCs w:val="false"/>
+          <w:color w:val="000000"/>
+          <w:sz w:val="32"/>
+          <w:szCs w:val="32"/>
+          <w:u w:val="single"/>
+        </w:rPr>
+      </w:pPr>
+      <w:r>
+        <w:rPr>
+          <w:rFonts w:ascii="Arial Black" w:hAnsi="Arial Black"/>
+          <w:sz w:val="32"/>
+          <w:szCs w:val="32"/>
+          <w:u w:val="single"/>
+        </w:rPr>
+        <w:t>7</w:t>
+      </w:r>
+      <w:r>
+        <w:rPr>
+          <w:rFonts w:ascii="Arial Black" w:hAnsi="Arial Black"/>
+          <w:sz w:val="32"/>
+          <w:szCs w:val="32"/>
+          <w:u w:val="single"/>
+        </w:rPr>
+        <w:t xml:space="preserve">. </w:t>
+      </w:r>
+      <w:r>
+        <w:rPr>
+          <w:rFonts w:ascii="Arial Black" w:hAnsi="Arial Black"/>
+          <w:sz w:val="32"/>
+          <w:szCs w:val="32"/>
+          <w:u w:val="single"/>
+        </w:rPr>
+        <w:t>To Be Continued…</w:t>
+      </w:r>
+    </w:p>
+    <w:p>
+      <w:pPr>
+        <w:pStyle w:val="Normal"/>
+        <w:bidi w:val="0"/>
+        <w:jc w:val="left"/>
+        <w:rPr>
+          <w:rFonts w:ascii="Arial" w:hAnsi="Arial"/>
+          <w:sz w:val="24"/>
+          <w:szCs w:val="24"/>
+          <w:u w:val="single"/>
+        </w:rPr>
+      </w:pPr>
+      <w:r>
+        <w:rPr>
+          <w:rFonts w:ascii="Arial" w:hAnsi="Arial"/>
+          <w:sz w:val="24"/>
+          <w:szCs w:val="24"/>
+          <w:u w:val="single"/>
+        </w:rPr>
+        <w:t>TBC</w:t>
       </w:r>
     </w:p>
     <w:sectPr>
@@ -7246,6 +10996,16 @@
   </w:style>
   <w:style w:type="character" w:styleId="EndnoteCharactersuser">
     <w:name w:val="Endnote Characters (user)"/>
+    <w:qFormat/>
+    <w:rPr/>
+  </w:style>
+  <w:style w:type="character" w:styleId="EndnoteCharacters">
+    <w:name w:val="Endnote Characters"/>
+    <w:qFormat/>
+    <w:rPr/>
+  </w:style>
+  <w:style w:type="character" w:styleId="FootnoteCharacters">
+    <w:name w:val="Footnote Characters"/>
     <w:qFormat/>
     <w:rPr/>
   </w:style>
@@ -7328,6 +11088,28 @@
       <w:sz w:val="20"/>
       <w:szCs w:val="20"/>
     </w:rPr>
+  </w:style>
+  <w:style w:type="paragraph" w:styleId="HeaderandFooter">
+    <w:name w:val="Header and Footer"/>
+    <w:basedOn w:val="Normal"/>
+    <w:qFormat/>
+    <w:pPr>
+      <w:suppressLineNumbers/>
+      <w:tabs>
+        <w:tab w:val="clear" w:pos="709"/>
+        <w:tab w:val="center" w:pos="4986" w:leader="none"/>
+        <w:tab w:val="right" w:pos="9972" w:leader="none"/>
+      </w:tabs>
+    </w:pPr>
+    <w:rPr/>
+  </w:style>
+  <w:style w:type="paragraph" w:styleId="Header">
+    <w:name w:val="header"/>
+    <w:basedOn w:val="HeaderandFooter"/>
+    <w:pPr>
+      <w:suppressLineNumbers/>
+    </w:pPr>
+    <w:rPr/>
   </w:style>
 </w:styles>
 </file>
